--- a/Primer Avance Proyecto.docx
+++ b/Primer Avance Proyecto.docx
@@ -424,7 +424,13 @@
     <w:sdt>
       <w:sdtPr>
         <w:rPr>
-          <w:lang w:val="es-ES"/>
+          <w:rFonts w:asciiTheme="minorHAnsi" w:eastAsiaTheme="minorHAnsi" w:hAnsiTheme="minorHAnsi" w:cstheme="minorBidi"/>
+          <w:color w:val="auto"/>
+          <w:kern w:val="2"/>
+          <w:sz w:val="24"/>
+          <w:szCs w:val="24"/>
+          <w:lang w:val="es-ES" w:eastAsia="en-US"/>
+          <w14:ligatures w14:val="standardContextual"/>
         </w:rPr>
         <w:id w:val="-773012205"/>
         <w:docPartObj>
@@ -434,15 +440,8 @@
       </w:sdtPr>
       <w:sdtEndPr>
         <w:rPr>
-          <w:rFonts w:asciiTheme="minorHAnsi" w:eastAsiaTheme="minorHAnsi" w:hAnsiTheme="minorHAnsi" w:cstheme="minorBidi"/>
-          <w:b/>
-          <w:bCs/>
-          <w:color w:val="auto"/>
-          <w:kern w:val="2"/>
-          <w:sz w:val="24"/>
-          <w:szCs w:val="24"/>
-          <w:lang w:eastAsia="en-US"/>
-          <w14:ligatures w14:val="standardContextual"/>
+          <w:b/>
+          <w:bCs/>
         </w:rPr>
       </w:sdtEndPr>
       <w:sdtContent>
@@ -468,7 +467,9 @@
               <w:tab w:val="right" w:leader="dot" w:pos="8828"/>
             </w:tabs>
             <w:rPr>
+              <w:rFonts w:eastAsiaTheme="minorEastAsia"/>
               <w:noProof/>
+              <w:lang w:eastAsia="es-CO"/>
             </w:rPr>
           </w:pPr>
           <w:r>
@@ -480,11 +481,86 @@
           <w:r>
             <w:fldChar w:fldCharType="separate"/>
           </w:r>
-          <w:hyperlink w:anchor="_Toc239086245" w:history="1">
+          <w:hyperlink w:anchor="_Toc240210458" w:history="1">
             <w:r>
               <w:rPr>
                 <w:rStyle w:val="Hipervnculo"/>
                 <w:rFonts w:ascii="Times New Roman" w:hAnsi="Times New Roman" w:cs="Times New Roman"/>
+                <w:b/>
+                <w:bCs/>
+                <w:noProof/>
+              </w:rPr>
+              <w:t>INTRODUCCIÓN</w:t>
+            </w:r>
+            <w:r>
+              <w:rPr>
+                <w:noProof/>
+                <w:webHidden/>
+              </w:rPr>
+              <w:tab/>
+            </w:r>
+            <w:r>
+              <w:rPr>
+                <w:noProof/>
+                <w:webHidden/>
+              </w:rPr>
+              <w:fldChar w:fldCharType="begin"/>
+            </w:r>
+            <w:r>
+              <w:rPr>
+                <w:noProof/>
+                <w:webHidden/>
+              </w:rPr>
+              <w:instrText xml:space="preserve"> PAGEREF _Toc240210458 \h </w:instrText>
+            </w:r>
+            <w:r>
+              <w:rPr>
+                <w:noProof/>
+                <w:webHidden/>
+              </w:rPr>
+            </w:r>
+            <w:r>
+              <w:rPr>
+                <w:noProof/>
+                <w:webHidden/>
+              </w:rPr>
+              <w:fldChar w:fldCharType="separate"/>
+            </w:r>
+            <w:r>
+              <w:rPr>
+                <w:noProof/>
+                <w:webHidden/>
+              </w:rPr>
+              <w:t>3</w:t>
+            </w:r>
+            <w:r>
+              <w:rPr>
+                <w:noProof/>
+                <w:webHidden/>
+              </w:rPr>
+              <w:fldChar w:fldCharType="end"/>
+            </w:r>
+          </w:hyperlink>
+        </w:p>
+        <w:p>
+          <w:pPr>
+            <w:pStyle w:val="TDC1"/>
+            <w:tabs>
+              <w:tab w:val="right" w:leader="dot" w:pos="8828"/>
+            </w:tabs>
+            <w:rPr>
+              <w:rFonts w:eastAsiaTheme="minorEastAsia"/>
+              <w:noProof/>
+              <w:lang w:eastAsia="es-CO"/>
+            </w:rPr>
+          </w:pPr>
+          <w:hyperlink w:anchor="_Toc240210459" w:history="1">
+            <w:r>
+              <w:rPr>
+                <w:rStyle w:val="Hipervnculo"/>
+                <w:rFonts w:ascii="Times New Roman" w:hAnsi="Times New Roman" w:cs="Times New Roman"/>
+                <w:b/>
+                <w:bCs/>
                 <w:noProof/>
               </w:rPr>
               <w:t>OBJETIVOS</w:t>
@@ -508,7 +584,7 @@
                 <w:noProof/>
                 <w:webHidden/>
               </w:rPr>
-              <w:instrText xml:space="preserve"> PAGEREF _Toc239086245 \h </w:instrText>
+              <w:instrText xml:space="preserve"> PAGEREF _Toc240210459 \h </w:instrText>
             </w:r>
             <w:r>
               <w:rPr>
@@ -546,14 +622,18 @@
               <w:tab w:val="right" w:leader="dot" w:pos="8828"/>
             </w:tabs>
             <w:rPr>
+              <w:rFonts w:eastAsiaTheme="minorEastAsia"/>
               <w:noProof/>
+              <w:lang w:eastAsia="es-CO"/>
             </w:rPr>
           </w:pPr>
-          <w:hyperlink w:anchor="_Toc239086246" w:history="1">
+          <w:hyperlink w:anchor="_Toc240210460" w:history="1">
             <w:r>
               <w:rPr>
                 <w:rStyle w:val="Hipervnculo"/>
                 <w:rFonts w:ascii="Times New Roman" w:hAnsi="Times New Roman" w:cs="Times New Roman"/>
+                <w:b/>
+                <w:bCs/>
                 <w:noProof/>
               </w:rPr>
               <w:t>Objetivo General:</w:t>
@@ -577,7 +657,7 @@
                 <w:noProof/>
                 <w:webHidden/>
               </w:rPr>
-              <w:instrText xml:space="preserve"> PAGEREF _Toc239086246 \h </w:instrText>
+              <w:instrText xml:space="preserve"> PAGEREF _Toc240210460 \h </w:instrText>
             </w:r>
             <w:r>
               <w:rPr>
@@ -615,13 +695,18 @@
               <w:tab w:val="right" w:leader="dot" w:pos="8828"/>
             </w:tabs>
             <w:rPr>
+              <w:rFonts w:eastAsiaTheme="minorEastAsia"/>
               <w:noProof/>
+              <w:lang w:eastAsia="es-CO"/>
             </w:rPr>
           </w:pPr>
-          <w:hyperlink w:anchor="_Toc239086247" w:history="1">
+          <w:hyperlink w:anchor="_Toc240210461" w:history="1">
             <w:r>
               <w:rPr>
                 <w:rStyle w:val="Hipervnculo"/>
+                <w:rFonts w:ascii="Times New Roman" w:hAnsi="Times New Roman" w:cs="Times New Roman"/>
+                <w:b/>
+                <w:bCs/>
                 <w:noProof/>
               </w:rPr>
               <w:t>Objetivos Específicos:</w:t>
@@ -645,7 +730,7 @@
                 <w:noProof/>
                 <w:webHidden/>
               </w:rPr>
-              <w:instrText xml:space="preserve"> PAGEREF _Toc239086247 \h </w:instrText>
+              <w:instrText xml:space="preserve"> PAGEREF _Toc240210461 \h </w:instrText>
             </w:r>
             <w:r>
               <w:rPr>
@@ -666,6 +751,1799 @@
                 <w:webHidden/>
               </w:rPr>
               <w:t>4</w:t>
+            </w:r>
+            <w:r>
+              <w:rPr>
+                <w:noProof/>
+                <w:webHidden/>
+              </w:rPr>
+              <w:fldChar w:fldCharType="end"/>
+            </w:r>
+          </w:hyperlink>
+        </w:p>
+        <w:p>
+          <w:pPr>
+            <w:pStyle w:val="TDC1"/>
+            <w:tabs>
+              <w:tab w:val="right" w:leader="dot" w:pos="8828"/>
+            </w:tabs>
+            <w:rPr>
+              <w:rFonts w:eastAsiaTheme="minorEastAsia"/>
+              <w:noProof/>
+              <w:lang w:eastAsia="es-CO"/>
+            </w:rPr>
+          </w:pPr>
+          <w:hyperlink w:anchor="_Toc240210462" w:history="1">
+            <w:r>
+              <w:rPr>
+                <w:rStyle w:val="Hipervnculo"/>
+                <w:rFonts w:ascii="Times New Roman" w:hAnsi="Times New Roman" w:cs="Times New Roman"/>
+                <w:b/>
+                <w:bCs/>
+                <w:noProof/>
+              </w:rPr>
+              <w:t>METODOLOGÍA</w:t>
+            </w:r>
+            <w:r>
+              <w:rPr>
+                <w:noProof/>
+                <w:webHidden/>
+              </w:rPr>
+              <w:tab/>
+            </w:r>
+            <w:r>
+              <w:rPr>
+                <w:noProof/>
+                <w:webHidden/>
+              </w:rPr>
+              <w:fldChar w:fldCharType="begin"/>
+            </w:r>
+            <w:r>
+              <w:rPr>
+                <w:noProof/>
+                <w:webHidden/>
+              </w:rPr>
+              <w:instrText xml:space="preserve"> PAGEREF _Toc240210462 \h </w:instrText>
+            </w:r>
+            <w:r>
+              <w:rPr>
+                <w:noProof/>
+                <w:webHidden/>
+              </w:rPr>
+            </w:r>
+            <w:r>
+              <w:rPr>
+                <w:noProof/>
+                <w:webHidden/>
+              </w:rPr>
+              <w:fldChar w:fldCharType="separate"/>
+            </w:r>
+            <w:r>
+              <w:rPr>
+                <w:noProof/>
+                <w:webHidden/>
+              </w:rPr>
+              <w:t>5</w:t>
+            </w:r>
+            <w:r>
+              <w:rPr>
+                <w:noProof/>
+                <w:webHidden/>
+              </w:rPr>
+              <w:fldChar w:fldCharType="end"/>
+            </w:r>
+          </w:hyperlink>
+        </w:p>
+        <w:p>
+          <w:pPr>
+            <w:pStyle w:val="TDC2"/>
+            <w:tabs>
+              <w:tab w:val="left" w:pos="720"/>
+              <w:tab w:val="right" w:leader="dot" w:pos="8828"/>
+            </w:tabs>
+            <w:rPr>
+              <w:rFonts w:eastAsiaTheme="minorEastAsia"/>
+              <w:noProof/>
+              <w:lang w:eastAsia="es-CO"/>
+            </w:rPr>
+          </w:pPr>
+          <w:hyperlink w:anchor="_Toc240210463" w:history="1">
+            <w:r>
+              <w:rPr>
+                <w:rStyle w:val="Hipervnculo"/>
+                <w:rFonts w:ascii="Times New Roman" w:hAnsi="Times New Roman" w:cs="Times New Roman"/>
+                <w:b/>
+                <w:bCs/>
+                <w:noProof/>
+              </w:rPr>
+              <w:t>1.</w:t>
+            </w:r>
+            <w:r>
+              <w:rPr>
+                <w:rFonts w:eastAsiaTheme="minorEastAsia"/>
+                <w:noProof/>
+                <w:lang w:eastAsia="es-CO"/>
+              </w:rPr>
+              <w:tab/>
+            </w:r>
+            <w:r>
+              <w:rPr>
+                <w:rStyle w:val="Hipervnculo"/>
+                <w:rFonts w:ascii="Times New Roman" w:hAnsi="Times New Roman" w:cs="Times New Roman"/>
+                <w:b/>
+                <w:bCs/>
+                <w:noProof/>
+              </w:rPr>
+              <w:t>INGESTA MULTI-FUENTE E INTEGRACIÓN CONTEXTUAL</w:t>
+            </w:r>
+            <w:r>
+              <w:rPr>
+                <w:noProof/>
+                <w:webHidden/>
+              </w:rPr>
+              <w:tab/>
+            </w:r>
+            <w:r>
+              <w:rPr>
+                <w:noProof/>
+                <w:webHidden/>
+              </w:rPr>
+              <w:fldChar w:fldCharType="begin"/>
+            </w:r>
+            <w:r>
+              <w:rPr>
+                <w:noProof/>
+                <w:webHidden/>
+              </w:rPr>
+              <w:instrText xml:space="preserve"> PAGEREF _Toc240210463 \h </w:instrText>
+            </w:r>
+            <w:r>
+              <w:rPr>
+                <w:noProof/>
+                <w:webHidden/>
+              </w:rPr>
+            </w:r>
+            <w:r>
+              <w:rPr>
+                <w:noProof/>
+                <w:webHidden/>
+              </w:rPr>
+              <w:fldChar w:fldCharType="separate"/>
+            </w:r>
+            <w:r>
+              <w:rPr>
+                <w:noProof/>
+                <w:webHidden/>
+              </w:rPr>
+              <w:t>6</w:t>
+            </w:r>
+            <w:r>
+              <w:rPr>
+                <w:noProof/>
+                <w:webHidden/>
+              </w:rPr>
+              <w:fldChar w:fldCharType="end"/>
+            </w:r>
+          </w:hyperlink>
+        </w:p>
+        <w:p>
+          <w:pPr>
+            <w:pStyle w:val="TDC3"/>
+            <w:tabs>
+              <w:tab w:val="left" w:pos="960"/>
+              <w:tab w:val="right" w:leader="dot" w:pos="8828"/>
+            </w:tabs>
+            <w:rPr>
+              <w:rFonts w:eastAsiaTheme="minorEastAsia"/>
+              <w:noProof/>
+              <w:lang w:eastAsia="es-CO"/>
+            </w:rPr>
+          </w:pPr>
+          <w:hyperlink w:anchor="_Toc240210464" w:history="1">
+            <w:r>
+              <w:rPr>
+                <w:rStyle w:val="Hipervnculo"/>
+                <w:rFonts w:ascii="Symbol" w:hAnsi="Symbol" w:cs="Times New Roman"/>
+                <w:noProof/>
+              </w:rPr>
+              <w:t></w:t>
+            </w:r>
+            <w:r>
+              <w:rPr>
+                <w:rFonts w:eastAsiaTheme="minorEastAsia"/>
+                <w:noProof/>
+                <w:lang w:eastAsia="es-CO"/>
+              </w:rPr>
+              <w:tab/>
+            </w:r>
+            <w:r>
+              <w:rPr>
+                <w:rStyle w:val="Hipervnculo"/>
+                <w:rFonts w:ascii="Times New Roman" w:hAnsi="Times New Roman" w:cs="Times New Roman"/>
+                <w:b/>
+                <w:bCs/>
+                <w:noProof/>
+              </w:rPr>
+              <w:t>Fuente Primaria (Wearables / IoT)</w:t>
+            </w:r>
+            <w:r>
+              <w:rPr>
+                <w:noProof/>
+                <w:webHidden/>
+              </w:rPr>
+              <w:tab/>
+            </w:r>
+            <w:r>
+              <w:rPr>
+                <w:noProof/>
+                <w:webHidden/>
+              </w:rPr>
+              <w:fldChar w:fldCharType="begin"/>
+            </w:r>
+            <w:r>
+              <w:rPr>
+                <w:noProof/>
+                <w:webHidden/>
+              </w:rPr>
+              <w:instrText xml:space="preserve"> PAGEREF _Toc240210464 \h </w:instrText>
+            </w:r>
+            <w:r>
+              <w:rPr>
+                <w:noProof/>
+                <w:webHidden/>
+              </w:rPr>
+            </w:r>
+            <w:r>
+              <w:rPr>
+                <w:noProof/>
+                <w:webHidden/>
+              </w:rPr>
+              <w:fldChar w:fldCharType="separate"/>
+            </w:r>
+            <w:r>
+              <w:rPr>
+                <w:noProof/>
+                <w:webHidden/>
+              </w:rPr>
+              <w:t>6</w:t>
+            </w:r>
+            <w:r>
+              <w:rPr>
+                <w:noProof/>
+                <w:webHidden/>
+              </w:rPr>
+              <w:fldChar w:fldCharType="end"/>
+            </w:r>
+          </w:hyperlink>
+        </w:p>
+        <w:p>
+          <w:pPr>
+            <w:pStyle w:val="TDC3"/>
+            <w:tabs>
+              <w:tab w:val="left" w:pos="960"/>
+              <w:tab w:val="right" w:leader="dot" w:pos="8828"/>
+            </w:tabs>
+            <w:rPr>
+              <w:rFonts w:eastAsiaTheme="minorEastAsia"/>
+              <w:noProof/>
+              <w:lang w:eastAsia="es-CO"/>
+            </w:rPr>
+          </w:pPr>
+          <w:hyperlink w:anchor="_Toc240210465" w:history="1">
+            <w:r>
+              <w:rPr>
+                <w:rStyle w:val="Hipervnculo"/>
+                <w:rFonts w:ascii="Symbol" w:hAnsi="Symbol" w:cs="Times New Roman"/>
+                <w:noProof/>
+              </w:rPr>
+              <w:t></w:t>
+            </w:r>
+            <w:r>
+              <w:rPr>
+                <w:rFonts w:eastAsiaTheme="minorEastAsia"/>
+                <w:noProof/>
+                <w:lang w:eastAsia="es-CO"/>
+              </w:rPr>
+              <w:tab/>
+            </w:r>
+            <w:r>
+              <w:rPr>
+                <w:rStyle w:val="Hipervnculo"/>
+                <w:rFonts w:ascii="Times New Roman" w:hAnsi="Times New Roman" w:cs="Times New Roman"/>
+                <w:b/>
+                <w:bCs/>
+                <w:noProof/>
+              </w:rPr>
+              <w:t>Fuente Secundaria Contextual (API REST / JSON)</w:t>
+            </w:r>
+            <w:r>
+              <w:rPr>
+                <w:noProof/>
+                <w:webHidden/>
+              </w:rPr>
+              <w:tab/>
+            </w:r>
+            <w:r>
+              <w:rPr>
+                <w:noProof/>
+                <w:webHidden/>
+              </w:rPr>
+              <w:fldChar w:fldCharType="begin"/>
+            </w:r>
+            <w:r>
+              <w:rPr>
+                <w:noProof/>
+                <w:webHidden/>
+              </w:rPr>
+              <w:instrText xml:space="preserve"> PAGEREF _Toc240210465 \h </w:instrText>
+            </w:r>
+            <w:r>
+              <w:rPr>
+                <w:noProof/>
+                <w:webHidden/>
+              </w:rPr>
+            </w:r>
+            <w:r>
+              <w:rPr>
+                <w:noProof/>
+                <w:webHidden/>
+              </w:rPr>
+              <w:fldChar w:fldCharType="separate"/>
+            </w:r>
+            <w:r>
+              <w:rPr>
+                <w:noProof/>
+                <w:webHidden/>
+              </w:rPr>
+              <w:t>6</w:t>
+            </w:r>
+            <w:r>
+              <w:rPr>
+                <w:noProof/>
+                <w:webHidden/>
+              </w:rPr>
+              <w:fldChar w:fldCharType="end"/>
+            </w:r>
+          </w:hyperlink>
+        </w:p>
+        <w:p>
+          <w:pPr>
+            <w:pStyle w:val="TDC2"/>
+            <w:tabs>
+              <w:tab w:val="left" w:pos="720"/>
+              <w:tab w:val="right" w:leader="dot" w:pos="8828"/>
+            </w:tabs>
+            <w:rPr>
+              <w:rFonts w:eastAsiaTheme="minorEastAsia"/>
+              <w:noProof/>
+              <w:lang w:eastAsia="es-CO"/>
+            </w:rPr>
+          </w:pPr>
+          <w:hyperlink w:anchor="_Toc240210466" w:history="1">
+            <w:r>
+              <w:rPr>
+                <w:rStyle w:val="Hipervnculo"/>
+                <w:rFonts w:ascii="Times New Roman" w:hAnsi="Times New Roman" w:cs="Times New Roman"/>
+                <w:b/>
+                <w:bCs/>
+                <w:noProof/>
+              </w:rPr>
+              <w:t>2.</w:t>
+            </w:r>
+            <w:r>
+              <w:rPr>
+                <w:rFonts w:eastAsiaTheme="minorEastAsia"/>
+                <w:noProof/>
+                <w:lang w:eastAsia="es-CO"/>
+              </w:rPr>
+              <w:tab/>
+            </w:r>
+            <w:r>
+              <w:rPr>
+                <w:rStyle w:val="Hipervnculo"/>
+                <w:rFonts w:ascii="Times New Roman" w:hAnsi="Times New Roman" w:cs="Times New Roman"/>
+                <w:b/>
+                <w:bCs/>
+                <w:noProof/>
+              </w:rPr>
+              <w:t>Diagnóstico, Depuración de Artefactos y Tratamiento de MNAR</w:t>
+            </w:r>
+            <w:r>
+              <w:rPr>
+                <w:noProof/>
+                <w:webHidden/>
+              </w:rPr>
+              <w:tab/>
+            </w:r>
+            <w:r>
+              <w:rPr>
+                <w:noProof/>
+                <w:webHidden/>
+              </w:rPr>
+              <w:fldChar w:fldCharType="begin"/>
+            </w:r>
+            <w:r>
+              <w:rPr>
+                <w:noProof/>
+                <w:webHidden/>
+              </w:rPr>
+              <w:instrText xml:space="preserve"> PAGEREF _Toc240210466 \h </w:instrText>
+            </w:r>
+            <w:r>
+              <w:rPr>
+                <w:noProof/>
+                <w:webHidden/>
+              </w:rPr>
+            </w:r>
+            <w:r>
+              <w:rPr>
+                <w:noProof/>
+                <w:webHidden/>
+              </w:rPr>
+              <w:fldChar w:fldCharType="separate"/>
+            </w:r>
+            <w:r>
+              <w:rPr>
+                <w:noProof/>
+                <w:webHidden/>
+              </w:rPr>
+              <w:t>7</w:t>
+            </w:r>
+            <w:r>
+              <w:rPr>
+                <w:noProof/>
+                <w:webHidden/>
+              </w:rPr>
+              <w:fldChar w:fldCharType="end"/>
+            </w:r>
+          </w:hyperlink>
+        </w:p>
+        <w:p>
+          <w:pPr>
+            <w:pStyle w:val="TDC3"/>
+            <w:tabs>
+              <w:tab w:val="left" w:pos="960"/>
+              <w:tab w:val="right" w:leader="dot" w:pos="8828"/>
+            </w:tabs>
+            <w:rPr>
+              <w:rFonts w:eastAsiaTheme="minorEastAsia"/>
+              <w:noProof/>
+              <w:lang w:eastAsia="es-CO"/>
+            </w:rPr>
+          </w:pPr>
+          <w:hyperlink w:anchor="_Toc240210467" w:history="1">
+            <w:r>
+              <w:rPr>
+                <w:rStyle w:val="Hipervnculo"/>
+                <w:rFonts w:ascii="Symbol" w:hAnsi="Symbol" w:cs="Times New Roman"/>
+                <w:noProof/>
+              </w:rPr>
+              <w:t></w:t>
+            </w:r>
+            <w:r>
+              <w:rPr>
+                <w:rFonts w:eastAsiaTheme="minorEastAsia"/>
+                <w:noProof/>
+                <w:lang w:eastAsia="es-CO"/>
+              </w:rPr>
+              <w:tab/>
+            </w:r>
+            <w:r>
+              <w:rPr>
+                <w:rStyle w:val="Hipervnculo"/>
+                <w:rFonts w:ascii="Times New Roman" w:hAnsi="Times New Roman" w:cs="Times New Roman"/>
+                <w:b/>
+                <w:bCs/>
+                <w:noProof/>
+              </w:rPr>
+              <w:t>Eliminación de Columnas Fantasma (Artefactos de Formato)</w:t>
+            </w:r>
+            <w:r>
+              <w:rPr>
+                <w:noProof/>
+                <w:webHidden/>
+              </w:rPr>
+              <w:tab/>
+            </w:r>
+            <w:r>
+              <w:rPr>
+                <w:noProof/>
+                <w:webHidden/>
+              </w:rPr>
+              <w:fldChar w:fldCharType="begin"/>
+            </w:r>
+            <w:r>
+              <w:rPr>
+                <w:noProof/>
+                <w:webHidden/>
+              </w:rPr>
+              <w:instrText xml:space="preserve"> PAGEREF _Toc240210467 \h </w:instrText>
+            </w:r>
+            <w:r>
+              <w:rPr>
+                <w:noProof/>
+                <w:webHidden/>
+              </w:rPr>
+            </w:r>
+            <w:r>
+              <w:rPr>
+                <w:noProof/>
+                <w:webHidden/>
+              </w:rPr>
+              <w:fldChar w:fldCharType="separate"/>
+            </w:r>
+            <w:r>
+              <w:rPr>
+                <w:noProof/>
+                <w:webHidden/>
+              </w:rPr>
+              <w:t>7</w:t>
+            </w:r>
+            <w:r>
+              <w:rPr>
+                <w:noProof/>
+                <w:webHidden/>
+              </w:rPr>
+              <w:fldChar w:fldCharType="end"/>
+            </w:r>
+          </w:hyperlink>
+        </w:p>
+        <w:p>
+          <w:pPr>
+            <w:pStyle w:val="TDC3"/>
+            <w:tabs>
+              <w:tab w:val="left" w:pos="960"/>
+              <w:tab w:val="right" w:leader="dot" w:pos="8828"/>
+            </w:tabs>
+            <w:rPr>
+              <w:rFonts w:eastAsiaTheme="minorEastAsia"/>
+              <w:noProof/>
+              <w:lang w:eastAsia="es-CO"/>
+            </w:rPr>
+          </w:pPr>
+          <w:hyperlink w:anchor="_Toc240210468" w:history="1">
+            <w:r>
+              <w:rPr>
+                <w:rStyle w:val="Hipervnculo"/>
+                <w:rFonts w:ascii="Symbol" w:hAnsi="Symbol" w:cs="Times New Roman"/>
+                <w:noProof/>
+              </w:rPr>
+              <w:t></w:t>
+            </w:r>
+            <w:r>
+              <w:rPr>
+                <w:rFonts w:eastAsiaTheme="minorEastAsia"/>
+                <w:noProof/>
+                <w:lang w:eastAsia="es-CO"/>
+              </w:rPr>
+              <w:tab/>
+            </w:r>
+            <w:r>
+              <w:rPr>
+                <w:rStyle w:val="Hipervnculo"/>
+                <w:rFonts w:ascii="Times New Roman" w:hAnsi="Times New Roman" w:cs="Times New Roman"/>
+                <w:b/>
+                <w:bCs/>
+                <w:noProof/>
+              </w:rPr>
+              <w:t>Estandarización Temporal</w:t>
+            </w:r>
+            <w:r>
+              <w:rPr>
+                <w:noProof/>
+                <w:webHidden/>
+              </w:rPr>
+              <w:tab/>
+            </w:r>
+            <w:r>
+              <w:rPr>
+                <w:noProof/>
+                <w:webHidden/>
+              </w:rPr>
+              <w:fldChar w:fldCharType="begin"/>
+            </w:r>
+            <w:r>
+              <w:rPr>
+                <w:noProof/>
+                <w:webHidden/>
+              </w:rPr>
+              <w:instrText xml:space="preserve"> PAGEREF _Toc240210468 \h </w:instrText>
+            </w:r>
+            <w:r>
+              <w:rPr>
+                <w:noProof/>
+                <w:webHidden/>
+              </w:rPr>
+            </w:r>
+            <w:r>
+              <w:rPr>
+                <w:noProof/>
+                <w:webHidden/>
+              </w:rPr>
+              <w:fldChar w:fldCharType="separate"/>
+            </w:r>
+            <w:r>
+              <w:rPr>
+                <w:noProof/>
+                <w:webHidden/>
+              </w:rPr>
+              <w:t>7</w:t>
+            </w:r>
+            <w:r>
+              <w:rPr>
+                <w:noProof/>
+                <w:webHidden/>
+              </w:rPr>
+              <w:fldChar w:fldCharType="end"/>
+            </w:r>
+          </w:hyperlink>
+        </w:p>
+        <w:p>
+          <w:pPr>
+            <w:pStyle w:val="TDC3"/>
+            <w:tabs>
+              <w:tab w:val="left" w:pos="960"/>
+              <w:tab w:val="right" w:leader="dot" w:pos="8828"/>
+            </w:tabs>
+            <w:rPr>
+              <w:rFonts w:eastAsiaTheme="minorEastAsia"/>
+              <w:noProof/>
+              <w:lang w:eastAsia="es-CO"/>
+            </w:rPr>
+          </w:pPr>
+          <w:hyperlink w:anchor="_Toc240210469" w:history="1">
+            <w:r>
+              <w:rPr>
+                <w:rStyle w:val="Hipervnculo"/>
+                <w:rFonts w:ascii="Symbol" w:hAnsi="Symbol" w:cs="Times New Roman"/>
+                <w:noProof/>
+              </w:rPr>
+              <w:t></w:t>
+            </w:r>
+            <w:r>
+              <w:rPr>
+                <w:rFonts w:eastAsiaTheme="minorEastAsia"/>
+                <w:noProof/>
+                <w:lang w:eastAsia="es-CO"/>
+              </w:rPr>
+              <w:tab/>
+            </w:r>
+            <w:r>
+              <w:rPr>
+                <w:rStyle w:val="Hipervnculo"/>
+                <w:rFonts w:ascii="Times New Roman" w:hAnsi="Times New Roman" w:cs="Times New Roman"/>
+                <w:b/>
+                <w:bCs/>
+                <w:noProof/>
+              </w:rPr>
+              <w:t>Depuración de Datos Faltantes No Aleatorios (MNAR)</w:t>
+            </w:r>
+            <w:r>
+              <w:rPr>
+                <w:noProof/>
+                <w:webHidden/>
+              </w:rPr>
+              <w:tab/>
+            </w:r>
+            <w:r>
+              <w:rPr>
+                <w:noProof/>
+                <w:webHidden/>
+              </w:rPr>
+              <w:fldChar w:fldCharType="begin"/>
+            </w:r>
+            <w:r>
+              <w:rPr>
+                <w:noProof/>
+                <w:webHidden/>
+              </w:rPr>
+              <w:instrText xml:space="preserve"> PAGEREF _Toc240210469 \h </w:instrText>
+            </w:r>
+            <w:r>
+              <w:rPr>
+                <w:noProof/>
+                <w:webHidden/>
+              </w:rPr>
+            </w:r>
+            <w:r>
+              <w:rPr>
+                <w:noProof/>
+                <w:webHidden/>
+              </w:rPr>
+              <w:fldChar w:fldCharType="separate"/>
+            </w:r>
+            <w:r>
+              <w:rPr>
+                <w:noProof/>
+                <w:webHidden/>
+              </w:rPr>
+              <w:t>7</w:t>
+            </w:r>
+            <w:r>
+              <w:rPr>
+                <w:noProof/>
+                <w:webHidden/>
+              </w:rPr>
+              <w:fldChar w:fldCharType="end"/>
+            </w:r>
+          </w:hyperlink>
+        </w:p>
+        <w:p>
+          <w:pPr>
+            <w:pStyle w:val="TDC2"/>
+            <w:tabs>
+              <w:tab w:val="left" w:pos="720"/>
+              <w:tab w:val="right" w:leader="dot" w:pos="8828"/>
+            </w:tabs>
+            <w:rPr>
+              <w:rFonts w:eastAsiaTheme="minorEastAsia"/>
+              <w:noProof/>
+              <w:lang w:eastAsia="es-CO"/>
+            </w:rPr>
+          </w:pPr>
+          <w:hyperlink w:anchor="_Toc240210470" w:history="1">
+            <w:r>
+              <w:rPr>
+                <w:rStyle w:val="Hipervnculo"/>
+                <w:rFonts w:ascii="Times New Roman" w:hAnsi="Times New Roman" w:cs="Times New Roman"/>
+                <w:b/>
+                <w:bCs/>
+                <w:noProof/>
+              </w:rPr>
+              <w:t>3.</w:t>
+            </w:r>
+            <w:r>
+              <w:rPr>
+                <w:rFonts w:eastAsiaTheme="minorEastAsia"/>
+                <w:noProof/>
+                <w:lang w:eastAsia="es-CO"/>
+              </w:rPr>
+              <w:tab/>
+            </w:r>
+            <w:r>
+              <w:rPr>
+                <w:rStyle w:val="Hipervnculo"/>
+                <w:rFonts w:ascii="Times New Roman" w:hAnsi="Times New Roman" w:cs="Times New Roman"/>
+                <w:b/>
+                <w:bCs/>
+                <w:noProof/>
+              </w:rPr>
+              <w:t>Tratamiento de Outliers mediante Winsorización (Regla IQR de Tukey)</w:t>
+            </w:r>
+            <w:r>
+              <w:rPr>
+                <w:noProof/>
+                <w:webHidden/>
+              </w:rPr>
+              <w:tab/>
+            </w:r>
+            <w:r>
+              <w:rPr>
+                <w:noProof/>
+                <w:webHidden/>
+              </w:rPr>
+              <w:fldChar w:fldCharType="begin"/>
+            </w:r>
+            <w:r>
+              <w:rPr>
+                <w:noProof/>
+                <w:webHidden/>
+              </w:rPr>
+              <w:instrText xml:space="preserve"> PAGEREF _Toc240210470 \h </w:instrText>
+            </w:r>
+            <w:r>
+              <w:rPr>
+                <w:noProof/>
+                <w:webHidden/>
+              </w:rPr>
+            </w:r>
+            <w:r>
+              <w:rPr>
+                <w:noProof/>
+                <w:webHidden/>
+              </w:rPr>
+              <w:fldChar w:fldCharType="separate"/>
+            </w:r>
+            <w:r>
+              <w:rPr>
+                <w:noProof/>
+                <w:webHidden/>
+              </w:rPr>
+              <w:t>8</w:t>
+            </w:r>
+            <w:r>
+              <w:rPr>
+                <w:noProof/>
+                <w:webHidden/>
+              </w:rPr>
+              <w:fldChar w:fldCharType="end"/>
+            </w:r>
+          </w:hyperlink>
+        </w:p>
+        <w:p>
+          <w:pPr>
+            <w:pStyle w:val="TDC3"/>
+            <w:tabs>
+              <w:tab w:val="left" w:pos="960"/>
+              <w:tab w:val="right" w:leader="dot" w:pos="8828"/>
+            </w:tabs>
+            <w:rPr>
+              <w:rFonts w:eastAsiaTheme="minorEastAsia"/>
+              <w:noProof/>
+              <w:lang w:eastAsia="es-CO"/>
+            </w:rPr>
+          </w:pPr>
+          <w:hyperlink w:anchor="_Toc240210471" w:history="1">
+            <w:r>
+              <w:rPr>
+                <w:rStyle w:val="Hipervnculo"/>
+                <w:rFonts w:ascii="Symbol" w:hAnsi="Symbol" w:cs="Times New Roman"/>
+                <w:noProof/>
+              </w:rPr>
+              <w:t></w:t>
+            </w:r>
+            <w:r>
+              <w:rPr>
+                <w:rFonts w:eastAsiaTheme="minorEastAsia"/>
+                <w:noProof/>
+                <w:lang w:eastAsia="es-CO"/>
+              </w:rPr>
+              <w:tab/>
+            </w:r>
+            <w:r>
+              <w:rPr>
+                <w:rStyle w:val="Hipervnculo"/>
+                <w:rFonts w:ascii="Times New Roman" w:hAnsi="Times New Roman" w:cs="Times New Roman"/>
+                <w:b/>
+                <w:bCs/>
+                <w:noProof/>
+              </w:rPr>
+              <w:t>TotalSteps</w:t>
+            </w:r>
+            <w:r>
+              <w:rPr>
+                <w:noProof/>
+                <w:webHidden/>
+              </w:rPr>
+              <w:tab/>
+            </w:r>
+            <w:r>
+              <w:rPr>
+                <w:noProof/>
+                <w:webHidden/>
+              </w:rPr>
+              <w:fldChar w:fldCharType="begin"/>
+            </w:r>
+            <w:r>
+              <w:rPr>
+                <w:noProof/>
+                <w:webHidden/>
+              </w:rPr>
+              <w:instrText xml:space="preserve"> PAGEREF _Toc240210471 \h </w:instrText>
+            </w:r>
+            <w:r>
+              <w:rPr>
+                <w:noProof/>
+                <w:webHidden/>
+              </w:rPr>
+            </w:r>
+            <w:r>
+              <w:rPr>
+                <w:noProof/>
+                <w:webHidden/>
+              </w:rPr>
+              <w:fldChar w:fldCharType="separate"/>
+            </w:r>
+            <w:r>
+              <w:rPr>
+                <w:noProof/>
+                <w:webHidden/>
+              </w:rPr>
+              <w:t>8</w:t>
+            </w:r>
+            <w:r>
+              <w:rPr>
+                <w:noProof/>
+                <w:webHidden/>
+              </w:rPr>
+              <w:fldChar w:fldCharType="end"/>
+            </w:r>
+          </w:hyperlink>
+        </w:p>
+        <w:p>
+          <w:pPr>
+            <w:pStyle w:val="TDC3"/>
+            <w:tabs>
+              <w:tab w:val="left" w:pos="960"/>
+              <w:tab w:val="right" w:leader="dot" w:pos="8828"/>
+            </w:tabs>
+            <w:rPr>
+              <w:rFonts w:eastAsiaTheme="minorEastAsia"/>
+              <w:noProof/>
+              <w:lang w:eastAsia="es-CO"/>
+            </w:rPr>
+          </w:pPr>
+          <w:hyperlink w:anchor="_Toc240210472" w:history="1">
+            <w:r>
+              <w:rPr>
+                <w:rStyle w:val="Hipervnculo"/>
+                <w:rFonts w:ascii="Symbol" w:hAnsi="Symbol" w:cs="Times New Roman"/>
+                <w:noProof/>
+              </w:rPr>
+              <w:t></w:t>
+            </w:r>
+            <w:r>
+              <w:rPr>
+                <w:rFonts w:eastAsiaTheme="minorEastAsia"/>
+                <w:noProof/>
+                <w:lang w:eastAsia="es-CO"/>
+              </w:rPr>
+              <w:tab/>
+            </w:r>
+            <w:r>
+              <w:rPr>
+                <w:rStyle w:val="Hipervnculo"/>
+                <w:rFonts w:ascii="Times New Roman" w:hAnsi="Times New Roman" w:cs="Times New Roman"/>
+                <w:b/>
+                <w:bCs/>
+                <w:noProof/>
+              </w:rPr>
+              <w:t>Calories y VeryActiveMinutes</w:t>
+            </w:r>
+            <w:r>
+              <w:rPr>
+                <w:noProof/>
+                <w:webHidden/>
+              </w:rPr>
+              <w:tab/>
+            </w:r>
+            <w:r>
+              <w:rPr>
+                <w:noProof/>
+                <w:webHidden/>
+              </w:rPr>
+              <w:fldChar w:fldCharType="begin"/>
+            </w:r>
+            <w:r>
+              <w:rPr>
+                <w:noProof/>
+                <w:webHidden/>
+              </w:rPr>
+              <w:instrText xml:space="preserve"> PAGEREF _Toc240210472 \h </w:instrText>
+            </w:r>
+            <w:r>
+              <w:rPr>
+                <w:noProof/>
+                <w:webHidden/>
+              </w:rPr>
+            </w:r>
+            <w:r>
+              <w:rPr>
+                <w:noProof/>
+                <w:webHidden/>
+              </w:rPr>
+              <w:fldChar w:fldCharType="separate"/>
+            </w:r>
+            <w:r>
+              <w:rPr>
+                <w:noProof/>
+                <w:webHidden/>
+              </w:rPr>
+              <w:t>8</w:t>
+            </w:r>
+            <w:r>
+              <w:rPr>
+                <w:noProof/>
+                <w:webHidden/>
+              </w:rPr>
+              <w:fldChar w:fldCharType="end"/>
+            </w:r>
+          </w:hyperlink>
+        </w:p>
+        <w:p>
+          <w:pPr>
+            <w:pStyle w:val="TDC2"/>
+            <w:tabs>
+              <w:tab w:val="left" w:pos="720"/>
+              <w:tab w:val="right" w:leader="dot" w:pos="8828"/>
+            </w:tabs>
+            <w:rPr>
+              <w:rFonts w:eastAsiaTheme="minorEastAsia"/>
+              <w:noProof/>
+              <w:lang w:eastAsia="es-CO"/>
+            </w:rPr>
+          </w:pPr>
+          <w:hyperlink w:anchor="_Toc240210473" w:history="1">
+            <w:r>
+              <w:rPr>
+                <w:rStyle w:val="Hipervnculo"/>
+                <w:rFonts w:ascii="Times New Roman" w:hAnsi="Times New Roman" w:cs="Times New Roman"/>
+                <w:b/>
+                <w:bCs/>
+                <w:noProof/>
+              </w:rPr>
+              <w:t>4.</w:t>
+            </w:r>
+            <w:r>
+              <w:rPr>
+                <w:rFonts w:eastAsiaTheme="minorEastAsia"/>
+                <w:noProof/>
+                <w:lang w:eastAsia="es-CO"/>
+              </w:rPr>
+              <w:tab/>
+            </w:r>
+            <w:r>
+              <w:rPr>
+                <w:rStyle w:val="Hipervnculo"/>
+                <w:rFonts w:ascii="Times New Roman" w:hAnsi="Times New Roman" w:cs="Times New Roman"/>
+                <w:b/>
+                <w:bCs/>
+                <w:noProof/>
+              </w:rPr>
+              <w:t>Normalización Categórica y Arquitectura Orientada a Objetos</w:t>
+            </w:r>
+            <w:r>
+              <w:rPr>
+                <w:noProof/>
+                <w:webHidden/>
+              </w:rPr>
+              <w:tab/>
+            </w:r>
+            <w:r>
+              <w:rPr>
+                <w:noProof/>
+                <w:webHidden/>
+              </w:rPr>
+              <w:fldChar w:fldCharType="begin"/>
+            </w:r>
+            <w:r>
+              <w:rPr>
+                <w:noProof/>
+                <w:webHidden/>
+              </w:rPr>
+              <w:instrText xml:space="preserve"> PAGEREF _Toc240210473 \h </w:instrText>
+            </w:r>
+            <w:r>
+              <w:rPr>
+                <w:noProof/>
+                <w:webHidden/>
+              </w:rPr>
+            </w:r>
+            <w:r>
+              <w:rPr>
+                <w:noProof/>
+                <w:webHidden/>
+              </w:rPr>
+              <w:fldChar w:fldCharType="separate"/>
+            </w:r>
+            <w:r>
+              <w:rPr>
+                <w:noProof/>
+                <w:webHidden/>
+              </w:rPr>
+              <w:t>9</w:t>
+            </w:r>
+            <w:r>
+              <w:rPr>
+                <w:noProof/>
+                <w:webHidden/>
+              </w:rPr>
+              <w:fldChar w:fldCharType="end"/>
+            </w:r>
+          </w:hyperlink>
+        </w:p>
+        <w:p>
+          <w:pPr>
+            <w:pStyle w:val="TDC3"/>
+            <w:tabs>
+              <w:tab w:val="left" w:pos="960"/>
+              <w:tab w:val="right" w:leader="dot" w:pos="8828"/>
+            </w:tabs>
+            <w:rPr>
+              <w:rFonts w:eastAsiaTheme="minorEastAsia"/>
+              <w:noProof/>
+              <w:lang w:eastAsia="es-CO"/>
+            </w:rPr>
+          </w:pPr>
+          <w:hyperlink w:anchor="_Toc240210474" w:history="1">
+            <w:r>
+              <w:rPr>
+                <w:rStyle w:val="Hipervnculo"/>
+                <w:rFonts w:ascii="Symbol" w:hAnsi="Symbol" w:cs="Times New Roman"/>
+                <w:noProof/>
+              </w:rPr>
+              <w:t></w:t>
+            </w:r>
+            <w:r>
+              <w:rPr>
+                <w:rFonts w:eastAsiaTheme="minorEastAsia"/>
+                <w:noProof/>
+                <w:lang w:eastAsia="es-CO"/>
+              </w:rPr>
+              <w:tab/>
+            </w:r>
+            <w:r>
+              <w:rPr>
+                <w:rStyle w:val="Hipervnculo"/>
+                <w:rFonts w:ascii="Times New Roman" w:hAnsi="Times New Roman" w:cs="Times New Roman"/>
+                <w:b/>
+                <w:bCs/>
+                <w:noProof/>
+              </w:rPr>
+              <w:t>Normalización de Cadenas</w:t>
+            </w:r>
+            <w:r>
+              <w:rPr>
+                <w:noProof/>
+                <w:webHidden/>
+              </w:rPr>
+              <w:tab/>
+            </w:r>
+            <w:r>
+              <w:rPr>
+                <w:noProof/>
+                <w:webHidden/>
+              </w:rPr>
+              <w:fldChar w:fldCharType="begin"/>
+            </w:r>
+            <w:r>
+              <w:rPr>
+                <w:noProof/>
+                <w:webHidden/>
+              </w:rPr>
+              <w:instrText xml:space="preserve"> PAGEREF _Toc240210474 \h </w:instrText>
+            </w:r>
+            <w:r>
+              <w:rPr>
+                <w:noProof/>
+                <w:webHidden/>
+              </w:rPr>
+            </w:r>
+            <w:r>
+              <w:rPr>
+                <w:noProof/>
+                <w:webHidden/>
+              </w:rPr>
+              <w:fldChar w:fldCharType="separate"/>
+            </w:r>
+            <w:r>
+              <w:rPr>
+                <w:noProof/>
+                <w:webHidden/>
+              </w:rPr>
+              <w:t>9</w:t>
+            </w:r>
+            <w:r>
+              <w:rPr>
+                <w:noProof/>
+                <w:webHidden/>
+              </w:rPr>
+              <w:fldChar w:fldCharType="end"/>
+            </w:r>
+          </w:hyperlink>
+        </w:p>
+        <w:p>
+          <w:pPr>
+            <w:pStyle w:val="TDC3"/>
+            <w:tabs>
+              <w:tab w:val="left" w:pos="960"/>
+              <w:tab w:val="right" w:leader="dot" w:pos="8828"/>
+            </w:tabs>
+            <w:rPr>
+              <w:rFonts w:eastAsiaTheme="minorEastAsia"/>
+              <w:noProof/>
+              <w:lang w:eastAsia="es-CO"/>
+            </w:rPr>
+          </w:pPr>
+          <w:hyperlink w:anchor="_Toc240210475" w:history="1">
+            <w:r>
+              <w:rPr>
+                <w:rStyle w:val="Hipervnculo"/>
+                <w:rFonts w:ascii="Symbol" w:hAnsi="Symbol" w:cs="Times New Roman"/>
+                <w:noProof/>
+              </w:rPr>
+              <w:t></w:t>
+            </w:r>
+            <w:r>
+              <w:rPr>
+                <w:rFonts w:eastAsiaTheme="minorEastAsia"/>
+                <w:noProof/>
+                <w:lang w:eastAsia="es-CO"/>
+              </w:rPr>
+              <w:tab/>
+            </w:r>
+            <w:r>
+              <w:rPr>
+                <w:rStyle w:val="Hipervnculo"/>
+                <w:rFonts w:ascii="Times New Roman" w:hAnsi="Times New Roman" w:cs="Times New Roman"/>
+                <w:b/>
+                <w:bCs/>
+                <w:noProof/>
+              </w:rPr>
+              <w:t>Diseño Extensible (SOLID)</w:t>
+            </w:r>
+            <w:r>
+              <w:rPr>
+                <w:noProof/>
+                <w:webHidden/>
+              </w:rPr>
+              <w:tab/>
+            </w:r>
+            <w:r>
+              <w:rPr>
+                <w:noProof/>
+                <w:webHidden/>
+              </w:rPr>
+              <w:fldChar w:fldCharType="begin"/>
+            </w:r>
+            <w:r>
+              <w:rPr>
+                <w:noProof/>
+                <w:webHidden/>
+              </w:rPr>
+              <w:instrText xml:space="preserve"> PAGEREF _Toc240210475 \h </w:instrText>
+            </w:r>
+            <w:r>
+              <w:rPr>
+                <w:noProof/>
+                <w:webHidden/>
+              </w:rPr>
+            </w:r>
+            <w:r>
+              <w:rPr>
+                <w:noProof/>
+                <w:webHidden/>
+              </w:rPr>
+              <w:fldChar w:fldCharType="separate"/>
+            </w:r>
+            <w:r>
+              <w:rPr>
+                <w:noProof/>
+                <w:webHidden/>
+              </w:rPr>
+              <w:t>9</w:t>
+            </w:r>
+            <w:r>
+              <w:rPr>
+                <w:noProof/>
+                <w:webHidden/>
+              </w:rPr>
+              <w:fldChar w:fldCharType="end"/>
+            </w:r>
+          </w:hyperlink>
+        </w:p>
+        <w:p>
+          <w:pPr>
+            <w:pStyle w:val="TDC2"/>
+            <w:tabs>
+              <w:tab w:val="left" w:pos="720"/>
+              <w:tab w:val="right" w:leader="dot" w:pos="8828"/>
+            </w:tabs>
+            <w:rPr>
+              <w:rFonts w:eastAsiaTheme="minorEastAsia"/>
+              <w:noProof/>
+              <w:lang w:eastAsia="es-CO"/>
+            </w:rPr>
+          </w:pPr>
+          <w:hyperlink w:anchor="_Toc240210476" w:history="1">
+            <w:r>
+              <w:rPr>
+                <w:rStyle w:val="Hipervnculo"/>
+                <w:rFonts w:ascii="Times New Roman" w:hAnsi="Times New Roman" w:cs="Times New Roman"/>
+                <w:b/>
+                <w:bCs/>
+                <w:noProof/>
+              </w:rPr>
+              <w:t>5.</w:t>
+            </w:r>
+            <w:r>
+              <w:rPr>
+                <w:rFonts w:eastAsiaTheme="minorEastAsia"/>
+                <w:noProof/>
+                <w:lang w:eastAsia="es-CO"/>
+              </w:rPr>
+              <w:tab/>
+            </w:r>
+            <w:r>
+              <w:rPr>
+                <w:rStyle w:val="Hipervnculo"/>
+                <w:rFonts w:ascii="Times New Roman" w:hAnsi="Times New Roman" w:cs="Times New Roman"/>
+                <w:b/>
+                <w:bCs/>
+                <w:noProof/>
+              </w:rPr>
+              <w:t>Resumen del Dataset Depurado</w:t>
+            </w:r>
+            <w:r>
+              <w:rPr>
+                <w:noProof/>
+                <w:webHidden/>
+              </w:rPr>
+              <w:tab/>
+            </w:r>
+            <w:r>
+              <w:rPr>
+                <w:noProof/>
+                <w:webHidden/>
+              </w:rPr>
+              <w:fldChar w:fldCharType="begin"/>
+            </w:r>
+            <w:r>
+              <w:rPr>
+                <w:noProof/>
+                <w:webHidden/>
+              </w:rPr>
+              <w:instrText xml:space="preserve"> PAGEREF _Toc240210476 \h </w:instrText>
+            </w:r>
+            <w:r>
+              <w:rPr>
+                <w:noProof/>
+                <w:webHidden/>
+              </w:rPr>
+            </w:r>
+            <w:r>
+              <w:rPr>
+                <w:noProof/>
+                <w:webHidden/>
+              </w:rPr>
+              <w:fldChar w:fldCharType="separate"/>
+            </w:r>
+            <w:r>
+              <w:rPr>
+                <w:noProof/>
+                <w:webHidden/>
+              </w:rPr>
+              <w:t>10</w:t>
+            </w:r>
+            <w:r>
+              <w:rPr>
+                <w:noProof/>
+                <w:webHidden/>
+              </w:rPr>
+              <w:fldChar w:fldCharType="end"/>
+            </w:r>
+          </w:hyperlink>
+        </w:p>
+        <w:p>
+          <w:pPr>
+            <w:pStyle w:val="TDC3"/>
+            <w:tabs>
+              <w:tab w:val="left" w:pos="960"/>
+              <w:tab w:val="right" w:leader="dot" w:pos="8828"/>
+            </w:tabs>
+            <w:rPr>
+              <w:rFonts w:eastAsiaTheme="minorEastAsia"/>
+              <w:noProof/>
+              <w:lang w:eastAsia="es-CO"/>
+            </w:rPr>
+          </w:pPr>
+          <w:hyperlink w:anchor="_Toc240210477" w:history="1">
+            <w:r>
+              <w:rPr>
+                <w:rStyle w:val="Hipervnculo"/>
+                <w:rFonts w:ascii="Symbol" w:hAnsi="Symbol" w:cs="Times New Roman"/>
+                <w:noProof/>
+              </w:rPr>
+              <w:t></w:t>
+            </w:r>
+            <w:r>
+              <w:rPr>
+                <w:rFonts w:eastAsiaTheme="minorEastAsia"/>
+                <w:noProof/>
+                <w:lang w:eastAsia="es-CO"/>
+              </w:rPr>
+              <w:tab/>
+            </w:r>
+            <w:r>
+              <w:rPr>
+                <w:rStyle w:val="Hipervnculo"/>
+                <w:rFonts w:ascii="Times New Roman" w:hAnsi="Times New Roman" w:cs="Times New Roman"/>
+                <w:b/>
+                <w:bCs/>
+                <w:noProof/>
+              </w:rPr>
+              <w:t>Dimensiones del conjunto de datos</w:t>
+            </w:r>
+            <w:r>
+              <w:rPr>
+                <w:noProof/>
+                <w:webHidden/>
+              </w:rPr>
+              <w:tab/>
+            </w:r>
+            <w:r>
+              <w:rPr>
+                <w:noProof/>
+                <w:webHidden/>
+              </w:rPr>
+              <w:fldChar w:fldCharType="begin"/>
+            </w:r>
+            <w:r>
+              <w:rPr>
+                <w:noProof/>
+                <w:webHidden/>
+              </w:rPr>
+              <w:instrText xml:space="preserve"> PAGEREF _Toc240210477 \h </w:instrText>
+            </w:r>
+            <w:r>
+              <w:rPr>
+                <w:noProof/>
+                <w:webHidden/>
+              </w:rPr>
+            </w:r>
+            <w:r>
+              <w:rPr>
+                <w:noProof/>
+                <w:webHidden/>
+              </w:rPr>
+              <w:fldChar w:fldCharType="separate"/>
+            </w:r>
+            <w:r>
+              <w:rPr>
+                <w:noProof/>
+                <w:webHidden/>
+              </w:rPr>
+              <w:t>10</w:t>
+            </w:r>
+            <w:r>
+              <w:rPr>
+                <w:noProof/>
+                <w:webHidden/>
+              </w:rPr>
+              <w:fldChar w:fldCharType="end"/>
+            </w:r>
+          </w:hyperlink>
+        </w:p>
+        <w:p>
+          <w:pPr>
+            <w:pStyle w:val="TDC3"/>
+            <w:tabs>
+              <w:tab w:val="left" w:pos="960"/>
+              <w:tab w:val="right" w:leader="dot" w:pos="8828"/>
+            </w:tabs>
+            <w:rPr>
+              <w:rFonts w:eastAsiaTheme="minorEastAsia"/>
+              <w:noProof/>
+              <w:lang w:eastAsia="es-CO"/>
+            </w:rPr>
+          </w:pPr>
+          <w:hyperlink w:anchor="_Toc240210478" w:history="1">
+            <w:r>
+              <w:rPr>
+                <w:rStyle w:val="Hipervnculo"/>
+                <w:rFonts w:ascii="Symbol" w:hAnsi="Symbol" w:cs="Times New Roman"/>
+                <w:noProof/>
+              </w:rPr>
+              <w:t></w:t>
+            </w:r>
+            <w:r>
+              <w:rPr>
+                <w:rFonts w:eastAsiaTheme="minorEastAsia"/>
+                <w:noProof/>
+                <w:lang w:eastAsia="es-CO"/>
+              </w:rPr>
+              <w:tab/>
+            </w:r>
+            <w:r>
+              <w:rPr>
+                <w:rStyle w:val="Hipervnculo"/>
+                <w:rFonts w:ascii="Times New Roman" w:hAnsi="Times New Roman" w:cs="Times New Roman"/>
+                <w:b/>
+                <w:bCs/>
+                <w:noProof/>
+              </w:rPr>
+              <w:t>Valores Nulos</w:t>
+            </w:r>
+            <w:r>
+              <w:rPr>
+                <w:noProof/>
+                <w:webHidden/>
+              </w:rPr>
+              <w:tab/>
+            </w:r>
+            <w:r>
+              <w:rPr>
+                <w:noProof/>
+                <w:webHidden/>
+              </w:rPr>
+              <w:fldChar w:fldCharType="begin"/>
+            </w:r>
+            <w:r>
+              <w:rPr>
+                <w:noProof/>
+                <w:webHidden/>
+              </w:rPr>
+              <w:instrText xml:space="preserve"> PAGEREF _Toc240210478 \h </w:instrText>
+            </w:r>
+            <w:r>
+              <w:rPr>
+                <w:noProof/>
+                <w:webHidden/>
+              </w:rPr>
+            </w:r>
+            <w:r>
+              <w:rPr>
+                <w:noProof/>
+                <w:webHidden/>
+              </w:rPr>
+              <w:fldChar w:fldCharType="separate"/>
+            </w:r>
+            <w:r>
+              <w:rPr>
+                <w:noProof/>
+                <w:webHidden/>
+              </w:rPr>
+              <w:t>10</w:t>
+            </w:r>
+            <w:r>
+              <w:rPr>
+                <w:noProof/>
+                <w:webHidden/>
+              </w:rPr>
+              <w:fldChar w:fldCharType="end"/>
+            </w:r>
+          </w:hyperlink>
+        </w:p>
+        <w:p>
+          <w:pPr>
+            <w:pStyle w:val="TDC3"/>
+            <w:tabs>
+              <w:tab w:val="left" w:pos="960"/>
+              <w:tab w:val="right" w:leader="dot" w:pos="8828"/>
+            </w:tabs>
+            <w:rPr>
+              <w:rFonts w:eastAsiaTheme="minorEastAsia"/>
+              <w:noProof/>
+              <w:lang w:eastAsia="es-CO"/>
+            </w:rPr>
+          </w:pPr>
+          <w:hyperlink w:anchor="_Toc240210479" w:history="1">
+            <w:r>
+              <w:rPr>
+                <w:rStyle w:val="Hipervnculo"/>
+                <w:rFonts w:ascii="Symbol" w:hAnsi="Symbol" w:cs="Times New Roman"/>
+                <w:noProof/>
+              </w:rPr>
+              <w:t></w:t>
+            </w:r>
+            <w:r>
+              <w:rPr>
+                <w:rFonts w:eastAsiaTheme="minorEastAsia"/>
+                <w:noProof/>
+                <w:lang w:eastAsia="es-CO"/>
+              </w:rPr>
+              <w:tab/>
+            </w:r>
+            <w:r>
+              <w:rPr>
+                <w:rStyle w:val="Hipervnculo"/>
+                <w:rFonts w:ascii="Times New Roman" w:hAnsi="Times New Roman" w:cs="Times New Roman"/>
+                <w:b/>
+                <w:bCs/>
+                <w:noProof/>
+              </w:rPr>
+              <w:t>Registros Duplicados</w:t>
+            </w:r>
+            <w:r>
+              <w:rPr>
+                <w:noProof/>
+                <w:webHidden/>
+              </w:rPr>
+              <w:tab/>
+            </w:r>
+            <w:r>
+              <w:rPr>
+                <w:noProof/>
+                <w:webHidden/>
+              </w:rPr>
+              <w:fldChar w:fldCharType="begin"/>
+            </w:r>
+            <w:r>
+              <w:rPr>
+                <w:noProof/>
+                <w:webHidden/>
+              </w:rPr>
+              <w:instrText xml:space="preserve"> PAGEREF _Toc240210479 \h </w:instrText>
+            </w:r>
+            <w:r>
+              <w:rPr>
+                <w:noProof/>
+                <w:webHidden/>
+              </w:rPr>
+            </w:r>
+            <w:r>
+              <w:rPr>
+                <w:noProof/>
+                <w:webHidden/>
+              </w:rPr>
+              <w:fldChar w:fldCharType="separate"/>
+            </w:r>
+            <w:r>
+              <w:rPr>
+                <w:noProof/>
+                <w:webHidden/>
+              </w:rPr>
+              <w:t>10</w:t>
+            </w:r>
+            <w:r>
+              <w:rPr>
+                <w:noProof/>
+                <w:webHidden/>
+              </w:rPr>
+              <w:fldChar w:fldCharType="end"/>
+            </w:r>
+          </w:hyperlink>
+        </w:p>
+        <w:p>
+          <w:pPr>
+            <w:pStyle w:val="TDC3"/>
+            <w:tabs>
+              <w:tab w:val="left" w:pos="960"/>
+              <w:tab w:val="right" w:leader="dot" w:pos="8828"/>
+            </w:tabs>
+            <w:rPr>
+              <w:rFonts w:eastAsiaTheme="minorEastAsia"/>
+              <w:noProof/>
+              <w:lang w:eastAsia="es-CO"/>
+            </w:rPr>
+          </w:pPr>
+          <w:hyperlink w:anchor="_Toc240210480" w:history="1">
+            <w:r>
+              <w:rPr>
+                <w:rStyle w:val="Hipervnculo"/>
+                <w:rFonts w:ascii="Symbol" w:hAnsi="Symbol" w:cs="Times New Roman"/>
+                <w:noProof/>
+              </w:rPr>
+              <w:t></w:t>
+            </w:r>
+            <w:r>
+              <w:rPr>
+                <w:rFonts w:eastAsiaTheme="minorEastAsia"/>
+                <w:noProof/>
+                <w:lang w:eastAsia="es-CO"/>
+              </w:rPr>
+              <w:tab/>
+            </w:r>
+            <w:r>
+              <w:rPr>
+                <w:rStyle w:val="Hipervnculo"/>
+                <w:rFonts w:ascii="Times New Roman" w:hAnsi="Times New Roman" w:cs="Times New Roman"/>
+                <w:b/>
+                <w:bCs/>
+                <w:noProof/>
+              </w:rPr>
+              <w:t>Tipado de Fechas</w:t>
+            </w:r>
+            <w:r>
+              <w:rPr>
+                <w:noProof/>
+                <w:webHidden/>
+              </w:rPr>
+              <w:tab/>
+            </w:r>
+            <w:r>
+              <w:rPr>
+                <w:noProof/>
+                <w:webHidden/>
+              </w:rPr>
+              <w:fldChar w:fldCharType="begin"/>
+            </w:r>
+            <w:r>
+              <w:rPr>
+                <w:noProof/>
+                <w:webHidden/>
+              </w:rPr>
+              <w:instrText xml:space="preserve"> PAGEREF _Toc240210480 \h </w:instrText>
+            </w:r>
+            <w:r>
+              <w:rPr>
+                <w:noProof/>
+                <w:webHidden/>
+              </w:rPr>
+            </w:r>
+            <w:r>
+              <w:rPr>
+                <w:noProof/>
+                <w:webHidden/>
+              </w:rPr>
+              <w:fldChar w:fldCharType="separate"/>
+            </w:r>
+            <w:r>
+              <w:rPr>
+                <w:noProof/>
+                <w:webHidden/>
+              </w:rPr>
+              <w:t>10</w:t>
+            </w:r>
+            <w:r>
+              <w:rPr>
+                <w:noProof/>
+                <w:webHidden/>
+              </w:rPr>
+              <w:fldChar w:fldCharType="end"/>
+            </w:r>
+          </w:hyperlink>
+        </w:p>
+        <w:p>
+          <w:pPr>
+            <w:pStyle w:val="TDC3"/>
+            <w:tabs>
+              <w:tab w:val="left" w:pos="960"/>
+              <w:tab w:val="right" w:leader="dot" w:pos="8828"/>
+            </w:tabs>
+            <w:rPr>
+              <w:rFonts w:eastAsiaTheme="minorEastAsia"/>
+              <w:noProof/>
+              <w:lang w:eastAsia="es-CO"/>
+            </w:rPr>
+          </w:pPr>
+          <w:hyperlink w:anchor="_Toc240210481" w:history="1">
+            <w:r>
+              <w:rPr>
+                <w:rStyle w:val="Hipervnculo"/>
+                <w:rFonts w:ascii="Symbol" w:hAnsi="Symbol" w:cs="Times New Roman"/>
+                <w:noProof/>
+              </w:rPr>
+              <w:t></w:t>
+            </w:r>
+            <w:r>
+              <w:rPr>
+                <w:rFonts w:eastAsiaTheme="minorEastAsia"/>
+                <w:noProof/>
+                <w:lang w:eastAsia="es-CO"/>
+              </w:rPr>
+              <w:tab/>
+            </w:r>
+            <w:r>
+              <w:rPr>
+                <w:rStyle w:val="Hipervnculo"/>
+                <w:rFonts w:ascii="Times New Roman" w:hAnsi="Times New Roman" w:cs="Times New Roman"/>
+                <w:b/>
+                <w:bCs/>
+                <w:noProof/>
+              </w:rPr>
+              <w:t>Tratamiento de Outliers</w:t>
+            </w:r>
+            <w:r>
+              <w:rPr>
+                <w:noProof/>
+                <w:webHidden/>
+              </w:rPr>
+              <w:tab/>
+            </w:r>
+            <w:r>
+              <w:rPr>
+                <w:noProof/>
+                <w:webHidden/>
+              </w:rPr>
+              <w:fldChar w:fldCharType="begin"/>
+            </w:r>
+            <w:r>
+              <w:rPr>
+                <w:noProof/>
+                <w:webHidden/>
+              </w:rPr>
+              <w:instrText xml:space="preserve"> PAGEREF _Toc240210481 \h </w:instrText>
+            </w:r>
+            <w:r>
+              <w:rPr>
+                <w:noProof/>
+                <w:webHidden/>
+              </w:rPr>
+            </w:r>
+            <w:r>
+              <w:rPr>
+                <w:noProof/>
+                <w:webHidden/>
+              </w:rPr>
+              <w:fldChar w:fldCharType="separate"/>
+            </w:r>
+            <w:r>
+              <w:rPr>
+                <w:noProof/>
+                <w:webHidden/>
+              </w:rPr>
+              <w:t>10</w:t>
             </w:r>
             <w:r>
               <w:rPr>
@@ -746,122 +2624,38 @@
     </w:p>
     <w:p>
       <w:pPr>
-        <w:ind w:firstLine="708"/>
-        <w:rPr>
-          <w:rFonts w:ascii="Times New Roman" w:hAnsi="Times New Roman" w:cs="Times New Roman"/>
-        </w:rPr>
-      </w:pPr>
-    </w:p>
-    <w:p>
-      <w:pPr>
-        <w:ind w:firstLine="708"/>
-        <w:rPr>
-          <w:rFonts w:ascii="Times New Roman" w:hAnsi="Times New Roman" w:cs="Times New Roman"/>
-        </w:rPr>
-      </w:pPr>
-    </w:p>
-    <w:p>
-      <w:pPr>
-        <w:ind w:firstLine="708"/>
-        <w:rPr>
-          <w:rFonts w:ascii="Times New Roman" w:hAnsi="Times New Roman" w:cs="Times New Roman"/>
-        </w:rPr>
-      </w:pPr>
-    </w:p>
-    <w:p>
-      <w:pPr>
-        <w:ind w:firstLine="708"/>
-        <w:rPr>
-          <w:rFonts w:ascii="Times New Roman" w:hAnsi="Times New Roman" w:cs="Times New Roman"/>
-        </w:rPr>
-      </w:pPr>
-    </w:p>
-    <w:p>
-      <w:pPr>
-        <w:ind w:firstLine="708"/>
-        <w:rPr>
-          <w:rFonts w:ascii="Times New Roman" w:hAnsi="Times New Roman" w:cs="Times New Roman"/>
-        </w:rPr>
-      </w:pPr>
-    </w:p>
-    <w:p>
-      <w:pPr>
-        <w:ind w:firstLine="708"/>
-        <w:rPr>
-          <w:rFonts w:ascii="Times New Roman" w:hAnsi="Times New Roman" w:cs="Times New Roman"/>
-        </w:rPr>
-      </w:pPr>
-    </w:p>
-    <w:p>
-      <w:pPr>
-        <w:ind w:firstLine="708"/>
-        <w:rPr>
-          <w:rFonts w:ascii="Times New Roman" w:hAnsi="Times New Roman" w:cs="Times New Roman"/>
-        </w:rPr>
-      </w:pPr>
-    </w:p>
-    <w:p>
-      <w:pPr>
-        <w:ind w:firstLine="708"/>
-        <w:rPr>
-          <w:rFonts w:ascii="Times New Roman" w:hAnsi="Times New Roman" w:cs="Times New Roman"/>
-        </w:rPr>
-      </w:pPr>
-    </w:p>
-    <w:p>
-      <w:pPr>
-        <w:ind w:firstLine="708"/>
-        <w:rPr>
-          <w:rFonts w:ascii="Times New Roman" w:hAnsi="Times New Roman" w:cs="Times New Roman"/>
-        </w:rPr>
-      </w:pPr>
-    </w:p>
-    <w:p>
-      <w:pPr>
-        <w:ind w:firstLine="708"/>
-        <w:rPr>
-          <w:rFonts w:ascii="Times New Roman" w:hAnsi="Times New Roman" w:cs="Times New Roman"/>
-        </w:rPr>
-      </w:pPr>
-    </w:p>
-    <w:p>
-      <w:pPr>
-        <w:ind w:firstLine="708"/>
-        <w:rPr>
-          <w:rFonts w:ascii="Times New Roman" w:hAnsi="Times New Roman" w:cs="Times New Roman"/>
-        </w:rPr>
-      </w:pPr>
-    </w:p>
-    <w:p>
-      <w:pPr>
-        <w:ind w:firstLine="708"/>
-        <w:rPr>
-          <w:rFonts w:ascii="Times New Roman" w:hAnsi="Times New Roman" w:cs="Times New Roman"/>
-        </w:rPr>
-      </w:pPr>
-    </w:p>
-    <w:p>
-      <w:pPr>
-        <w:ind w:firstLine="708"/>
-        <w:rPr>
-          <w:rFonts w:ascii="Times New Roman" w:hAnsi="Times New Roman" w:cs="Times New Roman"/>
-        </w:rPr>
-      </w:pPr>
-    </w:p>
-    <w:p>
-      <w:pPr>
-        <w:ind w:firstLine="708"/>
-        <w:rPr>
-          <w:rFonts w:ascii="Times New Roman" w:hAnsi="Times New Roman" w:cs="Times New Roman"/>
-        </w:rPr>
-      </w:pPr>
-    </w:p>
-    <w:p>
-      <w:pPr>
-        <w:rPr>
-          <w:rFonts w:ascii="Times New Roman" w:hAnsi="Times New Roman" w:cs="Times New Roman"/>
-        </w:rPr>
-      </w:pPr>
+        <w:spacing w:line="480" w:lineRule="auto"/>
+        <w:rPr>
+          <w:rFonts w:ascii="Times New Roman" w:hAnsi="Times New Roman" w:cs="Times New Roman"/>
+        </w:rPr>
+      </w:pPr>
+    </w:p>
+    <w:p>
+      <w:pPr>
+        <w:pStyle w:val="Ttulo1"/>
+        <w:spacing w:line="480" w:lineRule="auto"/>
+        <w:rPr>
+          <w:rFonts w:ascii="Times New Roman" w:hAnsi="Times New Roman" w:cs="Times New Roman"/>
+          <w:b/>
+          <w:bCs/>
+          <w:color w:val="000000" w:themeColor="text1"/>
+          <w:sz w:val="24"/>
+          <w:szCs w:val="24"/>
+        </w:rPr>
+      </w:pPr>
+      <w:bookmarkStart w:id="0" w:name="_Toc240210458"/>
+      <w:r>
+        <w:rPr>
+          <w:rFonts w:ascii="Times New Roman" w:hAnsi="Times New Roman" w:cs="Times New Roman"/>
+          <w:b/>
+          <w:bCs/>
+          <w:color w:val="000000" w:themeColor="text1"/>
+          <w:sz w:val="24"/>
+          <w:szCs w:val="24"/>
+        </w:rPr>
+        <w:t>INTRODUCCIÓN</w:t>
+      </w:r>
+      <w:bookmarkEnd w:id="0"/>
     </w:p>
     <w:p>
       <w:pPr>
@@ -875,7 +2669,6 @@
         <w:rPr>
           <w:rFonts w:ascii="Times New Roman" w:hAnsi="Times New Roman" w:cs="Times New Roman"/>
         </w:rPr>
-        <w:lastRenderedPageBreak/>
         <w:t xml:space="preserve">En MIMETIC, el objetivo es </w:t>
       </w:r>
       <w:r>
@@ -980,7 +2773,6 @@
     <w:p>
       <w:pPr>
         <w:spacing w:line="480" w:lineRule="auto"/>
-        <w:ind w:firstLine="708"/>
         <w:rPr>
           <w:rFonts w:ascii="Times New Roman" w:hAnsi="Times New Roman" w:cs="Times New Roman"/>
         </w:rPr>
@@ -989,7 +2781,6 @@
     <w:p>
       <w:pPr>
         <w:spacing w:line="480" w:lineRule="auto"/>
-        <w:ind w:firstLine="708"/>
         <w:rPr>
           <w:rFonts w:ascii="Times New Roman" w:hAnsi="Times New Roman" w:cs="Times New Roman"/>
         </w:rPr>
@@ -998,7 +2789,6 @@
     <w:p>
       <w:pPr>
         <w:spacing w:line="480" w:lineRule="auto"/>
-        <w:ind w:firstLine="708"/>
         <w:rPr>
           <w:rFonts w:ascii="Times New Roman" w:hAnsi="Times New Roman" w:cs="Times New Roman"/>
         </w:rPr>
@@ -1007,34 +2797,6 @@
     <w:p>
       <w:pPr>
         <w:spacing w:line="480" w:lineRule="auto"/>
-        <w:ind w:firstLine="708"/>
-        <w:rPr>
-          <w:rFonts w:ascii="Times New Roman" w:hAnsi="Times New Roman" w:cs="Times New Roman"/>
-        </w:rPr>
-      </w:pPr>
-    </w:p>
-    <w:p>
-      <w:pPr>
-        <w:spacing w:line="480" w:lineRule="auto"/>
-        <w:ind w:firstLine="708"/>
-        <w:rPr>
-          <w:rFonts w:ascii="Times New Roman" w:hAnsi="Times New Roman" w:cs="Times New Roman"/>
-        </w:rPr>
-      </w:pPr>
-    </w:p>
-    <w:p>
-      <w:pPr>
-        <w:spacing w:line="480" w:lineRule="auto"/>
-        <w:ind w:firstLine="708"/>
-        <w:rPr>
-          <w:rFonts w:ascii="Times New Roman" w:hAnsi="Times New Roman" w:cs="Times New Roman"/>
-        </w:rPr>
-      </w:pPr>
-    </w:p>
-    <w:p>
-      <w:pPr>
-        <w:spacing w:line="480" w:lineRule="auto"/>
-        <w:ind w:firstLine="708"/>
         <w:rPr>
           <w:rFonts w:ascii="Times New Roman" w:hAnsi="Times New Roman" w:cs="Times New Roman"/>
         </w:rPr>
@@ -1054,23 +2816,26 @@
         <w:spacing w:line="480" w:lineRule="auto"/>
         <w:rPr>
           <w:rFonts w:ascii="Times New Roman" w:hAnsi="Times New Roman" w:cs="Times New Roman"/>
+          <w:b/>
+          <w:bCs/>
           <w:color w:val="auto"/>
           <w:sz w:val="24"/>
           <w:szCs w:val="24"/>
         </w:rPr>
       </w:pPr>
-      <w:bookmarkStart w:id="0" w:name="_Toc239086245"/>
-      <w:r>
-        <w:rPr>
-          <w:rFonts w:ascii="Times New Roman" w:hAnsi="Times New Roman" w:cs="Times New Roman"/>
+      <w:bookmarkStart w:id="1" w:name="_Toc240210459"/>
+      <w:r>
+        <w:rPr>
+          <w:rFonts w:ascii="Times New Roman" w:hAnsi="Times New Roman" w:cs="Times New Roman"/>
+          <w:b/>
+          <w:bCs/>
           <w:color w:val="auto"/>
           <w:sz w:val="24"/>
           <w:szCs w:val="24"/>
         </w:rPr>
-        <w:lastRenderedPageBreak/>
         <w:t>OBJETIVOS</w:t>
       </w:r>
-      <w:bookmarkEnd w:id="0"/>
+      <w:bookmarkEnd w:id="1"/>
     </w:p>
     <w:p>
       <w:pPr>
@@ -1078,100 +2843,95 @@
         <w:spacing w:line="480" w:lineRule="auto"/>
         <w:rPr>
           <w:rFonts w:ascii="Times New Roman" w:hAnsi="Times New Roman" w:cs="Times New Roman"/>
+          <w:b/>
+          <w:bCs/>
           <w:color w:val="auto"/>
           <w:sz w:val="24"/>
           <w:szCs w:val="24"/>
         </w:rPr>
       </w:pPr>
-      <w:bookmarkStart w:id="1" w:name="_Toc239086246"/>
-      <w:r>
-        <w:rPr>
-          <w:rFonts w:ascii="Times New Roman" w:hAnsi="Times New Roman" w:cs="Times New Roman"/>
+      <w:bookmarkStart w:id="2" w:name="_Toc240210460"/>
+      <w:r>
+        <w:rPr>
+          <w:rFonts w:ascii="Times New Roman" w:hAnsi="Times New Roman" w:cs="Times New Roman"/>
+          <w:b/>
+          <w:bCs/>
           <w:color w:val="auto"/>
           <w:sz w:val="24"/>
           <w:szCs w:val="24"/>
         </w:rPr>
-        <w:t>Objetivo General</w:t>
-      </w:r>
-      <w:r>
-        <w:rPr>
-          <w:rFonts w:ascii="Times New Roman" w:hAnsi="Times New Roman" w:cs="Times New Roman"/>
+        <w:t>Objetivo General:</w:t>
+      </w:r>
+      <w:bookmarkEnd w:id="2"/>
+      <w:r>
+        <w:rPr>
+          <w:rFonts w:ascii="Times New Roman" w:hAnsi="Times New Roman" w:cs="Times New Roman"/>
+          <w:b/>
+          <w:bCs/>
           <w:color w:val="auto"/>
           <w:sz w:val="24"/>
           <w:szCs w:val="24"/>
         </w:rPr>
-        <w:t>:</w:t>
-      </w:r>
-      <w:bookmarkEnd w:id="1"/>
-      <w:r>
-        <w:rPr>
-          <w:rFonts w:ascii="Times New Roman" w:hAnsi="Times New Roman" w:cs="Times New Roman"/>
+        <w:t xml:space="preserve"> </w:t>
+      </w:r>
+    </w:p>
+    <w:p>
+      <w:pPr>
+        <w:spacing w:line="480" w:lineRule="auto"/>
+        <w:ind w:firstLine="708"/>
+        <w:rPr>
+          <w:rFonts w:ascii="Times New Roman" w:hAnsi="Times New Roman" w:cs="Times New Roman"/>
+        </w:rPr>
+      </w:pPr>
+      <w:r>
+        <w:rPr>
+          <w:rFonts w:ascii="Times New Roman" w:hAnsi="Times New Roman" w:cs="Times New Roman"/>
+        </w:rPr>
+        <w:t xml:space="preserve">Desarrollar un modelo de minería de datos integrado al Gemelo Digital de MIMETIC para detectar oportunamente patrones de riesgo en "sedentarios activos", transformando datos numéricos de </w:t>
+      </w:r>
+      <w:proofErr w:type="gramStart"/>
+      <w:r>
+        <w:rPr>
+          <w:rFonts w:ascii="Times New Roman" w:hAnsi="Times New Roman" w:cs="Times New Roman"/>
+          <w:i/>
+          <w:iCs/>
+        </w:rPr>
+        <w:t>wearables</w:t>
+      </w:r>
+      <w:proofErr w:type="gramEnd"/>
+      <w:r>
+        <w:rPr>
+          <w:rFonts w:ascii="Times New Roman" w:hAnsi="Times New Roman" w:cs="Times New Roman"/>
+        </w:rPr>
+        <w:t xml:space="preserve"> en etiquetas cualitativas para la emisión de alertas preventivas en tiempo real.</w:t>
+      </w:r>
+    </w:p>
+    <w:p>
+      <w:pPr>
+        <w:pStyle w:val="Ttulo2"/>
+        <w:spacing w:line="480" w:lineRule="auto"/>
+        <w:rPr>
+          <w:rFonts w:ascii="Times New Roman" w:hAnsi="Times New Roman" w:cs="Times New Roman"/>
+          <w:b/>
+          <w:bCs/>
           <w:color w:val="auto"/>
           <w:sz w:val="24"/>
           <w:szCs w:val="24"/>
         </w:rPr>
-        <w:t xml:space="preserve"> </w:t>
-      </w:r>
-    </w:p>
-    <w:p>
-      <w:pPr>
-        <w:spacing w:line="480" w:lineRule="auto"/>
-        <w:ind w:firstLine="708"/>
-        <w:rPr>
-          <w:rFonts w:ascii="Times New Roman" w:hAnsi="Times New Roman" w:cs="Times New Roman"/>
-        </w:rPr>
-      </w:pPr>
-      <w:r>
-        <w:rPr>
-          <w:rFonts w:ascii="Times New Roman" w:hAnsi="Times New Roman" w:cs="Times New Roman"/>
-        </w:rPr>
-        <w:t xml:space="preserve">Desarrollar un modelo de minería de datos integrado al Gemelo Digital de MIMETIC para detectar oportunamente patrones de riesgo en "sedentarios activos", transformando datos numéricos de </w:t>
-      </w:r>
-      <w:proofErr w:type="gramStart"/>
-      <w:r>
-        <w:rPr>
-          <w:rFonts w:ascii="Times New Roman" w:hAnsi="Times New Roman" w:cs="Times New Roman"/>
-          <w:i/>
-          <w:iCs/>
-        </w:rPr>
-        <w:t>wearables</w:t>
-      </w:r>
-      <w:proofErr w:type="gramEnd"/>
-      <w:r>
-        <w:rPr>
-          <w:rFonts w:ascii="Times New Roman" w:hAnsi="Times New Roman" w:cs="Times New Roman"/>
-        </w:rPr>
-        <w:t xml:space="preserve"> en etiquetas cualitativas para la emisión de alertas preventivas en tiempo real.</w:t>
-      </w:r>
-    </w:p>
-    <w:p>
-      <w:pPr>
-        <w:pStyle w:val="Ttulo2"/>
-        <w:spacing w:line="480" w:lineRule="auto"/>
-        <w:rPr>
+      </w:pPr>
+      <w:bookmarkStart w:id="3" w:name="_Toc240210461"/>
+      <w:r>
+        <w:rPr>
+          <w:rFonts w:ascii="Times New Roman" w:hAnsi="Times New Roman" w:cs="Times New Roman"/>
+          <w:b/>
+          <w:bCs/>
           <w:color w:val="auto"/>
           <w:sz w:val="24"/>
           <w:szCs w:val="24"/>
         </w:rPr>
-      </w:pPr>
-      <w:bookmarkStart w:id="2" w:name="_Toc239086247"/>
-      <w:r>
-        <w:rPr>
-          <w:color w:val="auto"/>
-          <w:sz w:val="24"/>
-          <w:szCs w:val="24"/>
-        </w:rPr>
-        <w:t>Objetivos Específicos</w:t>
-      </w:r>
-      <w:r>
-        <w:rPr>
-          <w:color w:val="auto"/>
-          <w:sz w:val="24"/>
-          <w:szCs w:val="24"/>
-        </w:rPr>
-        <w:t>:</w:t>
-      </w:r>
-      <w:bookmarkEnd w:id="2"/>
+        <w:t>Objetivos Específicos:</w:t>
+      </w:r>
+      <w:bookmarkEnd w:id="3"/>
     </w:p>
     <w:p>
       <w:pPr>
@@ -1315,6 +3075,2364 @@
         </w:rPr>
       </w:pPr>
     </w:p>
+    <w:p>
+      <w:pPr>
+        <w:spacing w:line="480" w:lineRule="auto"/>
+        <w:rPr>
+          <w:rFonts w:ascii="Times New Roman" w:hAnsi="Times New Roman" w:cs="Times New Roman"/>
+        </w:rPr>
+      </w:pPr>
+    </w:p>
+    <w:p>
+      <w:pPr>
+        <w:spacing w:line="480" w:lineRule="auto"/>
+        <w:rPr>
+          <w:rFonts w:ascii="Times New Roman" w:hAnsi="Times New Roman" w:cs="Times New Roman"/>
+        </w:rPr>
+      </w:pPr>
+    </w:p>
+    <w:p>
+      <w:pPr>
+        <w:pStyle w:val="Ttulo1"/>
+        <w:spacing w:line="480" w:lineRule="auto"/>
+        <w:rPr>
+          <w:rFonts w:ascii="Times New Roman" w:hAnsi="Times New Roman" w:cs="Times New Roman"/>
+          <w:b/>
+          <w:bCs/>
+          <w:sz w:val="24"/>
+          <w:szCs w:val="24"/>
+        </w:rPr>
+      </w:pPr>
+      <w:bookmarkStart w:id="4" w:name="_Toc240210462"/>
+      <w:r>
+        <w:rPr>
+          <w:rFonts w:ascii="Times New Roman" w:hAnsi="Times New Roman" w:cs="Times New Roman"/>
+          <w:b/>
+          <w:bCs/>
+          <w:color w:val="000000" w:themeColor="text1"/>
+          <w:sz w:val="24"/>
+          <w:szCs w:val="24"/>
+        </w:rPr>
+        <w:lastRenderedPageBreak/>
+        <w:t>METODOLOGÍA</w:t>
+      </w:r>
+      <w:bookmarkEnd w:id="4"/>
+      <w:r>
+        <w:rPr>
+          <w:rFonts w:ascii="Times New Roman" w:hAnsi="Times New Roman" w:cs="Times New Roman"/>
+          <w:b/>
+          <w:bCs/>
+          <w:sz w:val="24"/>
+          <w:szCs w:val="24"/>
+        </w:rPr>
+        <w:t xml:space="preserve"> </w:t>
+      </w:r>
+    </w:p>
+    <w:p>
+      <w:pPr>
+        <w:spacing w:line="480" w:lineRule="auto"/>
+        <w:ind w:firstLine="708"/>
+        <w:rPr>
+          <w:rFonts w:ascii="Times New Roman" w:hAnsi="Times New Roman" w:cs="Times New Roman"/>
+        </w:rPr>
+      </w:pPr>
+      <w:r>
+        <w:rPr>
+          <w:rFonts w:ascii="Times New Roman" w:hAnsi="Times New Roman" w:cs="Times New Roman"/>
+        </w:rPr>
+        <w:t xml:space="preserve">Siguiendo la metodología </w:t>
+      </w:r>
+      <w:r>
+        <w:rPr>
+          <w:rFonts w:ascii="Times New Roman" w:hAnsi="Times New Roman" w:cs="Times New Roman"/>
+          <w:b/>
+          <w:bCs/>
+        </w:rPr>
+        <w:t>CRISP-DM</w:t>
+      </w:r>
+      <w:r>
+        <w:rPr>
+          <w:rFonts w:ascii="Times New Roman" w:hAnsi="Times New Roman" w:cs="Times New Roman"/>
+        </w:rPr>
+        <w:t xml:space="preserve"> (</w:t>
+      </w:r>
+      <w:r>
+        <w:rPr>
+          <w:rFonts w:ascii="Times New Roman" w:hAnsi="Times New Roman" w:cs="Times New Roman"/>
+          <w:i/>
+          <w:iCs/>
+        </w:rPr>
+        <w:t>Cross-</w:t>
+      </w:r>
+      <w:proofErr w:type="spellStart"/>
+      <w:r>
+        <w:rPr>
+          <w:rFonts w:ascii="Times New Roman" w:hAnsi="Times New Roman" w:cs="Times New Roman"/>
+          <w:i/>
+          <w:iCs/>
+        </w:rPr>
+        <w:t>Industry</w:t>
+      </w:r>
+      <w:proofErr w:type="spellEnd"/>
+      <w:r>
+        <w:rPr>
+          <w:rFonts w:ascii="Times New Roman" w:hAnsi="Times New Roman" w:cs="Times New Roman"/>
+          <w:i/>
+          <w:iCs/>
+        </w:rPr>
+        <w:t xml:space="preserve"> Standard Process </w:t>
+      </w:r>
+      <w:proofErr w:type="spellStart"/>
+      <w:r>
+        <w:rPr>
+          <w:rFonts w:ascii="Times New Roman" w:hAnsi="Times New Roman" w:cs="Times New Roman"/>
+          <w:i/>
+          <w:iCs/>
+        </w:rPr>
+        <w:t>for</w:t>
+      </w:r>
+      <w:proofErr w:type="spellEnd"/>
+      <w:r>
+        <w:rPr>
+          <w:rFonts w:ascii="Times New Roman" w:hAnsi="Times New Roman" w:cs="Times New Roman"/>
+          <w:i/>
+          <w:iCs/>
+        </w:rPr>
+        <w:t xml:space="preserve"> Data </w:t>
+      </w:r>
+      <w:proofErr w:type="spellStart"/>
+      <w:r>
+        <w:rPr>
+          <w:rFonts w:ascii="Times New Roman" w:hAnsi="Times New Roman" w:cs="Times New Roman"/>
+          <w:i/>
+          <w:iCs/>
+        </w:rPr>
+        <w:t>Mining</w:t>
+      </w:r>
+      <w:proofErr w:type="spellEnd"/>
+      <w:r>
+        <w:rPr>
+          <w:rFonts w:ascii="Times New Roman" w:hAnsi="Times New Roman" w:cs="Times New Roman"/>
+        </w:rPr>
+        <w:t xml:space="preserve">) en su tercera fase de </w:t>
+      </w:r>
+      <w:r>
+        <w:rPr>
+          <w:rFonts w:ascii="Times New Roman" w:hAnsi="Times New Roman" w:cs="Times New Roman"/>
+          <w:b/>
+          <w:bCs/>
+        </w:rPr>
+        <w:t>Preparación de Datos</w:t>
+      </w:r>
+      <w:r>
+        <w:rPr>
+          <w:rFonts w:ascii="Times New Roman" w:hAnsi="Times New Roman" w:cs="Times New Roman"/>
+        </w:rPr>
+        <w:t>, el procesamiento ejecutado en el cuaderno interactivo (MIMETICSEC3.ipynb) transformó el conjunto de datos crudo en una versión depurada, consistente y validada (</w:t>
+      </w:r>
+      <w:proofErr w:type="spellStart"/>
+      <w:r>
+        <w:rPr>
+          <w:rFonts w:ascii="Times New Roman" w:hAnsi="Times New Roman" w:cs="Times New Roman"/>
+        </w:rPr>
+        <w:t>dfClean</w:t>
+      </w:r>
+      <w:proofErr w:type="spellEnd"/>
+      <w:r>
+        <w:rPr>
+          <w:rFonts w:ascii="Times New Roman" w:hAnsi="Times New Roman" w:cs="Times New Roman"/>
+        </w:rPr>
+        <w:t xml:space="preserve">). </w:t>
+      </w:r>
+    </w:p>
+    <w:p>
+      <w:pPr>
+        <w:spacing w:line="480" w:lineRule="auto"/>
+        <w:ind w:firstLine="708"/>
+        <w:rPr>
+          <w:rFonts w:ascii="Times New Roman" w:hAnsi="Times New Roman" w:cs="Times New Roman"/>
+        </w:rPr>
+      </w:pPr>
+      <w:r>
+        <w:rPr>
+          <w:rFonts w:ascii="Times New Roman" w:hAnsi="Times New Roman" w:cs="Times New Roman"/>
+        </w:rPr>
+        <w:t xml:space="preserve">Con el fin de garantizar trazabilidad académica y estándares de calidad de software, el proceso se estructuró mediante una arquitectura orientada a objetos a través de la clase </w:t>
+      </w:r>
+      <w:proofErr w:type="spellStart"/>
+      <w:r>
+        <w:rPr>
+          <w:rFonts w:ascii="Times New Roman" w:hAnsi="Times New Roman" w:cs="Times New Roman"/>
+        </w:rPr>
+        <w:t>MIMETICDataCleaner</w:t>
+      </w:r>
+      <w:proofErr w:type="spellEnd"/>
+      <w:r>
+        <w:rPr>
+          <w:rFonts w:ascii="Times New Roman" w:hAnsi="Times New Roman" w:cs="Times New Roman"/>
+        </w:rPr>
+        <w:t xml:space="preserve">, respaldada por los principios </w:t>
+      </w:r>
+      <w:r>
+        <w:rPr>
+          <w:rFonts w:ascii="Times New Roman" w:hAnsi="Times New Roman" w:cs="Times New Roman"/>
+          <w:b/>
+          <w:bCs/>
+        </w:rPr>
+        <w:t>SOLID</w:t>
+      </w:r>
+      <w:r>
+        <w:rPr>
+          <w:rFonts w:ascii="Times New Roman" w:hAnsi="Times New Roman" w:cs="Times New Roman"/>
+        </w:rPr>
+        <w:t xml:space="preserve"> (</w:t>
+      </w:r>
+      <w:r>
+        <w:rPr>
+          <w:rFonts w:ascii="Times New Roman" w:hAnsi="Times New Roman" w:cs="Times New Roman"/>
+          <w:i/>
+          <w:iCs/>
+        </w:rPr>
+        <w:t>Responsabilidad Única</w:t>
+      </w:r>
+      <w:r>
+        <w:rPr>
+          <w:rFonts w:ascii="Times New Roman" w:hAnsi="Times New Roman" w:cs="Times New Roman"/>
+        </w:rPr>
+        <w:t xml:space="preserve"> y </w:t>
+      </w:r>
+      <w:r>
+        <w:rPr>
+          <w:rFonts w:ascii="Times New Roman" w:hAnsi="Times New Roman" w:cs="Times New Roman"/>
+          <w:i/>
+          <w:iCs/>
+        </w:rPr>
+        <w:t>Principio de Abierto/Cerrado</w:t>
+      </w:r>
+      <w:r>
+        <w:rPr>
+          <w:rFonts w:ascii="Times New Roman" w:hAnsi="Times New Roman" w:cs="Times New Roman"/>
+        </w:rPr>
+        <w:t xml:space="preserve">). </w:t>
+      </w:r>
+    </w:p>
+    <w:p>
+      <w:pPr>
+        <w:spacing w:line="480" w:lineRule="auto"/>
+        <w:ind w:firstLine="708"/>
+        <w:rPr>
+          <w:rFonts w:ascii="Times New Roman" w:hAnsi="Times New Roman" w:cs="Times New Roman"/>
+        </w:rPr>
+      </w:pPr>
+    </w:p>
+    <w:p>
+      <w:pPr>
+        <w:spacing w:line="480" w:lineRule="auto"/>
+        <w:ind w:firstLine="708"/>
+        <w:rPr>
+          <w:rFonts w:ascii="Times New Roman" w:hAnsi="Times New Roman" w:cs="Times New Roman"/>
+        </w:rPr>
+      </w:pPr>
+    </w:p>
+    <w:p>
+      <w:pPr>
+        <w:spacing w:line="480" w:lineRule="auto"/>
+        <w:ind w:firstLine="708"/>
+        <w:rPr>
+          <w:rFonts w:ascii="Times New Roman" w:hAnsi="Times New Roman" w:cs="Times New Roman"/>
+        </w:rPr>
+      </w:pPr>
+    </w:p>
+    <w:p>
+      <w:pPr>
+        <w:spacing w:line="480" w:lineRule="auto"/>
+        <w:ind w:firstLine="708"/>
+        <w:rPr>
+          <w:rFonts w:ascii="Times New Roman" w:hAnsi="Times New Roman" w:cs="Times New Roman"/>
+        </w:rPr>
+      </w:pPr>
+    </w:p>
+    <w:p>
+      <w:pPr>
+        <w:spacing w:line="480" w:lineRule="auto"/>
+        <w:ind w:firstLine="708"/>
+        <w:rPr>
+          <w:rFonts w:ascii="Times New Roman" w:hAnsi="Times New Roman" w:cs="Times New Roman"/>
+        </w:rPr>
+      </w:pPr>
+    </w:p>
+    <w:p>
+      <w:pPr>
+        <w:spacing w:line="480" w:lineRule="auto"/>
+        <w:ind w:firstLine="708"/>
+        <w:rPr>
+          <w:rFonts w:ascii="Times New Roman" w:hAnsi="Times New Roman" w:cs="Times New Roman"/>
+        </w:rPr>
+      </w:pPr>
+    </w:p>
+    <w:p>
+      <w:pPr>
+        <w:spacing w:line="480" w:lineRule="auto"/>
+        <w:ind w:firstLine="708"/>
+        <w:rPr>
+          <w:rFonts w:ascii="Times New Roman" w:hAnsi="Times New Roman" w:cs="Times New Roman"/>
+        </w:rPr>
+      </w:pPr>
+    </w:p>
+    <w:p>
+      <w:pPr>
+        <w:spacing w:line="480" w:lineRule="auto"/>
+        <w:ind w:firstLine="708"/>
+        <w:rPr>
+          <w:rFonts w:ascii="Times New Roman" w:hAnsi="Times New Roman" w:cs="Times New Roman"/>
+        </w:rPr>
+      </w:pPr>
+    </w:p>
+    <w:p>
+      <w:pPr>
+        <w:spacing w:line="480" w:lineRule="auto"/>
+        <w:ind w:firstLine="708"/>
+        <w:rPr>
+          <w:rFonts w:ascii="Times New Roman" w:hAnsi="Times New Roman" w:cs="Times New Roman"/>
+        </w:rPr>
+      </w:pPr>
+    </w:p>
+    <w:p>
+      <w:pPr>
+        <w:pStyle w:val="Ttulo2"/>
+        <w:numPr>
+          <w:ilvl w:val="0"/>
+          <w:numId w:val="8"/>
+        </w:numPr>
+        <w:spacing w:line="480" w:lineRule="auto"/>
+        <w:rPr>
+          <w:rFonts w:ascii="Times New Roman" w:hAnsi="Times New Roman" w:cs="Times New Roman"/>
+          <w:b/>
+          <w:bCs/>
+          <w:color w:val="000000" w:themeColor="text1"/>
+          <w:sz w:val="24"/>
+          <w:szCs w:val="24"/>
+        </w:rPr>
+      </w:pPr>
+      <w:bookmarkStart w:id="5" w:name="_Toc240210463"/>
+      <w:r>
+        <w:rPr>
+          <w:rFonts w:ascii="Times New Roman" w:hAnsi="Times New Roman" w:cs="Times New Roman"/>
+          <w:b/>
+          <w:bCs/>
+          <w:color w:val="000000" w:themeColor="text1"/>
+          <w:sz w:val="24"/>
+          <w:szCs w:val="24"/>
+        </w:rPr>
+        <w:lastRenderedPageBreak/>
+        <w:t>INGESTA MULTI-FUENTE E INTEGRACIÓN CONTEXTUAL</w:t>
+      </w:r>
+      <w:bookmarkEnd w:id="5"/>
+    </w:p>
+    <w:p>
+      <w:pPr>
+        <w:spacing w:line="480" w:lineRule="auto"/>
+        <w:ind w:firstLine="360"/>
+        <w:rPr>
+          <w:rFonts w:ascii="Times New Roman" w:hAnsi="Times New Roman" w:cs="Times New Roman"/>
+        </w:rPr>
+      </w:pPr>
+      <w:r>
+        <w:rPr>
+          <w:rFonts w:ascii="Times New Roman" w:hAnsi="Times New Roman" w:cs="Times New Roman"/>
+        </w:rPr>
+        <w:t xml:space="preserve">Para enriquecer la interpretación fisiológica de los datos, el pipeline unifica dos orígenes de datos complementarios: </w:t>
+      </w:r>
+    </w:p>
+    <w:p>
+      <w:pPr>
+        <w:pStyle w:val="Prrafodelista"/>
+        <w:numPr>
+          <w:ilvl w:val="0"/>
+          <w:numId w:val="9"/>
+        </w:numPr>
+        <w:spacing w:line="480" w:lineRule="auto"/>
+        <w:rPr>
+          <w:rFonts w:ascii="Times New Roman" w:hAnsi="Times New Roman" w:cs="Times New Roman"/>
+        </w:rPr>
+      </w:pPr>
+      <w:bookmarkStart w:id="6" w:name="_Toc240210464"/>
+      <w:r>
+        <w:rPr>
+          <w:rStyle w:val="Ttulo3Car"/>
+          <w:rFonts w:ascii="Times New Roman" w:hAnsi="Times New Roman" w:cs="Times New Roman"/>
+          <w:b/>
+          <w:bCs/>
+          <w:color w:val="000000" w:themeColor="text1"/>
+          <w:sz w:val="24"/>
+          <w:szCs w:val="24"/>
+        </w:rPr>
+        <w:t>Fuente Primaria (</w:t>
+      </w:r>
+      <w:proofErr w:type="gramStart"/>
+      <w:r>
+        <w:rPr>
+          <w:rStyle w:val="Ttulo3Car"/>
+          <w:rFonts w:ascii="Times New Roman" w:hAnsi="Times New Roman" w:cs="Times New Roman"/>
+          <w:b/>
+          <w:bCs/>
+          <w:color w:val="000000" w:themeColor="text1"/>
+          <w:sz w:val="24"/>
+          <w:szCs w:val="24"/>
+        </w:rPr>
+        <w:t>Wearables</w:t>
+      </w:r>
+      <w:proofErr w:type="gramEnd"/>
+      <w:r>
+        <w:rPr>
+          <w:rStyle w:val="Ttulo3Car"/>
+          <w:rFonts w:ascii="Times New Roman" w:hAnsi="Times New Roman" w:cs="Times New Roman"/>
+          <w:b/>
+          <w:bCs/>
+          <w:color w:val="000000" w:themeColor="text1"/>
+          <w:sz w:val="24"/>
+          <w:szCs w:val="24"/>
+        </w:rPr>
+        <w:t xml:space="preserve"> / </w:t>
+      </w:r>
+      <w:proofErr w:type="spellStart"/>
+      <w:r>
+        <w:rPr>
+          <w:rStyle w:val="Ttulo3Car"/>
+          <w:rFonts w:ascii="Times New Roman" w:hAnsi="Times New Roman" w:cs="Times New Roman"/>
+          <w:b/>
+          <w:bCs/>
+          <w:color w:val="000000" w:themeColor="text1"/>
+          <w:sz w:val="24"/>
+          <w:szCs w:val="24"/>
+        </w:rPr>
+        <w:t>IoT</w:t>
+      </w:r>
+      <w:proofErr w:type="spellEnd"/>
+      <w:r>
+        <w:rPr>
+          <w:rStyle w:val="Ttulo3Car"/>
+          <w:rFonts w:ascii="Times New Roman" w:hAnsi="Times New Roman" w:cs="Times New Roman"/>
+          <w:b/>
+          <w:bCs/>
+          <w:color w:val="000000" w:themeColor="text1"/>
+          <w:sz w:val="24"/>
+          <w:szCs w:val="24"/>
+        </w:rPr>
+        <w:t>)</w:t>
+      </w:r>
+      <w:bookmarkEnd w:id="6"/>
+      <w:r>
+        <w:rPr>
+          <w:rFonts w:ascii="Times New Roman" w:hAnsi="Times New Roman" w:cs="Times New Roman"/>
+          <w:b/>
+          <w:bCs/>
+        </w:rPr>
+        <w:t>:</w:t>
+      </w:r>
+      <w:r>
+        <w:rPr>
+          <w:rFonts w:ascii="Times New Roman" w:hAnsi="Times New Roman" w:cs="Times New Roman"/>
+        </w:rPr>
+        <w:t xml:space="preserve"> Lecturas provenientes del </w:t>
+      </w:r>
+      <w:proofErr w:type="spellStart"/>
+      <w:r>
+        <w:rPr>
+          <w:rFonts w:ascii="Times New Roman" w:hAnsi="Times New Roman" w:cs="Times New Roman"/>
+        </w:rPr>
+        <w:t>dataset</w:t>
+      </w:r>
+      <w:proofErr w:type="spellEnd"/>
+      <w:r>
+        <w:rPr>
+          <w:rFonts w:ascii="Times New Roman" w:hAnsi="Times New Roman" w:cs="Times New Roman"/>
+        </w:rPr>
+        <w:t xml:space="preserve"> </w:t>
+      </w:r>
+      <w:proofErr w:type="spellStart"/>
+      <w:r>
+        <w:rPr>
+          <w:rFonts w:ascii="Times New Roman" w:hAnsi="Times New Roman" w:cs="Times New Roman"/>
+        </w:rPr>
+        <w:t>dailyActivity_</w:t>
+      </w:r>
+      <w:proofErr w:type="gramStart"/>
+      <w:r>
+        <w:rPr>
+          <w:rFonts w:ascii="Times New Roman" w:hAnsi="Times New Roman" w:cs="Times New Roman"/>
+        </w:rPr>
+        <w:t>mergedMIMETIC</w:t>
+      </w:r>
+      <w:proofErr w:type="spellEnd"/>
+      <w:r>
+        <w:rPr>
+          <w:rFonts w:ascii="Times New Roman" w:hAnsi="Times New Roman" w:cs="Times New Roman"/>
+        </w:rPr>
+        <w:t>(</w:t>
+      </w:r>
+      <w:proofErr w:type="spellStart"/>
+      <w:proofErr w:type="gramEnd"/>
+      <w:r>
+        <w:rPr>
+          <w:rFonts w:ascii="Times New Roman" w:hAnsi="Times New Roman" w:cs="Times New Roman"/>
+        </w:rPr>
+        <w:t>version</w:t>
+      </w:r>
+      <w:proofErr w:type="spellEnd"/>
+      <w:r>
+        <w:rPr>
+          <w:rFonts w:ascii="Times New Roman" w:hAnsi="Times New Roman" w:cs="Times New Roman"/>
+        </w:rPr>
+        <w:t xml:space="preserve"> 1).xlsx (940 registros y 17 columnas iniciales), compuestas por métricas cuantitativas de fotopletismografía (PPG) y acelerometría triaxial (</w:t>
+      </w:r>
+      <w:proofErr w:type="spellStart"/>
+      <w:r>
+        <w:rPr>
+          <w:rFonts w:ascii="Times New Roman" w:hAnsi="Times New Roman" w:cs="Times New Roman"/>
+        </w:rPr>
+        <w:t>TotalSteps</w:t>
+      </w:r>
+      <w:proofErr w:type="spellEnd"/>
+      <w:r>
+        <w:rPr>
+          <w:rFonts w:ascii="Times New Roman" w:hAnsi="Times New Roman" w:cs="Times New Roman"/>
+        </w:rPr>
+        <w:t xml:space="preserve">, </w:t>
+      </w:r>
+      <w:proofErr w:type="spellStart"/>
+      <w:r>
+        <w:rPr>
+          <w:rFonts w:ascii="Times New Roman" w:hAnsi="Times New Roman" w:cs="Times New Roman"/>
+        </w:rPr>
+        <w:t>SedentaryMinutes</w:t>
+      </w:r>
+      <w:proofErr w:type="spellEnd"/>
+      <w:r>
+        <w:rPr>
+          <w:rFonts w:ascii="Times New Roman" w:hAnsi="Times New Roman" w:cs="Times New Roman"/>
+        </w:rPr>
+        <w:t xml:space="preserve">, </w:t>
+      </w:r>
+      <w:proofErr w:type="spellStart"/>
+      <w:r>
+        <w:rPr>
+          <w:rFonts w:ascii="Times New Roman" w:hAnsi="Times New Roman" w:cs="Times New Roman"/>
+        </w:rPr>
+        <w:t>VeryActiveMinutes</w:t>
+      </w:r>
+      <w:proofErr w:type="spellEnd"/>
+      <w:r>
+        <w:rPr>
+          <w:rFonts w:ascii="Times New Roman" w:hAnsi="Times New Roman" w:cs="Times New Roman"/>
+        </w:rPr>
+        <w:t xml:space="preserve">, </w:t>
+      </w:r>
+      <w:proofErr w:type="spellStart"/>
+      <w:r>
+        <w:rPr>
+          <w:rFonts w:ascii="Times New Roman" w:hAnsi="Times New Roman" w:cs="Times New Roman"/>
+        </w:rPr>
+        <w:t>Calories</w:t>
+      </w:r>
+      <w:proofErr w:type="spellEnd"/>
+      <w:r>
+        <w:rPr>
+          <w:rFonts w:ascii="Times New Roman" w:hAnsi="Times New Roman" w:cs="Times New Roman"/>
+        </w:rPr>
+        <w:t xml:space="preserve">). </w:t>
+      </w:r>
+    </w:p>
+    <w:p>
+      <w:pPr>
+        <w:pStyle w:val="Prrafodelista"/>
+        <w:numPr>
+          <w:ilvl w:val="0"/>
+          <w:numId w:val="9"/>
+        </w:numPr>
+        <w:spacing w:line="480" w:lineRule="auto"/>
+        <w:rPr>
+          <w:rFonts w:ascii="Times New Roman" w:hAnsi="Times New Roman" w:cs="Times New Roman"/>
+        </w:rPr>
+      </w:pPr>
+      <w:bookmarkStart w:id="7" w:name="_Toc240210465"/>
+      <w:r>
+        <w:rPr>
+          <w:rStyle w:val="Ttulo3Car"/>
+          <w:rFonts w:ascii="Times New Roman" w:hAnsi="Times New Roman" w:cs="Times New Roman"/>
+          <w:b/>
+          <w:bCs/>
+          <w:color w:val="000000" w:themeColor="text1"/>
+          <w:sz w:val="24"/>
+          <w:szCs w:val="24"/>
+        </w:rPr>
+        <w:t>Fuente Secundaria Contextual (API REST / JSON)</w:t>
+      </w:r>
+      <w:bookmarkEnd w:id="7"/>
+      <w:r>
+        <w:rPr>
+          <w:rFonts w:ascii="Times New Roman" w:hAnsi="Times New Roman" w:cs="Times New Roman"/>
+          <w:b/>
+          <w:bCs/>
+        </w:rPr>
+        <w:t>:</w:t>
+      </w:r>
+      <w:r>
+        <w:rPr>
+          <w:rFonts w:ascii="Times New Roman" w:hAnsi="Times New Roman" w:cs="Times New Roman"/>
+        </w:rPr>
+        <w:t xml:space="preserve"> Integración en tiempo real con la API de </w:t>
+      </w:r>
+      <w:proofErr w:type="spellStart"/>
+      <w:r>
+        <w:rPr>
+          <w:rFonts w:ascii="Times New Roman" w:hAnsi="Times New Roman" w:cs="Times New Roman"/>
+        </w:rPr>
+        <w:t>OpenWeatherMap</w:t>
+      </w:r>
+      <w:proofErr w:type="spellEnd"/>
+      <w:r>
+        <w:rPr>
+          <w:rFonts w:ascii="Times New Roman" w:hAnsi="Times New Roman" w:cs="Times New Roman"/>
+        </w:rPr>
+        <w:t xml:space="preserve"> mediante peticiones HTTP para extraer variables meteorológicas contextuales (</w:t>
+      </w:r>
+      <w:proofErr w:type="spellStart"/>
+      <w:r>
+        <w:rPr>
+          <w:rFonts w:ascii="Times New Roman" w:hAnsi="Times New Roman" w:cs="Times New Roman"/>
+        </w:rPr>
+        <w:t>Temperatura_C</w:t>
+      </w:r>
+      <w:proofErr w:type="spellEnd"/>
+      <w:r>
+        <w:rPr>
+          <w:rFonts w:ascii="Times New Roman" w:hAnsi="Times New Roman" w:cs="Times New Roman"/>
+        </w:rPr>
+        <w:t xml:space="preserve">, </w:t>
+      </w:r>
+      <w:proofErr w:type="spellStart"/>
+      <w:r>
+        <w:rPr>
+          <w:rFonts w:ascii="Times New Roman" w:hAnsi="Times New Roman" w:cs="Times New Roman"/>
+        </w:rPr>
+        <w:t>Humedad_Pct</w:t>
+      </w:r>
+      <w:proofErr w:type="spellEnd"/>
+      <w:r>
+        <w:rPr>
+          <w:rFonts w:ascii="Times New Roman" w:hAnsi="Times New Roman" w:cs="Times New Roman"/>
+        </w:rPr>
+        <w:t xml:space="preserve">, </w:t>
+      </w:r>
+      <w:proofErr w:type="spellStart"/>
+      <w:r>
+        <w:rPr>
+          <w:rFonts w:ascii="Times New Roman" w:hAnsi="Times New Roman" w:cs="Times New Roman"/>
+        </w:rPr>
+        <w:t>Velocidad_Viento</w:t>
+      </w:r>
+      <w:proofErr w:type="spellEnd"/>
+      <w:r>
+        <w:rPr>
+          <w:rFonts w:ascii="Times New Roman" w:hAnsi="Times New Roman" w:cs="Times New Roman"/>
+        </w:rPr>
+        <w:t xml:space="preserve">, </w:t>
+      </w:r>
+      <w:proofErr w:type="spellStart"/>
+      <w:r>
+        <w:rPr>
+          <w:rFonts w:ascii="Times New Roman" w:hAnsi="Times New Roman" w:cs="Times New Roman"/>
+        </w:rPr>
+        <w:t>Estado_Clima</w:t>
+      </w:r>
+      <w:proofErr w:type="spellEnd"/>
+      <w:r>
+        <w:rPr>
+          <w:rFonts w:ascii="Times New Roman" w:hAnsi="Times New Roman" w:cs="Times New Roman"/>
+        </w:rPr>
+        <w:t xml:space="preserve">) en ciudades principales. Esta capa permite correlacionar condiciones ambientales extremas con variaciones en el sedentarismo o el cumplimiento de metas de actividad física. </w:t>
+      </w:r>
+    </w:p>
+    <w:p>
+      <w:pPr>
+        <w:spacing w:line="480" w:lineRule="auto"/>
+        <w:rPr>
+          <w:rFonts w:ascii="Times New Roman" w:hAnsi="Times New Roman" w:cs="Times New Roman"/>
+        </w:rPr>
+      </w:pPr>
+    </w:p>
+    <w:p>
+      <w:pPr>
+        <w:spacing w:line="480" w:lineRule="auto"/>
+        <w:rPr>
+          <w:rFonts w:ascii="Times New Roman" w:hAnsi="Times New Roman" w:cs="Times New Roman"/>
+        </w:rPr>
+      </w:pPr>
+    </w:p>
+    <w:p>
+      <w:pPr>
+        <w:spacing w:line="480" w:lineRule="auto"/>
+        <w:rPr>
+          <w:rFonts w:ascii="Times New Roman" w:hAnsi="Times New Roman" w:cs="Times New Roman"/>
+        </w:rPr>
+      </w:pPr>
+    </w:p>
+    <w:p>
+      <w:pPr>
+        <w:spacing w:line="480" w:lineRule="auto"/>
+        <w:rPr>
+          <w:rFonts w:ascii="Times New Roman" w:hAnsi="Times New Roman" w:cs="Times New Roman"/>
+        </w:rPr>
+      </w:pPr>
+    </w:p>
+    <w:p>
+      <w:pPr>
+        <w:spacing w:line="480" w:lineRule="auto"/>
+        <w:rPr>
+          <w:rFonts w:ascii="Times New Roman" w:hAnsi="Times New Roman" w:cs="Times New Roman"/>
+        </w:rPr>
+      </w:pPr>
+    </w:p>
+    <w:p>
+      <w:pPr>
+        <w:pStyle w:val="Ttulo2"/>
+        <w:numPr>
+          <w:ilvl w:val="0"/>
+          <w:numId w:val="8"/>
+        </w:numPr>
+        <w:spacing w:line="480" w:lineRule="auto"/>
+        <w:rPr>
+          <w:rFonts w:ascii="Times New Roman" w:hAnsi="Times New Roman" w:cs="Times New Roman"/>
+          <w:b/>
+          <w:bCs/>
+          <w:color w:val="000000" w:themeColor="text1"/>
+          <w:sz w:val="24"/>
+          <w:szCs w:val="24"/>
+        </w:rPr>
+      </w:pPr>
+      <w:bookmarkStart w:id="8" w:name="_Toc240210466"/>
+      <w:r>
+        <w:rPr>
+          <w:rFonts w:ascii="Times New Roman" w:hAnsi="Times New Roman" w:cs="Times New Roman"/>
+          <w:b/>
+          <w:bCs/>
+          <w:color w:val="000000" w:themeColor="text1"/>
+          <w:sz w:val="24"/>
+          <w:szCs w:val="24"/>
+        </w:rPr>
+        <w:lastRenderedPageBreak/>
+        <w:t>Diagnóstico, Depuración de Artefactos y Tratamiento de MNAR</w:t>
+      </w:r>
+      <w:bookmarkEnd w:id="8"/>
+    </w:p>
+    <w:p>
+      <w:pPr>
+        <w:spacing w:line="480" w:lineRule="auto"/>
+        <w:ind w:firstLine="708"/>
+        <w:rPr>
+          <w:rFonts w:ascii="Times New Roman" w:hAnsi="Times New Roman" w:cs="Times New Roman"/>
+        </w:rPr>
+      </w:pPr>
+      <w:r>
+        <w:rPr>
+          <w:rFonts w:ascii="Times New Roman" w:hAnsi="Times New Roman" w:cs="Times New Roman"/>
+        </w:rPr>
+        <w:t xml:space="preserve">En la etapa de evaluación de calidad inicial (diagnosticar), se identificaron distorsiones estructurales que requerían saneamiento directo: </w:t>
+      </w:r>
+    </w:p>
+    <w:p>
+      <w:pPr>
+        <w:pStyle w:val="Prrafodelista"/>
+        <w:numPr>
+          <w:ilvl w:val="0"/>
+          <w:numId w:val="4"/>
+        </w:numPr>
+        <w:spacing w:line="480" w:lineRule="auto"/>
+        <w:rPr>
+          <w:rFonts w:ascii="Times New Roman" w:hAnsi="Times New Roman" w:cs="Times New Roman"/>
+        </w:rPr>
+      </w:pPr>
+      <w:bookmarkStart w:id="9" w:name="_Toc240210467"/>
+      <w:r>
+        <w:rPr>
+          <w:rStyle w:val="Ttulo3Car"/>
+          <w:rFonts w:ascii="Times New Roman" w:hAnsi="Times New Roman" w:cs="Times New Roman"/>
+          <w:b/>
+          <w:bCs/>
+          <w:color w:val="000000" w:themeColor="text1"/>
+          <w:sz w:val="24"/>
+          <w:szCs w:val="24"/>
+        </w:rPr>
+        <w:t>Eliminación de Columnas Fantasma (Artefactos de Formato)</w:t>
+      </w:r>
+      <w:bookmarkEnd w:id="9"/>
+      <w:r>
+        <w:rPr>
+          <w:rFonts w:ascii="Times New Roman" w:hAnsi="Times New Roman" w:cs="Times New Roman"/>
+          <w:b/>
+          <w:bCs/>
+        </w:rPr>
+        <w:t>:</w:t>
+      </w:r>
+      <w:r>
+        <w:rPr>
+          <w:rFonts w:ascii="Times New Roman" w:hAnsi="Times New Roman" w:cs="Times New Roman"/>
+        </w:rPr>
+        <w:t xml:space="preserve"> Se detectó la presencia de dos columnas nulas completas (Unnamed: 15 y Unnamed: 16), equivalentes a 1,879 celdas vacías provocadas por desbordamiento de delimitadores en Excel. Fueron extirpadas mediante el método </w:t>
+      </w:r>
+      <w:proofErr w:type="spellStart"/>
+      <w:r>
+        <w:rPr>
+          <w:rFonts w:ascii="Times New Roman" w:hAnsi="Times New Roman" w:cs="Times New Roman"/>
+        </w:rPr>
+        <w:t>eliminarColumnasFantasma</w:t>
+      </w:r>
+      <w:proofErr w:type="spellEnd"/>
+      <w:r>
+        <w:rPr>
+          <w:rFonts w:ascii="Times New Roman" w:hAnsi="Times New Roman" w:cs="Times New Roman"/>
+        </w:rPr>
+        <w:t xml:space="preserve">, restaurando la consistencia dimensional del </w:t>
+      </w:r>
+      <w:proofErr w:type="spellStart"/>
+      <w:r>
+        <w:rPr>
+          <w:rFonts w:ascii="Times New Roman" w:hAnsi="Times New Roman" w:cs="Times New Roman"/>
+        </w:rPr>
+        <w:t>DataFrame</w:t>
+      </w:r>
+      <w:proofErr w:type="spellEnd"/>
+      <w:r>
+        <w:rPr>
+          <w:rFonts w:ascii="Times New Roman" w:hAnsi="Times New Roman" w:cs="Times New Roman"/>
+        </w:rPr>
+        <w:t xml:space="preserve">. </w:t>
+      </w:r>
+    </w:p>
+    <w:p>
+      <w:pPr>
+        <w:pStyle w:val="Prrafodelista"/>
+        <w:numPr>
+          <w:ilvl w:val="0"/>
+          <w:numId w:val="4"/>
+        </w:numPr>
+        <w:spacing w:line="480" w:lineRule="auto"/>
+        <w:rPr>
+          <w:rFonts w:ascii="Times New Roman" w:hAnsi="Times New Roman" w:cs="Times New Roman"/>
+        </w:rPr>
+      </w:pPr>
+      <w:bookmarkStart w:id="10" w:name="_Toc240210468"/>
+      <w:r>
+        <w:rPr>
+          <w:rStyle w:val="Ttulo3Car"/>
+          <w:rFonts w:ascii="Times New Roman" w:hAnsi="Times New Roman" w:cs="Times New Roman"/>
+          <w:b/>
+          <w:bCs/>
+          <w:color w:val="000000" w:themeColor="text1"/>
+          <w:sz w:val="24"/>
+          <w:szCs w:val="24"/>
+        </w:rPr>
+        <w:t>Estandarización Temporal</w:t>
+      </w:r>
+      <w:bookmarkEnd w:id="10"/>
+      <w:r>
+        <w:rPr>
+          <w:rFonts w:ascii="Times New Roman" w:hAnsi="Times New Roman" w:cs="Times New Roman"/>
+          <w:b/>
+          <w:bCs/>
+        </w:rPr>
+        <w:t>:</w:t>
+      </w:r>
+      <w:r>
+        <w:rPr>
+          <w:rFonts w:ascii="Times New Roman" w:hAnsi="Times New Roman" w:cs="Times New Roman"/>
+        </w:rPr>
+        <w:t xml:space="preserve"> La variable </w:t>
+      </w:r>
+      <w:proofErr w:type="spellStart"/>
+      <w:r>
+        <w:rPr>
+          <w:rFonts w:ascii="Times New Roman" w:hAnsi="Times New Roman" w:cs="Times New Roman"/>
+        </w:rPr>
+        <w:t>ActivityDate</w:t>
+      </w:r>
+      <w:proofErr w:type="spellEnd"/>
+      <w:r>
+        <w:rPr>
+          <w:rFonts w:ascii="Times New Roman" w:hAnsi="Times New Roman" w:cs="Times New Roman"/>
+        </w:rPr>
+        <w:t xml:space="preserve"> exhibía ambigüedad en formatos de fecha. Se aplicó una conversión coercitiva a tipo </w:t>
+      </w:r>
+      <w:proofErr w:type="spellStart"/>
+      <w:r>
+        <w:rPr>
+          <w:rFonts w:ascii="Times New Roman" w:hAnsi="Times New Roman" w:cs="Times New Roman"/>
+        </w:rPr>
+        <w:t>datetime</w:t>
+      </w:r>
+      <w:proofErr w:type="spellEnd"/>
+      <w:r>
+        <w:rPr>
+          <w:rFonts w:ascii="Times New Roman" w:hAnsi="Times New Roman" w:cs="Times New Roman"/>
+        </w:rPr>
+        <w:t xml:space="preserve"> (</w:t>
+      </w:r>
+      <w:proofErr w:type="spellStart"/>
+      <w:r>
+        <w:rPr>
+          <w:rFonts w:ascii="Times New Roman" w:hAnsi="Times New Roman" w:cs="Times New Roman"/>
+        </w:rPr>
+        <w:t>normalizarFechas</w:t>
+      </w:r>
+      <w:proofErr w:type="spellEnd"/>
+      <w:r>
+        <w:rPr>
+          <w:rFonts w:ascii="Times New Roman" w:hAnsi="Times New Roman" w:cs="Times New Roman"/>
+        </w:rPr>
+        <w:t xml:space="preserve">), garantizando 0 registros inválidos (NaT) y habilitando el ordenamiento cronológico para análisis de series de tiempo. </w:t>
+      </w:r>
+    </w:p>
+    <w:p>
+      <w:pPr>
+        <w:pStyle w:val="Prrafodelista"/>
+        <w:numPr>
+          <w:ilvl w:val="0"/>
+          <w:numId w:val="4"/>
+        </w:numPr>
+        <w:spacing w:line="480" w:lineRule="auto"/>
+        <w:rPr>
+          <w:rFonts w:ascii="Times New Roman" w:hAnsi="Times New Roman" w:cs="Times New Roman"/>
+        </w:rPr>
+      </w:pPr>
+      <w:bookmarkStart w:id="11" w:name="_Toc240210469"/>
+      <w:r>
+        <w:rPr>
+          <w:rStyle w:val="Ttulo3Car"/>
+          <w:rFonts w:ascii="Times New Roman" w:hAnsi="Times New Roman" w:cs="Times New Roman"/>
+          <w:b/>
+          <w:bCs/>
+          <w:color w:val="000000" w:themeColor="text1"/>
+          <w:sz w:val="24"/>
+          <w:szCs w:val="24"/>
+        </w:rPr>
+        <w:t>Depuración de Datos Faltantes No Aleatorios (MNAR)</w:t>
+      </w:r>
+      <w:bookmarkEnd w:id="11"/>
+      <w:r>
+        <w:rPr>
+          <w:rFonts w:ascii="Times New Roman" w:hAnsi="Times New Roman" w:cs="Times New Roman"/>
+          <w:b/>
+          <w:bCs/>
+        </w:rPr>
+        <w:t>:</w:t>
+      </w:r>
+      <w:r>
+        <w:rPr>
+          <w:rFonts w:ascii="Times New Roman" w:hAnsi="Times New Roman" w:cs="Times New Roman"/>
+        </w:rPr>
+        <w:t xml:space="preserve"> Se identificaron 72 registros con lectura de </w:t>
+      </w:r>
+      <w:proofErr w:type="spellStart"/>
+      <w:r>
+        <w:rPr>
+          <w:rFonts w:ascii="Times New Roman" w:hAnsi="Times New Roman" w:cs="Times New Roman"/>
+        </w:rPr>
+        <w:t>TotalSteps</w:t>
+      </w:r>
+      <w:proofErr w:type="spellEnd"/>
+      <w:r>
+        <w:rPr>
+          <w:rFonts w:ascii="Times New Roman" w:hAnsi="Times New Roman" w:cs="Times New Roman"/>
+        </w:rPr>
+        <w:t xml:space="preserve"> = 0 y </w:t>
+      </w:r>
+      <w:proofErr w:type="spellStart"/>
+      <w:r>
+        <w:rPr>
+          <w:rFonts w:ascii="Times New Roman" w:hAnsi="Times New Roman" w:cs="Times New Roman"/>
+        </w:rPr>
+        <w:t>SedentaryMinutes</w:t>
+      </w:r>
+      <w:proofErr w:type="spellEnd"/>
+      <w:r>
+        <w:rPr>
+          <w:rFonts w:ascii="Times New Roman" w:hAnsi="Times New Roman" w:cs="Times New Roman"/>
+        </w:rPr>
+        <w:t xml:space="preserve"> = 1440 (equivalente a 24 horas continuas de inmovilidad). Al corresponder a días donde el usuario no portó el dispositivo de medición (</w:t>
+      </w:r>
+      <w:proofErr w:type="spellStart"/>
+      <w:r>
+        <w:rPr>
+          <w:rFonts w:ascii="Times New Roman" w:hAnsi="Times New Roman" w:cs="Times New Roman"/>
+          <w:i/>
+          <w:iCs/>
+        </w:rPr>
+        <w:t>Missing</w:t>
+      </w:r>
+      <w:proofErr w:type="spellEnd"/>
+      <w:r>
+        <w:rPr>
+          <w:rFonts w:ascii="Times New Roman" w:hAnsi="Times New Roman" w:cs="Times New Roman"/>
+          <w:i/>
+          <w:iCs/>
+        </w:rPr>
+        <w:t xml:space="preserve"> Not at Random</w:t>
+      </w:r>
+      <w:r>
+        <w:rPr>
+          <w:rFonts w:ascii="Times New Roman" w:hAnsi="Times New Roman" w:cs="Times New Roman"/>
+        </w:rPr>
+        <w:t xml:space="preserve">), imputar valores numéricos habría sesgado gravemente los patrones reales de sedentarismo. Mediante </w:t>
+      </w:r>
+      <w:proofErr w:type="spellStart"/>
+      <w:r>
+        <w:rPr>
+          <w:rFonts w:ascii="Times New Roman" w:hAnsi="Times New Roman" w:cs="Times New Roman"/>
+        </w:rPr>
+        <w:t>filtrarDiasSinUso</w:t>
+      </w:r>
+      <w:proofErr w:type="spellEnd"/>
+      <w:r>
+        <w:rPr>
+          <w:rFonts w:ascii="Times New Roman" w:hAnsi="Times New Roman" w:cs="Times New Roman"/>
+        </w:rPr>
+        <w:t xml:space="preserve">, se eliminaron estas filas, ajustando la muestra útil a 868 registros. </w:t>
+      </w:r>
+    </w:p>
+    <w:p>
+      <w:pPr>
+        <w:spacing w:line="480" w:lineRule="auto"/>
+        <w:rPr>
+          <w:rFonts w:ascii="Times New Roman" w:hAnsi="Times New Roman" w:cs="Times New Roman"/>
+        </w:rPr>
+      </w:pPr>
+    </w:p>
+    <w:p>
+      <w:pPr>
+        <w:spacing w:line="480" w:lineRule="auto"/>
+        <w:rPr>
+          <w:rFonts w:ascii="Times New Roman" w:hAnsi="Times New Roman" w:cs="Times New Roman"/>
+        </w:rPr>
+      </w:pPr>
+    </w:p>
+    <w:p>
+      <w:pPr>
+        <w:pStyle w:val="Ttulo2"/>
+        <w:numPr>
+          <w:ilvl w:val="0"/>
+          <w:numId w:val="8"/>
+        </w:numPr>
+        <w:spacing w:line="480" w:lineRule="auto"/>
+        <w:rPr>
+          <w:rFonts w:ascii="Times New Roman" w:hAnsi="Times New Roman" w:cs="Times New Roman"/>
+          <w:b/>
+          <w:bCs/>
+          <w:color w:val="000000" w:themeColor="text1"/>
+          <w:sz w:val="24"/>
+          <w:szCs w:val="24"/>
+        </w:rPr>
+      </w:pPr>
+      <w:bookmarkStart w:id="12" w:name="_Toc240210470"/>
+      <w:r>
+        <w:rPr>
+          <w:rFonts w:ascii="Times New Roman" w:hAnsi="Times New Roman" w:cs="Times New Roman"/>
+          <w:b/>
+          <w:bCs/>
+          <w:color w:val="000000" w:themeColor="text1"/>
+          <w:sz w:val="24"/>
+          <w:szCs w:val="24"/>
+        </w:rPr>
+        <w:lastRenderedPageBreak/>
+        <w:t xml:space="preserve">Tratamiento de </w:t>
+      </w:r>
+      <w:proofErr w:type="spellStart"/>
+      <w:r>
+        <w:rPr>
+          <w:rFonts w:ascii="Times New Roman" w:hAnsi="Times New Roman" w:cs="Times New Roman"/>
+          <w:b/>
+          <w:bCs/>
+          <w:color w:val="000000" w:themeColor="text1"/>
+          <w:sz w:val="24"/>
+          <w:szCs w:val="24"/>
+        </w:rPr>
+        <w:t>Outliers</w:t>
+      </w:r>
+      <w:proofErr w:type="spellEnd"/>
+      <w:r>
+        <w:rPr>
+          <w:rFonts w:ascii="Times New Roman" w:hAnsi="Times New Roman" w:cs="Times New Roman"/>
+          <w:b/>
+          <w:bCs/>
+          <w:color w:val="000000" w:themeColor="text1"/>
+          <w:sz w:val="24"/>
+          <w:szCs w:val="24"/>
+        </w:rPr>
+        <w:t xml:space="preserve"> mediante </w:t>
+      </w:r>
+      <w:proofErr w:type="spellStart"/>
+      <w:r>
+        <w:rPr>
+          <w:rFonts w:ascii="Times New Roman" w:hAnsi="Times New Roman" w:cs="Times New Roman"/>
+          <w:b/>
+          <w:bCs/>
+          <w:color w:val="000000" w:themeColor="text1"/>
+          <w:sz w:val="24"/>
+          <w:szCs w:val="24"/>
+        </w:rPr>
+        <w:t>Winsorización</w:t>
+      </w:r>
+      <w:proofErr w:type="spellEnd"/>
+      <w:r>
+        <w:rPr>
+          <w:rFonts w:ascii="Times New Roman" w:hAnsi="Times New Roman" w:cs="Times New Roman"/>
+          <w:b/>
+          <w:bCs/>
+          <w:color w:val="000000" w:themeColor="text1"/>
+          <w:sz w:val="24"/>
+          <w:szCs w:val="24"/>
+        </w:rPr>
+        <w:t xml:space="preserve"> (Regla IQR de Tukey)</w:t>
+      </w:r>
+      <w:bookmarkEnd w:id="12"/>
+    </w:p>
+    <w:p>
+      <w:pPr>
+        <w:spacing w:line="480" w:lineRule="auto"/>
+        <w:ind w:firstLine="708"/>
+        <w:rPr>
+          <w:rFonts w:ascii="Times New Roman" w:hAnsi="Times New Roman" w:cs="Times New Roman"/>
+        </w:rPr>
+      </w:pPr>
+      <w:r>
+        <w:rPr>
+          <w:rFonts w:ascii="Times New Roman" w:hAnsi="Times New Roman" w:cs="Times New Roman"/>
+        </w:rPr>
+        <w:t xml:space="preserve">Para atenuar la influencia de registros atípicos sin reducir el volumen de la muestra, se descartó la eliminación destructiva de filas y se implementó un ajuste acotado por </w:t>
+      </w:r>
+      <w:proofErr w:type="spellStart"/>
+      <w:r>
+        <w:rPr>
+          <w:rFonts w:ascii="Times New Roman" w:hAnsi="Times New Roman" w:cs="Times New Roman"/>
+          <w:b/>
+          <w:bCs/>
+        </w:rPr>
+        <w:t>Winsorización</w:t>
+      </w:r>
+      <w:proofErr w:type="spellEnd"/>
+      <w:r>
+        <w:rPr>
+          <w:rFonts w:ascii="Times New Roman" w:hAnsi="Times New Roman" w:cs="Times New Roman"/>
+        </w:rPr>
+        <w:t xml:space="preserve"> en el método </w:t>
+      </w:r>
+      <w:proofErr w:type="spellStart"/>
+      <w:r>
+        <w:rPr>
+          <w:rFonts w:ascii="Times New Roman" w:hAnsi="Times New Roman" w:cs="Times New Roman"/>
+        </w:rPr>
+        <w:t>tratarOutliersIqr</w:t>
+      </w:r>
+      <w:proofErr w:type="spellEnd"/>
+      <w:r>
+        <w:rPr>
+          <w:rFonts w:ascii="Times New Roman" w:hAnsi="Times New Roman" w:cs="Times New Roman"/>
+        </w:rPr>
+        <w:t>. La técnica calcula los límites de aceptación según el Rango Intercuartílico (</w:t>
+      </w:r>
+      <m:oMath>
+        <m:r>
+          <w:rPr>
+            <w:rFonts w:ascii="Cambria Math" w:hAnsi="Cambria Math" w:cs="Times New Roman"/>
+          </w:rPr>
+          <m:t>IQR=</m:t>
+        </m:r>
+        <m:sSub>
+          <m:sSubPr>
+            <m:ctrlPr>
+              <w:rPr>
+                <w:rFonts w:ascii="Cambria Math" w:hAnsi="Cambria Math" w:cs="Times New Roman"/>
+              </w:rPr>
+            </m:ctrlPr>
+          </m:sSubPr>
+          <m:e>
+            <m:r>
+              <w:rPr>
+                <w:rFonts w:ascii="Cambria Math" w:hAnsi="Cambria Math" w:cs="Times New Roman"/>
+              </w:rPr>
+              <m:t>Q</m:t>
+            </m:r>
+          </m:e>
+          <m:sub>
+            <m:r>
+              <w:rPr>
+                <w:rFonts w:ascii="Cambria Math" w:hAnsi="Cambria Math" w:cs="Times New Roman"/>
+              </w:rPr>
+              <m:t>3</m:t>
+            </m:r>
+          </m:sub>
+        </m:sSub>
+        <m:r>
+          <w:rPr>
+            <w:rFonts w:ascii="Cambria Math" w:hAnsi="Cambria Math" w:cs="Times New Roman"/>
+          </w:rPr>
+          <m:t>-</m:t>
+        </m:r>
+        <m:sSub>
+          <m:sSubPr>
+            <m:ctrlPr>
+              <w:rPr>
+                <w:rFonts w:ascii="Cambria Math" w:hAnsi="Cambria Math" w:cs="Times New Roman"/>
+              </w:rPr>
+            </m:ctrlPr>
+          </m:sSubPr>
+          <m:e>
+            <m:r>
+              <w:rPr>
+                <w:rFonts w:ascii="Cambria Math" w:hAnsi="Cambria Math" w:cs="Times New Roman"/>
+              </w:rPr>
+              <m:t>Q</m:t>
+            </m:r>
+          </m:e>
+          <m:sub>
+            <m:r>
+              <w:rPr>
+                <w:rFonts w:ascii="Cambria Math" w:hAnsi="Cambria Math" w:cs="Times New Roman"/>
+              </w:rPr>
+              <m:t>1</m:t>
+            </m:r>
+          </m:sub>
+        </m:sSub>
+      </m:oMath>
+      <w:r>
+        <w:rPr>
+          <w:rFonts w:ascii="Times New Roman" w:hAnsi="Times New Roman" w:cs="Times New Roman"/>
+        </w:rPr>
+        <w:t xml:space="preserve">): </w:t>
+      </w:r>
+    </w:p>
+    <w:p>
+      <w:pPr>
+        <w:spacing w:line="480" w:lineRule="auto"/>
+        <w:rPr>
+          <w:rFonts w:ascii="Times New Roman" w:hAnsi="Times New Roman" w:cs="Times New Roman"/>
+        </w:rPr>
+      </w:pPr>
+      <m:oMathPara>
+        <m:oMath>
+          <m:r>
+            <m:rPr>
+              <m:nor/>
+            </m:rPr>
+            <w:rPr>
+              <w:rFonts w:ascii="Times New Roman" w:hAnsi="Times New Roman" w:cs="Times New Roman"/>
+            </w:rPr>
+            <m:t>Límite Superior</m:t>
+          </m:r>
+          <m:r>
+            <w:rPr>
+              <w:rFonts w:ascii="Cambria Math" w:hAnsi="Cambria Math" w:cs="Times New Roman"/>
+            </w:rPr>
+            <m:t>=</m:t>
+          </m:r>
+          <m:sSub>
+            <m:sSubPr>
+              <m:ctrlPr>
+                <w:rPr>
+                  <w:rFonts w:ascii="Cambria Math" w:hAnsi="Cambria Math" w:cs="Times New Roman"/>
+                </w:rPr>
+              </m:ctrlPr>
+            </m:sSubPr>
+            <m:e>
+              <m:r>
+                <w:rPr>
+                  <w:rFonts w:ascii="Cambria Math" w:hAnsi="Cambria Math" w:cs="Times New Roman"/>
+                </w:rPr>
+                <m:t>Q</m:t>
+              </m:r>
+            </m:e>
+            <m:sub>
+              <m:r>
+                <w:rPr>
+                  <w:rFonts w:ascii="Cambria Math" w:hAnsi="Cambria Math" w:cs="Times New Roman"/>
+                </w:rPr>
+                <m:t>3</m:t>
+              </m:r>
+            </m:sub>
+          </m:sSub>
+          <m:r>
+            <w:rPr>
+              <w:rFonts w:ascii="Cambria Math" w:hAnsi="Cambria Math" w:cs="Times New Roman"/>
+            </w:rPr>
+            <m:t>+</m:t>
+          </m:r>
+          <m:d>
+            <m:dPr>
+              <m:ctrlPr>
+                <w:rPr>
+                  <w:rFonts w:ascii="Cambria Math" w:hAnsi="Cambria Math" w:cs="Times New Roman"/>
+                </w:rPr>
+              </m:ctrlPr>
+            </m:dPr>
+            <m:e>
+              <m:r>
+                <w:rPr>
+                  <w:rFonts w:ascii="Cambria Math" w:hAnsi="Cambria Math" w:cs="Times New Roman"/>
+                </w:rPr>
+                <m:t>1.5×IQR</m:t>
+              </m:r>
+            </m:e>
+          </m:d>
+        </m:oMath>
+      </m:oMathPara>
+    </w:p>
+    <w:p>
+      <w:pPr>
+        <w:spacing w:line="480" w:lineRule="auto"/>
+        <w:rPr>
+          <w:rFonts w:ascii="Times New Roman" w:hAnsi="Times New Roman" w:cs="Times New Roman"/>
+        </w:rPr>
+      </w:pPr>
+      <m:oMathPara>
+        <m:oMath>
+          <m:r>
+            <m:rPr>
+              <m:nor/>
+            </m:rPr>
+            <w:rPr>
+              <w:rFonts w:ascii="Times New Roman" w:hAnsi="Times New Roman" w:cs="Times New Roman"/>
+            </w:rPr>
+            <m:t>Límite Inferior</m:t>
+          </m:r>
+          <m:r>
+            <w:rPr>
+              <w:rFonts w:ascii="Cambria Math" w:hAnsi="Cambria Math" w:cs="Times New Roman"/>
+            </w:rPr>
+            <m:t>=</m:t>
+          </m:r>
+          <m:func>
+            <m:funcPr>
+              <m:ctrlPr>
+                <w:rPr>
+                  <w:rFonts w:ascii="Cambria Math" w:hAnsi="Cambria Math" w:cs="Times New Roman"/>
+                </w:rPr>
+              </m:ctrlPr>
+            </m:funcPr>
+            <m:fName>
+              <m:r>
+                <m:rPr>
+                  <m:sty m:val="p"/>
+                </m:rPr>
+                <w:rPr>
+                  <w:rFonts w:ascii="Cambria Math" w:hAnsi="Cambria Math" w:cs="Times New Roman"/>
+                </w:rPr>
+                <m:t>max</m:t>
+              </m:r>
+            </m:fName>
+            <m:e>
+              <m:d>
+                <m:dPr>
+                  <m:ctrlPr>
+                    <w:rPr>
+                      <w:rFonts w:ascii="Cambria Math" w:hAnsi="Cambria Math" w:cs="Times New Roman"/>
+                    </w:rPr>
+                  </m:ctrlPr>
+                </m:dPr>
+                <m:e>
+                  <m:r>
+                    <w:rPr>
+                      <w:rFonts w:ascii="Cambria Math" w:hAnsi="Cambria Math" w:cs="Times New Roman"/>
+                    </w:rPr>
+                    <m:t>0,</m:t>
+                  </m:r>
+                  <m:sSub>
+                    <m:sSubPr>
+                      <m:ctrlPr>
+                        <w:rPr>
+                          <w:rFonts w:ascii="Cambria Math" w:hAnsi="Cambria Math" w:cs="Times New Roman"/>
+                        </w:rPr>
+                      </m:ctrlPr>
+                    </m:sSubPr>
+                    <m:e>
+                      <m:r>
+                        <w:rPr>
+                          <w:rFonts w:ascii="Cambria Math" w:hAnsi="Cambria Math" w:cs="Times New Roman"/>
+                        </w:rPr>
+                        <m:t>Q</m:t>
+                      </m:r>
+                    </m:e>
+                    <m:sub>
+                      <m:r>
+                        <w:rPr>
+                          <w:rFonts w:ascii="Cambria Math" w:hAnsi="Cambria Math" w:cs="Times New Roman"/>
+                        </w:rPr>
+                        <m:t>1</m:t>
+                      </m:r>
+                    </m:sub>
+                  </m:sSub>
+                  <m:r>
+                    <w:rPr>
+                      <w:rFonts w:ascii="Cambria Math" w:hAnsi="Cambria Math" w:cs="Times New Roman"/>
+                    </w:rPr>
+                    <m:t>-</m:t>
+                  </m:r>
+                  <m:d>
+                    <m:dPr>
+                      <m:ctrlPr>
+                        <w:rPr>
+                          <w:rFonts w:ascii="Cambria Math" w:hAnsi="Cambria Math" w:cs="Times New Roman"/>
+                        </w:rPr>
+                      </m:ctrlPr>
+                    </m:dPr>
+                    <m:e>
+                      <m:r>
+                        <w:rPr>
+                          <w:rFonts w:ascii="Cambria Math" w:hAnsi="Cambria Math" w:cs="Times New Roman"/>
+                        </w:rPr>
+                        <m:t>1.5×IQR</m:t>
+                      </m:r>
+                    </m:e>
+                  </m:d>
+                  <m:r>
+                    <w:rPr>
+                      <w:rFonts w:ascii="Cambria Math" w:hAnsi="Cambria Math" w:cs="Times New Roman"/>
+                    </w:rPr>
+                    <m:t>)</m:t>
+                  </m:r>
+                </m:e>
+              </m:d>
+            </m:e>
+          </m:func>
+        </m:oMath>
+      </m:oMathPara>
+    </w:p>
+    <w:p>
+      <w:pPr>
+        <w:spacing w:line="480" w:lineRule="auto"/>
+        <w:ind w:firstLine="708"/>
+        <w:rPr>
+          <w:rFonts w:ascii="Times New Roman" w:hAnsi="Times New Roman" w:cs="Times New Roman"/>
+        </w:rPr>
+      </w:pPr>
+      <w:r>
+        <w:rPr>
+          <w:rFonts w:ascii="Times New Roman" w:hAnsi="Times New Roman" w:cs="Times New Roman"/>
+        </w:rPr>
+        <w:t xml:space="preserve">Cualquier observación fuera de este rango se recorta mediante la </w:t>
+      </w:r>
+      <w:proofErr w:type="gramStart"/>
+      <w:r>
+        <w:rPr>
+          <w:rFonts w:ascii="Times New Roman" w:hAnsi="Times New Roman" w:cs="Times New Roman"/>
+        </w:rPr>
+        <w:t>función .clip</w:t>
+      </w:r>
+      <w:proofErr w:type="gramEnd"/>
+      <w:r>
+        <w:rPr>
+          <w:rFonts w:ascii="Times New Roman" w:hAnsi="Times New Roman" w:cs="Times New Roman"/>
+        </w:rPr>
+        <w:t xml:space="preserve">(), igualándola al límite permitido más cercano: </w:t>
+      </w:r>
+    </w:p>
+    <w:p>
+      <w:pPr>
+        <w:numPr>
+          <w:ilvl w:val="0"/>
+          <w:numId w:val="5"/>
+        </w:numPr>
+        <w:tabs>
+          <w:tab w:val="num" w:pos="720"/>
+        </w:tabs>
+        <w:spacing w:line="480" w:lineRule="auto"/>
+        <w:rPr>
+          <w:rFonts w:ascii="Times New Roman" w:hAnsi="Times New Roman" w:cs="Times New Roman"/>
+        </w:rPr>
+      </w:pPr>
+      <w:bookmarkStart w:id="13" w:name="_Toc240210471"/>
+      <w:proofErr w:type="spellStart"/>
+      <w:r>
+        <w:rPr>
+          <w:rStyle w:val="Ttulo3Car"/>
+          <w:rFonts w:ascii="Times New Roman" w:hAnsi="Times New Roman" w:cs="Times New Roman"/>
+          <w:b/>
+          <w:bCs/>
+          <w:color w:val="000000" w:themeColor="text1"/>
+          <w:sz w:val="24"/>
+          <w:szCs w:val="24"/>
+        </w:rPr>
+        <w:t>TotalSteps</w:t>
+      </w:r>
+      <w:bookmarkEnd w:id="13"/>
+      <w:proofErr w:type="spellEnd"/>
+      <w:r>
+        <w:rPr>
+          <w:rFonts w:ascii="Times New Roman" w:hAnsi="Times New Roman" w:cs="Times New Roman"/>
+          <w:b/>
+          <w:bCs/>
+        </w:rPr>
+        <w:t>:</w:t>
+      </w:r>
+      <w:r>
+        <w:rPr>
+          <w:rFonts w:ascii="Times New Roman" w:hAnsi="Times New Roman" w:cs="Times New Roman"/>
+        </w:rPr>
+        <w:t xml:space="preserve"> Se aplicó recortes sobre los valores extremos superiores para suavizar marchas atípicas sin perder el registro del usuario. </w:t>
+      </w:r>
+    </w:p>
+    <w:p>
+      <w:pPr>
+        <w:numPr>
+          <w:ilvl w:val="0"/>
+          <w:numId w:val="5"/>
+        </w:numPr>
+        <w:tabs>
+          <w:tab w:val="num" w:pos="720"/>
+        </w:tabs>
+        <w:spacing w:line="480" w:lineRule="auto"/>
+        <w:rPr>
+          <w:rFonts w:ascii="Times New Roman" w:hAnsi="Times New Roman" w:cs="Times New Roman"/>
+        </w:rPr>
+      </w:pPr>
+      <w:bookmarkStart w:id="14" w:name="_Toc240210472"/>
+      <w:proofErr w:type="spellStart"/>
+      <w:r>
+        <w:rPr>
+          <w:rStyle w:val="Ttulo3Car"/>
+          <w:rFonts w:ascii="Times New Roman" w:hAnsi="Times New Roman" w:cs="Times New Roman"/>
+          <w:b/>
+          <w:bCs/>
+          <w:color w:val="000000" w:themeColor="text1"/>
+          <w:sz w:val="24"/>
+          <w:szCs w:val="24"/>
+        </w:rPr>
+        <w:t>Calories</w:t>
+      </w:r>
+      <w:proofErr w:type="spellEnd"/>
+      <w:r>
+        <w:rPr>
+          <w:rStyle w:val="Ttulo3Car"/>
+          <w:rFonts w:ascii="Times New Roman" w:hAnsi="Times New Roman" w:cs="Times New Roman"/>
+          <w:b/>
+          <w:bCs/>
+          <w:color w:val="000000" w:themeColor="text1"/>
+          <w:sz w:val="24"/>
+          <w:szCs w:val="24"/>
+        </w:rPr>
+        <w:t xml:space="preserve"> y </w:t>
+      </w:r>
+      <w:proofErr w:type="spellStart"/>
+      <w:r>
+        <w:rPr>
+          <w:rStyle w:val="Ttulo3Car"/>
+          <w:rFonts w:ascii="Times New Roman" w:hAnsi="Times New Roman" w:cs="Times New Roman"/>
+          <w:b/>
+          <w:bCs/>
+          <w:color w:val="000000" w:themeColor="text1"/>
+          <w:sz w:val="24"/>
+          <w:szCs w:val="24"/>
+        </w:rPr>
+        <w:t>VeryActiveMinutes</w:t>
+      </w:r>
+      <w:bookmarkEnd w:id="14"/>
+      <w:proofErr w:type="spellEnd"/>
+      <w:r>
+        <w:rPr>
+          <w:rFonts w:ascii="Times New Roman" w:hAnsi="Times New Roman" w:cs="Times New Roman"/>
+          <w:b/>
+          <w:bCs/>
+        </w:rPr>
+        <w:t>:</w:t>
+      </w:r>
+      <w:r>
+        <w:rPr>
+          <w:rFonts w:ascii="Times New Roman" w:hAnsi="Times New Roman" w:cs="Times New Roman"/>
+        </w:rPr>
+        <w:t xml:space="preserve"> Se ajustaron los picos atípicos de gasto calórico y minutos de alta intensidad, previniendo distorsiones en los algoritmos de clasificación de "sedentarios activos". </w:t>
+      </w:r>
+    </w:p>
+    <w:p>
+      <w:pPr>
+        <w:spacing w:line="480" w:lineRule="auto"/>
+        <w:rPr>
+          <w:rFonts w:ascii="Times New Roman" w:hAnsi="Times New Roman" w:cs="Times New Roman"/>
+        </w:rPr>
+      </w:pPr>
+    </w:p>
+    <w:p>
+      <w:pPr>
+        <w:spacing w:line="480" w:lineRule="auto"/>
+        <w:rPr>
+          <w:rFonts w:ascii="Times New Roman" w:hAnsi="Times New Roman" w:cs="Times New Roman"/>
+        </w:rPr>
+      </w:pPr>
+    </w:p>
+    <w:p>
+      <w:pPr>
+        <w:spacing w:line="480" w:lineRule="auto"/>
+        <w:rPr>
+          <w:rFonts w:ascii="Times New Roman" w:hAnsi="Times New Roman" w:cs="Times New Roman"/>
+        </w:rPr>
+      </w:pPr>
+    </w:p>
+    <w:p>
+      <w:pPr>
+        <w:spacing w:line="480" w:lineRule="auto"/>
+        <w:rPr>
+          <w:rFonts w:ascii="Times New Roman" w:hAnsi="Times New Roman" w:cs="Times New Roman"/>
+        </w:rPr>
+      </w:pPr>
+    </w:p>
+    <w:p>
+      <w:pPr>
+        <w:pStyle w:val="Ttulo2"/>
+        <w:numPr>
+          <w:ilvl w:val="0"/>
+          <w:numId w:val="8"/>
+        </w:numPr>
+        <w:spacing w:line="480" w:lineRule="auto"/>
+        <w:rPr>
+          <w:rFonts w:ascii="Times New Roman" w:hAnsi="Times New Roman" w:cs="Times New Roman"/>
+          <w:b/>
+          <w:bCs/>
+          <w:color w:val="000000" w:themeColor="text1"/>
+          <w:sz w:val="24"/>
+          <w:szCs w:val="24"/>
+        </w:rPr>
+      </w:pPr>
+      <w:bookmarkStart w:id="15" w:name="_Toc240210473"/>
+      <w:r>
+        <w:rPr>
+          <w:rFonts w:ascii="Times New Roman" w:hAnsi="Times New Roman" w:cs="Times New Roman"/>
+          <w:b/>
+          <w:bCs/>
+          <w:color w:val="000000" w:themeColor="text1"/>
+          <w:sz w:val="24"/>
+          <w:szCs w:val="24"/>
+        </w:rPr>
+        <w:lastRenderedPageBreak/>
+        <w:t>Normalización Categórica y Arquitectura Orientada a Objetos</w:t>
+      </w:r>
+      <w:bookmarkEnd w:id="15"/>
+    </w:p>
+    <w:p>
+      <w:pPr>
+        <w:pStyle w:val="Prrafodelista"/>
+        <w:numPr>
+          <w:ilvl w:val="0"/>
+          <w:numId w:val="12"/>
+        </w:numPr>
+        <w:spacing w:line="480" w:lineRule="auto"/>
+        <w:rPr>
+          <w:rFonts w:ascii="Times New Roman" w:hAnsi="Times New Roman" w:cs="Times New Roman"/>
+        </w:rPr>
+      </w:pPr>
+      <w:bookmarkStart w:id="16" w:name="_Toc240210474"/>
+      <w:r>
+        <w:rPr>
+          <w:rStyle w:val="Ttulo3Car"/>
+          <w:rFonts w:ascii="Times New Roman" w:hAnsi="Times New Roman" w:cs="Times New Roman"/>
+          <w:b/>
+          <w:bCs/>
+          <w:color w:val="000000" w:themeColor="text1"/>
+          <w:sz w:val="24"/>
+          <w:szCs w:val="24"/>
+        </w:rPr>
+        <w:t>Normalización de Cadenas</w:t>
+      </w:r>
+      <w:bookmarkEnd w:id="16"/>
+      <w:r>
+        <w:rPr>
+          <w:rFonts w:ascii="Times New Roman" w:hAnsi="Times New Roman" w:cs="Times New Roman"/>
+          <w:b/>
+          <w:bCs/>
+        </w:rPr>
+        <w:t>:</w:t>
+      </w:r>
+      <w:r>
+        <w:rPr>
+          <w:rFonts w:ascii="Times New Roman" w:hAnsi="Times New Roman" w:cs="Times New Roman"/>
+        </w:rPr>
+        <w:t xml:space="preserve"> Se aplicó la remoción de espacios marginales (</w:t>
+      </w:r>
+      <w:proofErr w:type="spellStart"/>
+      <w:proofErr w:type="gramStart"/>
+      <w:r>
+        <w:rPr>
+          <w:rFonts w:ascii="Times New Roman" w:hAnsi="Times New Roman" w:cs="Times New Roman"/>
+        </w:rPr>
+        <w:t>str.strip</w:t>
+      </w:r>
+      <w:proofErr w:type="spellEnd"/>
+      <w:proofErr w:type="gramEnd"/>
+      <w:r>
+        <w:rPr>
+          <w:rFonts w:ascii="Times New Roman" w:hAnsi="Times New Roman" w:cs="Times New Roman"/>
+        </w:rPr>
+        <w:t xml:space="preserve">()) en las columnas cualitativas </w:t>
+      </w:r>
+      <w:proofErr w:type="spellStart"/>
+      <w:r>
+        <w:rPr>
+          <w:rFonts w:ascii="Times New Roman" w:hAnsi="Times New Roman" w:cs="Times New Roman"/>
+        </w:rPr>
+        <w:t>Nivel_Pasos</w:t>
+      </w:r>
+      <w:proofErr w:type="spellEnd"/>
+      <w:r>
+        <w:rPr>
+          <w:rFonts w:ascii="Times New Roman" w:hAnsi="Times New Roman" w:cs="Times New Roman"/>
+        </w:rPr>
+        <w:t xml:space="preserve"> y </w:t>
+      </w:r>
+      <w:proofErr w:type="spellStart"/>
+      <w:r>
+        <w:rPr>
+          <w:rFonts w:ascii="Times New Roman" w:hAnsi="Times New Roman" w:cs="Times New Roman"/>
+        </w:rPr>
+        <w:t>Nivel_Sedentarismo</w:t>
+      </w:r>
+      <w:proofErr w:type="spellEnd"/>
+      <w:r>
+        <w:rPr>
+          <w:rFonts w:ascii="Times New Roman" w:hAnsi="Times New Roman" w:cs="Times New Roman"/>
+        </w:rPr>
+        <w:t>. Esto elimina duplicidades categóricas artificiales (ej. "Activo " vs "Activo") previo al proceso de codificación (</w:t>
+      </w:r>
+      <w:r>
+        <w:rPr>
+          <w:rFonts w:ascii="Times New Roman" w:hAnsi="Times New Roman" w:cs="Times New Roman"/>
+          <w:i/>
+          <w:iCs/>
+        </w:rPr>
+        <w:t xml:space="preserve">One-Hot </w:t>
+      </w:r>
+      <w:proofErr w:type="spellStart"/>
+      <w:r>
+        <w:rPr>
+          <w:rFonts w:ascii="Times New Roman" w:hAnsi="Times New Roman" w:cs="Times New Roman"/>
+          <w:i/>
+          <w:iCs/>
+        </w:rPr>
+        <w:t>Encoding</w:t>
+      </w:r>
+      <w:proofErr w:type="spellEnd"/>
+      <w:r>
+        <w:rPr>
+          <w:rFonts w:ascii="Times New Roman" w:hAnsi="Times New Roman" w:cs="Times New Roman"/>
+        </w:rPr>
+        <w:t xml:space="preserve">). </w:t>
+      </w:r>
+    </w:p>
+    <w:p>
+      <w:pPr>
+        <w:numPr>
+          <w:ilvl w:val="0"/>
+          <w:numId w:val="6"/>
+        </w:numPr>
+        <w:spacing w:line="480" w:lineRule="auto"/>
+        <w:rPr>
+          <w:rFonts w:ascii="Times New Roman" w:hAnsi="Times New Roman" w:cs="Times New Roman"/>
+        </w:rPr>
+      </w:pPr>
+      <w:bookmarkStart w:id="17" w:name="_Toc240210475"/>
+      <w:r>
+        <w:rPr>
+          <w:rStyle w:val="Ttulo3Car"/>
+          <w:rFonts w:ascii="Times New Roman" w:hAnsi="Times New Roman" w:cs="Times New Roman"/>
+          <w:b/>
+          <w:bCs/>
+          <w:color w:val="000000" w:themeColor="text1"/>
+          <w:sz w:val="24"/>
+          <w:szCs w:val="24"/>
+        </w:rPr>
+        <w:t>Diseño Extensible (SOLID)</w:t>
+      </w:r>
+      <w:bookmarkEnd w:id="17"/>
+      <w:r>
+        <w:rPr>
+          <w:rFonts w:ascii="Times New Roman" w:hAnsi="Times New Roman" w:cs="Times New Roman"/>
+          <w:b/>
+          <w:bCs/>
+        </w:rPr>
+        <w:t>:</w:t>
+      </w:r>
+      <w:r>
+        <w:rPr>
+          <w:rFonts w:ascii="Times New Roman" w:hAnsi="Times New Roman" w:cs="Times New Roman"/>
+        </w:rPr>
+        <w:t xml:space="preserve"> Toda la secuencia lógica fue empaquetada en el orquestador </w:t>
+      </w:r>
+      <w:proofErr w:type="spellStart"/>
+      <w:r>
+        <w:rPr>
+          <w:rFonts w:ascii="Times New Roman" w:hAnsi="Times New Roman" w:cs="Times New Roman"/>
+        </w:rPr>
+        <w:t>MIMETICDataCleaner.ejecutarPipeline</w:t>
+      </w:r>
+      <w:proofErr w:type="spellEnd"/>
+      <w:r>
+        <w:rPr>
+          <w:rFonts w:ascii="Times New Roman" w:hAnsi="Times New Roman" w:cs="Times New Roman"/>
+        </w:rPr>
+        <w:t xml:space="preserve">(). El diseño asegura que el </w:t>
+      </w:r>
+      <w:proofErr w:type="spellStart"/>
+      <w:r>
+        <w:rPr>
+          <w:rFonts w:ascii="Times New Roman" w:hAnsi="Times New Roman" w:cs="Times New Roman"/>
+        </w:rPr>
+        <w:t>DataFrame</w:t>
+      </w:r>
+      <w:proofErr w:type="spellEnd"/>
+      <w:r>
+        <w:rPr>
+          <w:rFonts w:ascii="Times New Roman" w:hAnsi="Times New Roman" w:cs="Times New Roman"/>
+        </w:rPr>
+        <w:t xml:space="preserve"> original se conserve inmutable (</w:t>
+      </w:r>
+      <w:proofErr w:type="spellStart"/>
+      <w:proofErr w:type="gramStart"/>
+      <w:r>
+        <w:rPr>
+          <w:rFonts w:ascii="Times New Roman" w:hAnsi="Times New Roman" w:cs="Times New Roman"/>
+        </w:rPr>
+        <w:t>self.dfOriginal.copy</w:t>
+      </w:r>
+      <w:proofErr w:type="spellEnd"/>
+      <w:proofErr w:type="gramEnd"/>
+      <w:r>
+        <w:rPr>
+          <w:rFonts w:ascii="Times New Roman" w:hAnsi="Times New Roman" w:cs="Times New Roman"/>
+        </w:rPr>
+        <w:t>()) y que las listas de columnas sujetas a transformaciones sean dinámicamente configurables desde el constructor (</w:t>
+      </w:r>
+      <w:proofErr w:type="spellStart"/>
+      <w:r>
+        <w:rPr>
+          <w:rFonts w:ascii="Times New Roman" w:hAnsi="Times New Roman" w:cs="Times New Roman"/>
+        </w:rPr>
+        <w:t>colsOutlier</w:t>
+      </w:r>
+      <w:proofErr w:type="spellEnd"/>
+      <w:r>
+        <w:rPr>
+          <w:rFonts w:ascii="Times New Roman" w:hAnsi="Times New Roman" w:cs="Times New Roman"/>
+        </w:rPr>
+        <w:t xml:space="preserve">, </w:t>
+      </w:r>
+      <w:proofErr w:type="spellStart"/>
+      <w:r>
+        <w:rPr>
+          <w:rFonts w:ascii="Times New Roman" w:hAnsi="Times New Roman" w:cs="Times New Roman"/>
+        </w:rPr>
+        <w:t>colsCategoricas</w:t>
+      </w:r>
+      <w:proofErr w:type="spellEnd"/>
+      <w:r>
+        <w:rPr>
+          <w:rFonts w:ascii="Times New Roman" w:hAnsi="Times New Roman" w:cs="Times New Roman"/>
+        </w:rPr>
+        <w:t>).</w:t>
+      </w:r>
+    </w:p>
+    <w:p>
+      <w:pPr>
+        <w:spacing w:line="480" w:lineRule="auto"/>
+        <w:rPr>
+          <w:rFonts w:ascii="Times New Roman" w:hAnsi="Times New Roman" w:cs="Times New Roman"/>
+        </w:rPr>
+      </w:pPr>
+    </w:p>
+    <w:p>
+      <w:pPr>
+        <w:spacing w:line="480" w:lineRule="auto"/>
+        <w:rPr>
+          <w:rFonts w:ascii="Times New Roman" w:hAnsi="Times New Roman" w:cs="Times New Roman"/>
+        </w:rPr>
+      </w:pPr>
+    </w:p>
+    <w:p>
+      <w:pPr>
+        <w:spacing w:line="480" w:lineRule="auto"/>
+        <w:rPr>
+          <w:rFonts w:ascii="Times New Roman" w:hAnsi="Times New Roman" w:cs="Times New Roman"/>
+        </w:rPr>
+      </w:pPr>
+    </w:p>
+    <w:p>
+      <w:pPr>
+        <w:spacing w:line="480" w:lineRule="auto"/>
+        <w:rPr>
+          <w:rFonts w:ascii="Times New Roman" w:hAnsi="Times New Roman" w:cs="Times New Roman"/>
+        </w:rPr>
+      </w:pPr>
+    </w:p>
+    <w:p>
+      <w:pPr>
+        <w:spacing w:line="480" w:lineRule="auto"/>
+        <w:rPr>
+          <w:rFonts w:ascii="Times New Roman" w:hAnsi="Times New Roman" w:cs="Times New Roman"/>
+        </w:rPr>
+      </w:pPr>
+    </w:p>
+    <w:p>
+      <w:pPr>
+        <w:spacing w:line="480" w:lineRule="auto"/>
+        <w:rPr>
+          <w:rFonts w:ascii="Times New Roman" w:hAnsi="Times New Roman" w:cs="Times New Roman"/>
+        </w:rPr>
+      </w:pPr>
+    </w:p>
+    <w:p>
+      <w:pPr>
+        <w:spacing w:line="480" w:lineRule="auto"/>
+        <w:rPr>
+          <w:rFonts w:ascii="Times New Roman" w:hAnsi="Times New Roman" w:cs="Times New Roman"/>
+        </w:rPr>
+      </w:pPr>
+    </w:p>
+    <w:p>
+      <w:pPr>
+        <w:spacing w:line="480" w:lineRule="auto"/>
+        <w:rPr>
+          <w:rFonts w:ascii="Times New Roman" w:hAnsi="Times New Roman" w:cs="Times New Roman"/>
+        </w:rPr>
+      </w:pPr>
+    </w:p>
+    <w:p>
+      <w:pPr>
+        <w:spacing w:line="480" w:lineRule="auto"/>
+        <w:rPr>
+          <w:rFonts w:ascii="Times New Roman" w:hAnsi="Times New Roman" w:cs="Times New Roman"/>
+        </w:rPr>
+      </w:pPr>
+    </w:p>
+    <w:p>
+      <w:pPr>
+        <w:spacing w:line="480" w:lineRule="auto"/>
+        <w:rPr>
+          <w:rFonts w:ascii="Times New Roman" w:hAnsi="Times New Roman" w:cs="Times New Roman"/>
+        </w:rPr>
+      </w:pPr>
+    </w:p>
+    <w:p>
+      <w:pPr>
+        <w:pStyle w:val="Ttulo2"/>
+        <w:numPr>
+          <w:ilvl w:val="0"/>
+          <w:numId w:val="8"/>
+        </w:numPr>
+        <w:spacing w:line="480" w:lineRule="auto"/>
+        <w:rPr>
+          <w:rFonts w:ascii="Times New Roman" w:hAnsi="Times New Roman" w:cs="Times New Roman"/>
+          <w:b/>
+          <w:bCs/>
+          <w:color w:val="000000" w:themeColor="text1"/>
+          <w:sz w:val="24"/>
+          <w:szCs w:val="24"/>
+        </w:rPr>
+      </w:pPr>
+      <w:bookmarkStart w:id="18" w:name="_Toc240210476"/>
+      <w:r>
+        <w:rPr>
+          <w:rFonts w:ascii="Times New Roman" w:hAnsi="Times New Roman" w:cs="Times New Roman"/>
+          <w:b/>
+          <w:bCs/>
+          <w:color w:val="000000" w:themeColor="text1"/>
+          <w:sz w:val="24"/>
+          <w:szCs w:val="24"/>
+        </w:rPr>
+        <w:lastRenderedPageBreak/>
+        <w:t xml:space="preserve">Resumen del </w:t>
+      </w:r>
+      <w:proofErr w:type="spellStart"/>
+      <w:r>
+        <w:rPr>
+          <w:rFonts w:ascii="Times New Roman" w:hAnsi="Times New Roman" w:cs="Times New Roman"/>
+          <w:b/>
+          <w:bCs/>
+          <w:color w:val="000000" w:themeColor="text1"/>
+          <w:sz w:val="24"/>
+          <w:szCs w:val="24"/>
+        </w:rPr>
+        <w:t>Dataset</w:t>
+      </w:r>
+      <w:proofErr w:type="spellEnd"/>
+      <w:r>
+        <w:rPr>
+          <w:rFonts w:ascii="Times New Roman" w:hAnsi="Times New Roman" w:cs="Times New Roman"/>
+          <w:b/>
+          <w:bCs/>
+          <w:color w:val="000000" w:themeColor="text1"/>
+          <w:sz w:val="24"/>
+          <w:szCs w:val="24"/>
+        </w:rPr>
+        <w:t xml:space="preserve"> Depurado</w:t>
+      </w:r>
+      <w:bookmarkEnd w:id="18"/>
+    </w:p>
+    <w:p>
+      <w:pPr>
+        <w:spacing w:line="480" w:lineRule="auto"/>
+        <w:ind w:firstLine="708"/>
+        <w:rPr>
+          <w:rFonts w:ascii="Times New Roman" w:hAnsi="Times New Roman" w:cs="Times New Roman"/>
+        </w:rPr>
+      </w:pPr>
+      <w:r>
+        <w:rPr>
+          <w:rFonts w:ascii="Times New Roman" w:hAnsi="Times New Roman" w:cs="Times New Roman"/>
+        </w:rPr>
+        <w:t>En el archivo MIMETIC_limpio.csv, los resultados de la etapa de preparación de datos se consolidan de la siguiente manera:</w:t>
+      </w:r>
+    </w:p>
+    <w:p>
+      <w:pPr>
+        <w:pStyle w:val="Prrafodelista"/>
+        <w:numPr>
+          <w:ilvl w:val="0"/>
+          <w:numId w:val="6"/>
+        </w:numPr>
+        <w:spacing w:line="480" w:lineRule="auto"/>
+        <w:rPr>
+          <w:rFonts w:ascii="Times New Roman" w:hAnsi="Times New Roman" w:cs="Times New Roman"/>
+        </w:rPr>
+      </w:pPr>
+      <w:bookmarkStart w:id="19" w:name="_Toc240210477"/>
+      <w:r>
+        <w:rPr>
+          <w:rStyle w:val="Ttulo3Car"/>
+          <w:rFonts w:ascii="Times New Roman" w:hAnsi="Times New Roman" w:cs="Times New Roman"/>
+          <w:b/>
+          <w:bCs/>
+          <w:color w:val="000000" w:themeColor="text1"/>
+          <w:sz w:val="24"/>
+          <w:szCs w:val="24"/>
+        </w:rPr>
+        <w:t>Dimensiones del conjunto de datos</w:t>
+      </w:r>
+      <w:bookmarkEnd w:id="19"/>
+      <w:r>
+        <w:rPr>
+          <w:rFonts w:ascii="Times New Roman" w:hAnsi="Times New Roman" w:cs="Times New Roman"/>
+          <w:b/>
+          <w:bCs/>
+        </w:rPr>
+        <w:t>:</w:t>
+      </w:r>
+      <w:r>
+        <w:rPr>
+          <w:rFonts w:ascii="Times New Roman" w:hAnsi="Times New Roman" w:cs="Times New Roman"/>
+        </w:rPr>
+        <w:t xml:space="preserve"> Se pasó de 940 filas × 17 columnas en el </w:t>
+      </w:r>
+      <w:proofErr w:type="spellStart"/>
+      <w:r>
+        <w:rPr>
+          <w:rFonts w:ascii="Times New Roman" w:hAnsi="Times New Roman" w:cs="Times New Roman"/>
+        </w:rPr>
+        <w:t>dataset</w:t>
+      </w:r>
+      <w:proofErr w:type="spellEnd"/>
+      <w:r>
+        <w:rPr>
+          <w:rFonts w:ascii="Times New Roman" w:hAnsi="Times New Roman" w:cs="Times New Roman"/>
+        </w:rPr>
+        <w:t xml:space="preserve"> crudo (</w:t>
+      </w:r>
+      <w:proofErr w:type="spellStart"/>
+      <w:r>
+        <w:rPr>
+          <w:rFonts w:ascii="Times New Roman" w:hAnsi="Times New Roman" w:cs="Times New Roman"/>
+        </w:rPr>
+        <w:t>dfMimetic</w:t>
+      </w:r>
+      <w:proofErr w:type="spellEnd"/>
+      <w:r>
+        <w:rPr>
+          <w:rFonts w:ascii="Times New Roman" w:hAnsi="Times New Roman" w:cs="Times New Roman"/>
+        </w:rPr>
+        <w:t xml:space="preserve">) a 868 filas × 15 columnas en el </w:t>
+      </w:r>
+      <w:proofErr w:type="spellStart"/>
+      <w:r>
+        <w:rPr>
+          <w:rFonts w:ascii="Times New Roman" w:hAnsi="Times New Roman" w:cs="Times New Roman"/>
+        </w:rPr>
+        <w:t>dataset</w:t>
+      </w:r>
+      <w:proofErr w:type="spellEnd"/>
+      <w:r>
+        <w:rPr>
+          <w:rFonts w:ascii="Times New Roman" w:hAnsi="Times New Roman" w:cs="Times New Roman"/>
+        </w:rPr>
+        <w:t xml:space="preserve"> limpio (</w:t>
+      </w:r>
+      <w:proofErr w:type="spellStart"/>
+      <w:r>
+        <w:rPr>
+          <w:rFonts w:ascii="Times New Roman" w:hAnsi="Times New Roman" w:cs="Times New Roman"/>
+        </w:rPr>
+        <w:t>dfClean</w:t>
+      </w:r>
+      <w:proofErr w:type="spellEnd"/>
+      <w:r>
+        <w:rPr>
+          <w:rFonts w:ascii="Times New Roman" w:hAnsi="Times New Roman" w:cs="Times New Roman"/>
+        </w:rPr>
+        <w:t xml:space="preserve">). Esto se debió a la eliminación de las 2 columnas fantasma creadas por formato Excel y al descarte de 72 días sin uso del dispositivo de medición (registros MNAR). </w:t>
+      </w:r>
+    </w:p>
+    <w:p>
+      <w:pPr>
+        <w:pStyle w:val="Prrafodelista"/>
+        <w:numPr>
+          <w:ilvl w:val="0"/>
+          <w:numId w:val="6"/>
+        </w:numPr>
+        <w:spacing w:line="480" w:lineRule="auto"/>
+        <w:rPr>
+          <w:rFonts w:ascii="Times New Roman" w:hAnsi="Times New Roman" w:cs="Times New Roman"/>
+        </w:rPr>
+      </w:pPr>
+      <w:bookmarkStart w:id="20" w:name="_Toc240210478"/>
+      <w:r>
+        <w:rPr>
+          <w:rStyle w:val="Ttulo3Car"/>
+          <w:rFonts w:ascii="Times New Roman" w:hAnsi="Times New Roman" w:cs="Times New Roman"/>
+          <w:b/>
+          <w:bCs/>
+          <w:color w:val="000000" w:themeColor="text1"/>
+          <w:sz w:val="24"/>
+          <w:szCs w:val="24"/>
+        </w:rPr>
+        <w:t>Valores Nulos</w:t>
+      </w:r>
+      <w:bookmarkEnd w:id="20"/>
+      <w:r>
+        <w:rPr>
+          <w:rFonts w:ascii="Times New Roman" w:hAnsi="Times New Roman" w:cs="Times New Roman"/>
+          <w:b/>
+          <w:bCs/>
+        </w:rPr>
+        <w:t>:</w:t>
+      </w:r>
+      <w:r>
+        <w:rPr>
+          <w:rFonts w:ascii="Times New Roman" w:hAnsi="Times New Roman" w:cs="Times New Roman"/>
+        </w:rPr>
+        <w:t xml:space="preserve"> Se redujo de 1,879 celdas vacías iniciales a 0 valores nulos en la versión final. Se logró el saneamiento total de las celdas incompletas al remover las </w:t>
+      </w:r>
+      <w:proofErr w:type="gramStart"/>
+      <w:r>
+        <w:rPr>
+          <w:rFonts w:ascii="Times New Roman" w:hAnsi="Times New Roman" w:cs="Times New Roman"/>
+        </w:rPr>
+        <w:t>columnas fantasma</w:t>
+      </w:r>
+      <w:proofErr w:type="gramEnd"/>
+      <w:r>
+        <w:rPr>
+          <w:rFonts w:ascii="Times New Roman" w:hAnsi="Times New Roman" w:cs="Times New Roman"/>
+        </w:rPr>
+        <w:t xml:space="preserve"> de Excel. </w:t>
+      </w:r>
+    </w:p>
+    <w:p>
+      <w:pPr>
+        <w:pStyle w:val="Prrafodelista"/>
+        <w:numPr>
+          <w:ilvl w:val="0"/>
+          <w:numId w:val="6"/>
+        </w:numPr>
+        <w:spacing w:line="480" w:lineRule="auto"/>
+        <w:rPr>
+          <w:rFonts w:ascii="Times New Roman" w:hAnsi="Times New Roman" w:cs="Times New Roman"/>
+        </w:rPr>
+      </w:pPr>
+      <w:bookmarkStart w:id="21" w:name="_Toc240210479"/>
+      <w:r>
+        <w:rPr>
+          <w:rStyle w:val="Ttulo3Car"/>
+          <w:rFonts w:ascii="Times New Roman" w:hAnsi="Times New Roman" w:cs="Times New Roman"/>
+          <w:b/>
+          <w:bCs/>
+          <w:color w:val="000000" w:themeColor="text1"/>
+          <w:sz w:val="24"/>
+          <w:szCs w:val="24"/>
+        </w:rPr>
+        <w:t>Registros Duplicados</w:t>
+      </w:r>
+      <w:bookmarkEnd w:id="21"/>
+      <w:r>
+        <w:rPr>
+          <w:rFonts w:ascii="Times New Roman" w:hAnsi="Times New Roman" w:cs="Times New Roman"/>
+          <w:b/>
+          <w:bCs/>
+        </w:rPr>
+        <w:t>:</w:t>
+      </w:r>
+      <w:r>
+        <w:rPr>
+          <w:rFonts w:ascii="Times New Roman" w:hAnsi="Times New Roman" w:cs="Times New Roman"/>
+        </w:rPr>
+        <w:t xml:space="preserve"> Se mantuvo en 0 filas duplicadas tanto en el archivo crudo como en el procesado, confirmando la integridad muestral de los datos originales. </w:t>
+      </w:r>
+    </w:p>
+    <w:p>
+      <w:pPr>
+        <w:pStyle w:val="Prrafodelista"/>
+        <w:numPr>
+          <w:ilvl w:val="0"/>
+          <w:numId w:val="6"/>
+        </w:numPr>
+        <w:spacing w:line="480" w:lineRule="auto"/>
+        <w:rPr>
+          <w:rFonts w:ascii="Times New Roman" w:hAnsi="Times New Roman" w:cs="Times New Roman"/>
+        </w:rPr>
+      </w:pPr>
+      <w:bookmarkStart w:id="22" w:name="_Toc240210480"/>
+      <w:r>
+        <w:rPr>
+          <w:rStyle w:val="Ttulo3Car"/>
+          <w:rFonts w:ascii="Times New Roman" w:hAnsi="Times New Roman" w:cs="Times New Roman"/>
+          <w:b/>
+          <w:bCs/>
+          <w:color w:val="000000" w:themeColor="text1"/>
+          <w:sz w:val="24"/>
+          <w:szCs w:val="24"/>
+        </w:rPr>
+        <w:t>Tipado de Fechas</w:t>
+      </w:r>
+      <w:bookmarkEnd w:id="22"/>
+      <w:r>
+        <w:rPr>
+          <w:rFonts w:ascii="Times New Roman" w:hAnsi="Times New Roman" w:cs="Times New Roman"/>
+          <w:b/>
+          <w:bCs/>
+        </w:rPr>
+        <w:t xml:space="preserve">: </w:t>
+      </w:r>
+      <w:r>
+        <w:rPr>
+          <w:rFonts w:ascii="Times New Roman" w:hAnsi="Times New Roman" w:cs="Times New Roman"/>
+        </w:rPr>
+        <w:t>La variable de fecha pasó de ser una cadena de texto no estructurada (</w:t>
+      </w:r>
+      <w:proofErr w:type="spellStart"/>
+      <w:r>
+        <w:rPr>
+          <w:rFonts w:ascii="Times New Roman" w:hAnsi="Times New Roman" w:cs="Times New Roman"/>
+        </w:rPr>
+        <w:t>object</w:t>
+      </w:r>
+      <w:proofErr w:type="spellEnd"/>
+      <w:r>
+        <w:rPr>
+          <w:rFonts w:ascii="Times New Roman" w:hAnsi="Times New Roman" w:cs="Times New Roman"/>
+        </w:rPr>
+        <w:t xml:space="preserve">) a un formato estandarizado (datetime64), dejando la data lista para el procesamiento de series de tiempo. </w:t>
+      </w:r>
+    </w:p>
+    <w:p>
+      <w:pPr>
+        <w:pStyle w:val="Prrafodelista"/>
+        <w:numPr>
+          <w:ilvl w:val="0"/>
+          <w:numId w:val="6"/>
+        </w:numPr>
+        <w:spacing w:line="480" w:lineRule="auto"/>
+        <w:rPr>
+          <w:rFonts w:ascii="Times New Roman" w:hAnsi="Times New Roman" w:cs="Times New Roman"/>
+        </w:rPr>
+      </w:pPr>
+      <w:bookmarkStart w:id="23" w:name="_Toc240210481"/>
+      <w:r>
+        <w:rPr>
+          <w:rStyle w:val="Ttulo3Car"/>
+          <w:rFonts w:ascii="Times New Roman" w:hAnsi="Times New Roman" w:cs="Times New Roman"/>
+          <w:b/>
+          <w:bCs/>
+          <w:color w:val="000000" w:themeColor="text1"/>
+          <w:sz w:val="24"/>
+          <w:szCs w:val="24"/>
+        </w:rPr>
+        <w:t xml:space="preserve">Tratamiento de </w:t>
+      </w:r>
+      <w:proofErr w:type="spellStart"/>
+      <w:r>
+        <w:rPr>
+          <w:rStyle w:val="Ttulo3Car"/>
+          <w:rFonts w:ascii="Times New Roman" w:hAnsi="Times New Roman" w:cs="Times New Roman"/>
+          <w:b/>
+          <w:bCs/>
+          <w:color w:val="000000" w:themeColor="text1"/>
+          <w:sz w:val="24"/>
+          <w:szCs w:val="24"/>
+        </w:rPr>
+        <w:t>Outliers</w:t>
+      </w:r>
+      <w:bookmarkEnd w:id="23"/>
+      <w:proofErr w:type="spellEnd"/>
+      <w:r>
+        <w:rPr>
+          <w:rFonts w:ascii="Times New Roman" w:hAnsi="Times New Roman" w:cs="Times New Roman"/>
+          <w:b/>
+          <w:bCs/>
+        </w:rPr>
+        <w:t>:</w:t>
+      </w:r>
+      <w:r>
+        <w:rPr>
+          <w:rFonts w:ascii="Times New Roman" w:hAnsi="Times New Roman" w:cs="Times New Roman"/>
+        </w:rPr>
+        <w:t xml:space="preserve"> Los valores atípicos pasaron de estar sin acotar a ser ajustados mediante la técnica de </w:t>
+      </w:r>
+      <w:proofErr w:type="spellStart"/>
+      <w:r>
+        <w:rPr>
+          <w:rFonts w:ascii="Times New Roman" w:hAnsi="Times New Roman" w:cs="Times New Roman"/>
+        </w:rPr>
+        <w:t>winsorización</w:t>
+      </w:r>
+      <w:proofErr w:type="spellEnd"/>
+      <w:r>
+        <w:rPr>
+          <w:rFonts w:ascii="Times New Roman" w:hAnsi="Times New Roman" w:cs="Times New Roman"/>
+        </w:rPr>
+        <w:t xml:space="preserve"> con el </w:t>
+      </w:r>
+      <w:proofErr w:type="gramStart"/>
+      <w:r>
+        <w:rPr>
+          <w:rFonts w:ascii="Times New Roman" w:hAnsi="Times New Roman" w:cs="Times New Roman"/>
+        </w:rPr>
+        <w:t>método .clip</w:t>
+      </w:r>
+      <w:proofErr w:type="gramEnd"/>
+      <w:r>
+        <w:rPr>
+          <w:rFonts w:ascii="Times New Roman" w:hAnsi="Times New Roman" w:cs="Times New Roman"/>
+        </w:rPr>
+        <w:t xml:space="preserve">() (regla de Tukey con </w:t>
+      </w:r>
+      <m:oMath>
+        <m:r>
+          <w:rPr>
+            <w:rFonts w:ascii="Cambria Math" w:hAnsi="Cambria Math" w:cs="Times New Roman"/>
+          </w:rPr>
+          <m:t>IQR=1.5</m:t>
+        </m:r>
+      </m:oMath>
+      <w:r>
+        <w:rPr>
+          <w:rFonts w:ascii="Times New Roman" w:hAnsi="Times New Roman" w:cs="Times New Roman"/>
+        </w:rPr>
+        <w:t xml:space="preserve">). Esto permitió controlar la varianza extrema sin reducir el tamaño de la muestra. </w:t>
+      </w:r>
+    </w:p>
+    <w:p/>
     <w:sectPr>
       <w:pgSz w:w="12240" w:h="15840"/>
       <w:pgMar w:top="1417" w:right="1701" w:bottom="1417" w:left="1701" w:header="708" w:footer="708" w:gutter="0"/>
@@ -1328,6 +5446,1546 @@
 <file path=word/numbering.xml><?xml version="1.0" encoding="utf-8"?>
 <w:numbering xmlns:wpc="http://schemas.microsoft.com/office/word/2010/wordprocessingCanvas" xmlns:cx="http://schemas.microsoft.com/office/drawing/2014/chartex" xmlns:cx1="http://schemas.microsoft.com/office/drawing/2015/9/8/chartex" xmlns:cx2="http://schemas.microsoft.com/office/drawing/2015/10/21/chartex" xmlns:cx3="http://schemas.microsoft.com/office/drawing/2016/5/9/chartex" xmlns:cx4="http://schemas.microsoft.com/office/drawing/2016/5/10/chartex" xmlns:cx5="http://schemas.microsoft.com/office/drawing/2016/5/11/chartex" xmlns:cx6="http://schemas.microsoft.com/office/drawing/2016/5/12/chartex" xmlns:cx7="http://schemas.microsoft.com/office/drawing/2016/5/13/chartex" xmlns:cx8="http://schemas.microsoft.com/office/drawing/2016/5/14/chartex" xmlns:mc="http://schemas.openxmlformats.org/markup-compatibility/2006" xmlns:aink="http://schemas.microsoft.com/office/drawing/2016/ink" xmlns:am3d="http://schemas.microsoft.com/office/drawing/2017/model3d" xmlns:o="urn:schemas-microsoft-com:office:office" xmlns:oel="http://schemas.microsoft.com/office/2019/extlst" xmlns:r="http://schemas.openxmlformats.org/officeDocument/2006/relationships" xmlns:m="http://schemas.openxmlformats.org/officeDocument/2006/math" xmlns:v="urn:schemas-microsoft-com:vml" xmlns:wp14="http://schemas.microsoft.com/office/word/2010/wordprocessingDrawing" xmlns:wp="http://schemas.openxmlformats.org/drawingml/2006/wordprocessingDrawing" xmlns:w10="urn:schemas-microsoft-com:office:word" xmlns:w="http://schemas.openxmlformats.org/wordprocessingml/2006/main" xmlns:w14="http://schemas.microsoft.com/office/word/2010/wordml" xmlns:w15="http://schemas.microsoft.com/office/word/2012/wordml" xmlns:w16cex="http://schemas.microsoft.com/office/word/2018/wordml/cex" xmlns:w16cid="http://schemas.microsoft.com/office/word/2016/wordml/cid" xmlns:w16="http://schemas.microsoft.com/office/word/2018/wordml" xmlns:w16du="http://schemas.microsoft.com/office/word/2023/wordml/word16du" xmlns:w16sdtdh="http://schemas.microsoft.com/office/word/2020/wordml/sdtdatahash" xmlns:w16sdtfl="http://schemas.microsoft.com/office/word/2024/wordml/sdtformatlock" xmlns:w16se="http://schemas.microsoft.com/office/word/2015/wordml/symex" xmlns:wpg="http://schemas.microsoft.com/office/word/2010/wordprocessingGroup" xmlns:wpi="http://schemas.microsoft.com/office/word/2010/wordprocessingInk" xmlns:wne="http://schemas.microsoft.com/office/word/2006/wordml" xmlns:wps="http://schemas.microsoft.com/office/word/2010/wordprocessingShape" mc:Ignorable="w14 w15 w16se w16cid w16 w16cex w16sdtdh w16sdtfl w16du wp14">
   <w:abstractNum w:abstractNumId="0" w15:restartNumberingAfterBreak="0">
+    <w:nsid w:val="0D065A03"/>
+    <w:multiLevelType w:val="multilevel"/>
+    <w:tmpl w:val="B5DC6536"/>
+    <w:lvl w:ilvl="0">
+      <w:start w:val="1"/>
+      <w:numFmt w:val="bullet"/>
+      <w:lvlText w:val=""/>
+      <w:lvlJc w:val="left"/>
+      <w:pPr>
+        <w:tabs>
+          <w:tab w:val="num" w:pos="720"/>
+        </w:tabs>
+        <w:ind w:left="720" w:hanging="360"/>
+      </w:pPr>
+      <w:rPr>
+        <w:rFonts w:ascii="Symbol" w:hAnsi="Symbol" w:hint="default"/>
+        <w:sz w:val="20"/>
+      </w:rPr>
+    </w:lvl>
+    <w:lvl w:ilvl="1" w:tentative="1">
+      <w:start w:val="1"/>
+      <w:numFmt w:val="bullet"/>
+      <w:lvlText w:val="o"/>
+      <w:lvlJc w:val="left"/>
+      <w:pPr>
+        <w:tabs>
+          <w:tab w:val="num" w:pos="1440"/>
+        </w:tabs>
+        <w:ind w:left="1440" w:hanging="360"/>
+      </w:pPr>
+      <w:rPr>
+        <w:rFonts w:ascii="Courier New" w:hAnsi="Courier New" w:hint="default"/>
+        <w:sz w:val="20"/>
+      </w:rPr>
+    </w:lvl>
+    <w:lvl w:ilvl="2" w:tentative="1">
+      <w:start w:val="1"/>
+      <w:numFmt w:val="bullet"/>
+      <w:lvlText w:val=""/>
+      <w:lvlJc w:val="left"/>
+      <w:pPr>
+        <w:tabs>
+          <w:tab w:val="num" w:pos="2160"/>
+        </w:tabs>
+        <w:ind w:left="2160" w:hanging="360"/>
+      </w:pPr>
+      <w:rPr>
+        <w:rFonts w:ascii="Wingdings" w:hAnsi="Wingdings" w:hint="default"/>
+        <w:sz w:val="20"/>
+      </w:rPr>
+    </w:lvl>
+    <w:lvl w:ilvl="3" w:tentative="1">
+      <w:start w:val="1"/>
+      <w:numFmt w:val="bullet"/>
+      <w:lvlText w:val=""/>
+      <w:lvlJc w:val="left"/>
+      <w:pPr>
+        <w:tabs>
+          <w:tab w:val="num" w:pos="2880"/>
+        </w:tabs>
+        <w:ind w:left="2880" w:hanging="360"/>
+      </w:pPr>
+      <w:rPr>
+        <w:rFonts w:ascii="Wingdings" w:hAnsi="Wingdings" w:hint="default"/>
+        <w:sz w:val="20"/>
+      </w:rPr>
+    </w:lvl>
+    <w:lvl w:ilvl="4" w:tentative="1">
+      <w:start w:val="1"/>
+      <w:numFmt w:val="bullet"/>
+      <w:lvlText w:val=""/>
+      <w:lvlJc w:val="left"/>
+      <w:pPr>
+        <w:tabs>
+          <w:tab w:val="num" w:pos="3600"/>
+        </w:tabs>
+        <w:ind w:left="3600" w:hanging="360"/>
+      </w:pPr>
+      <w:rPr>
+        <w:rFonts w:ascii="Wingdings" w:hAnsi="Wingdings" w:hint="default"/>
+        <w:sz w:val="20"/>
+      </w:rPr>
+    </w:lvl>
+    <w:lvl w:ilvl="5" w:tentative="1">
+      <w:start w:val="1"/>
+      <w:numFmt w:val="bullet"/>
+      <w:lvlText w:val=""/>
+      <w:lvlJc w:val="left"/>
+      <w:pPr>
+        <w:tabs>
+          <w:tab w:val="num" w:pos="4320"/>
+        </w:tabs>
+        <w:ind w:left="4320" w:hanging="360"/>
+      </w:pPr>
+      <w:rPr>
+        <w:rFonts w:ascii="Wingdings" w:hAnsi="Wingdings" w:hint="default"/>
+        <w:sz w:val="20"/>
+      </w:rPr>
+    </w:lvl>
+    <w:lvl w:ilvl="6" w:tentative="1">
+      <w:start w:val="1"/>
+      <w:numFmt w:val="bullet"/>
+      <w:lvlText w:val=""/>
+      <w:lvlJc w:val="left"/>
+      <w:pPr>
+        <w:tabs>
+          <w:tab w:val="num" w:pos="5040"/>
+        </w:tabs>
+        <w:ind w:left="5040" w:hanging="360"/>
+      </w:pPr>
+      <w:rPr>
+        <w:rFonts w:ascii="Wingdings" w:hAnsi="Wingdings" w:hint="default"/>
+        <w:sz w:val="20"/>
+      </w:rPr>
+    </w:lvl>
+    <w:lvl w:ilvl="7" w:tentative="1">
+      <w:start w:val="1"/>
+      <w:numFmt w:val="bullet"/>
+      <w:lvlText w:val=""/>
+      <w:lvlJc w:val="left"/>
+      <w:pPr>
+        <w:tabs>
+          <w:tab w:val="num" w:pos="5760"/>
+        </w:tabs>
+        <w:ind w:left="5760" w:hanging="360"/>
+      </w:pPr>
+      <w:rPr>
+        <w:rFonts w:ascii="Wingdings" w:hAnsi="Wingdings" w:hint="default"/>
+        <w:sz w:val="20"/>
+      </w:rPr>
+    </w:lvl>
+    <w:lvl w:ilvl="8" w:tentative="1">
+      <w:start w:val="1"/>
+      <w:numFmt w:val="bullet"/>
+      <w:lvlText w:val=""/>
+      <w:lvlJc w:val="left"/>
+      <w:pPr>
+        <w:tabs>
+          <w:tab w:val="num" w:pos="6480"/>
+        </w:tabs>
+        <w:ind w:left="6480" w:hanging="360"/>
+      </w:pPr>
+      <w:rPr>
+        <w:rFonts w:ascii="Wingdings" w:hAnsi="Wingdings" w:hint="default"/>
+        <w:sz w:val="20"/>
+      </w:rPr>
+    </w:lvl>
+  </w:abstractNum>
+  <w:abstractNum w:abstractNumId="1" w15:restartNumberingAfterBreak="0">
+    <w:nsid w:val="1190071D"/>
+    <w:multiLevelType w:val="multilevel"/>
+    <w:tmpl w:val="283A8D18"/>
+    <w:lvl w:ilvl="0">
+      <w:start w:val="1"/>
+      <w:numFmt w:val="decimal"/>
+      <w:lvlText w:val="%1."/>
+      <w:lvlJc w:val="left"/>
+      <w:pPr>
+        <w:tabs>
+          <w:tab w:val="num" w:pos="720"/>
+        </w:tabs>
+        <w:ind w:left="720" w:hanging="360"/>
+      </w:pPr>
+      <w:rPr>
+        <w:rFonts w:hint="default"/>
+        <w:sz w:val="20"/>
+      </w:rPr>
+    </w:lvl>
+    <w:lvl w:ilvl="1" w:tentative="1">
+      <w:start w:val="1"/>
+      <w:numFmt w:val="bullet"/>
+      <w:lvlText w:val="o"/>
+      <w:lvlJc w:val="left"/>
+      <w:pPr>
+        <w:tabs>
+          <w:tab w:val="num" w:pos="1440"/>
+        </w:tabs>
+        <w:ind w:left="1440" w:hanging="360"/>
+      </w:pPr>
+      <w:rPr>
+        <w:rFonts w:ascii="Courier New" w:hAnsi="Courier New" w:hint="default"/>
+        <w:sz w:val="20"/>
+      </w:rPr>
+    </w:lvl>
+    <w:lvl w:ilvl="2" w:tentative="1">
+      <w:start w:val="1"/>
+      <w:numFmt w:val="bullet"/>
+      <w:lvlText w:val=""/>
+      <w:lvlJc w:val="left"/>
+      <w:pPr>
+        <w:tabs>
+          <w:tab w:val="num" w:pos="2160"/>
+        </w:tabs>
+        <w:ind w:left="2160" w:hanging="360"/>
+      </w:pPr>
+      <w:rPr>
+        <w:rFonts w:ascii="Wingdings" w:hAnsi="Wingdings" w:hint="default"/>
+        <w:sz w:val="20"/>
+      </w:rPr>
+    </w:lvl>
+    <w:lvl w:ilvl="3" w:tentative="1">
+      <w:start w:val="1"/>
+      <w:numFmt w:val="bullet"/>
+      <w:lvlText w:val=""/>
+      <w:lvlJc w:val="left"/>
+      <w:pPr>
+        <w:tabs>
+          <w:tab w:val="num" w:pos="2880"/>
+        </w:tabs>
+        <w:ind w:left="2880" w:hanging="360"/>
+      </w:pPr>
+      <w:rPr>
+        <w:rFonts w:ascii="Wingdings" w:hAnsi="Wingdings" w:hint="default"/>
+        <w:sz w:val="20"/>
+      </w:rPr>
+    </w:lvl>
+    <w:lvl w:ilvl="4" w:tentative="1">
+      <w:start w:val="1"/>
+      <w:numFmt w:val="bullet"/>
+      <w:lvlText w:val=""/>
+      <w:lvlJc w:val="left"/>
+      <w:pPr>
+        <w:tabs>
+          <w:tab w:val="num" w:pos="3600"/>
+        </w:tabs>
+        <w:ind w:left="3600" w:hanging="360"/>
+      </w:pPr>
+      <w:rPr>
+        <w:rFonts w:ascii="Wingdings" w:hAnsi="Wingdings" w:hint="default"/>
+        <w:sz w:val="20"/>
+      </w:rPr>
+    </w:lvl>
+    <w:lvl w:ilvl="5" w:tentative="1">
+      <w:start w:val="1"/>
+      <w:numFmt w:val="bullet"/>
+      <w:lvlText w:val=""/>
+      <w:lvlJc w:val="left"/>
+      <w:pPr>
+        <w:tabs>
+          <w:tab w:val="num" w:pos="4320"/>
+        </w:tabs>
+        <w:ind w:left="4320" w:hanging="360"/>
+      </w:pPr>
+      <w:rPr>
+        <w:rFonts w:ascii="Wingdings" w:hAnsi="Wingdings" w:hint="default"/>
+        <w:sz w:val="20"/>
+      </w:rPr>
+    </w:lvl>
+    <w:lvl w:ilvl="6" w:tentative="1">
+      <w:start w:val="1"/>
+      <w:numFmt w:val="bullet"/>
+      <w:lvlText w:val=""/>
+      <w:lvlJc w:val="left"/>
+      <w:pPr>
+        <w:tabs>
+          <w:tab w:val="num" w:pos="5040"/>
+        </w:tabs>
+        <w:ind w:left="5040" w:hanging="360"/>
+      </w:pPr>
+      <w:rPr>
+        <w:rFonts w:ascii="Wingdings" w:hAnsi="Wingdings" w:hint="default"/>
+        <w:sz w:val="20"/>
+      </w:rPr>
+    </w:lvl>
+    <w:lvl w:ilvl="7" w:tentative="1">
+      <w:start w:val="1"/>
+      <w:numFmt w:val="bullet"/>
+      <w:lvlText w:val=""/>
+      <w:lvlJc w:val="left"/>
+      <w:pPr>
+        <w:tabs>
+          <w:tab w:val="num" w:pos="5760"/>
+        </w:tabs>
+        <w:ind w:left="5760" w:hanging="360"/>
+      </w:pPr>
+      <w:rPr>
+        <w:rFonts w:ascii="Wingdings" w:hAnsi="Wingdings" w:hint="default"/>
+        <w:sz w:val="20"/>
+      </w:rPr>
+    </w:lvl>
+    <w:lvl w:ilvl="8" w:tentative="1">
+      <w:start w:val="1"/>
+      <w:numFmt w:val="bullet"/>
+      <w:lvlText w:val=""/>
+      <w:lvlJc w:val="left"/>
+      <w:pPr>
+        <w:tabs>
+          <w:tab w:val="num" w:pos="6480"/>
+        </w:tabs>
+        <w:ind w:left="6480" w:hanging="360"/>
+      </w:pPr>
+      <w:rPr>
+        <w:rFonts w:ascii="Wingdings" w:hAnsi="Wingdings" w:hint="default"/>
+        <w:sz w:val="20"/>
+      </w:rPr>
+    </w:lvl>
+  </w:abstractNum>
+  <w:abstractNum w:abstractNumId="2" w15:restartNumberingAfterBreak="0">
+    <w:nsid w:val="1D6853E6"/>
+    <w:multiLevelType w:val="multilevel"/>
+    <w:tmpl w:val="B5DC6536"/>
+    <w:lvl w:ilvl="0">
+      <w:start w:val="1"/>
+      <w:numFmt w:val="bullet"/>
+      <w:lvlText w:val=""/>
+      <w:lvlJc w:val="left"/>
+      <w:pPr>
+        <w:tabs>
+          <w:tab w:val="num" w:pos="720"/>
+        </w:tabs>
+        <w:ind w:left="720" w:hanging="360"/>
+      </w:pPr>
+      <w:rPr>
+        <w:rFonts w:ascii="Symbol" w:hAnsi="Symbol" w:hint="default"/>
+        <w:sz w:val="20"/>
+      </w:rPr>
+    </w:lvl>
+    <w:lvl w:ilvl="1" w:tentative="1">
+      <w:start w:val="1"/>
+      <w:numFmt w:val="bullet"/>
+      <w:lvlText w:val="o"/>
+      <w:lvlJc w:val="left"/>
+      <w:pPr>
+        <w:tabs>
+          <w:tab w:val="num" w:pos="1440"/>
+        </w:tabs>
+        <w:ind w:left="1440" w:hanging="360"/>
+      </w:pPr>
+      <w:rPr>
+        <w:rFonts w:ascii="Courier New" w:hAnsi="Courier New" w:hint="default"/>
+        <w:sz w:val="20"/>
+      </w:rPr>
+    </w:lvl>
+    <w:lvl w:ilvl="2" w:tentative="1">
+      <w:start w:val="1"/>
+      <w:numFmt w:val="bullet"/>
+      <w:lvlText w:val=""/>
+      <w:lvlJc w:val="left"/>
+      <w:pPr>
+        <w:tabs>
+          <w:tab w:val="num" w:pos="2160"/>
+        </w:tabs>
+        <w:ind w:left="2160" w:hanging="360"/>
+      </w:pPr>
+      <w:rPr>
+        <w:rFonts w:ascii="Wingdings" w:hAnsi="Wingdings" w:hint="default"/>
+        <w:sz w:val="20"/>
+      </w:rPr>
+    </w:lvl>
+    <w:lvl w:ilvl="3" w:tentative="1">
+      <w:start w:val="1"/>
+      <w:numFmt w:val="bullet"/>
+      <w:lvlText w:val=""/>
+      <w:lvlJc w:val="left"/>
+      <w:pPr>
+        <w:tabs>
+          <w:tab w:val="num" w:pos="2880"/>
+        </w:tabs>
+        <w:ind w:left="2880" w:hanging="360"/>
+      </w:pPr>
+      <w:rPr>
+        <w:rFonts w:ascii="Wingdings" w:hAnsi="Wingdings" w:hint="default"/>
+        <w:sz w:val="20"/>
+      </w:rPr>
+    </w:lvl>
+    <w:lvl w:ilvl="4" w:tentative="1">
+      <w:start w:val="1"/>
+      <w:numFmt w:val="bullet"/>
+      <w:lvlText w:val=""/>
+      <w:lvlJc w:val="left"/>
+      <w:pPr>
+        <w:tabs>
+          <w:tab w:val="num" w:pos="3600"/>
+        </w:tabs>
+        <w:ind w:left="3600" w:hanging="360"/>
+      </w:pPr>
+      <w:rPr>
+        <w:rFonts w:ascii="Wingdings" w:hAnsi="Wingdings" w:hint="default"/>
+        <w:sz w:val="20"/>
+      </w:rPr>
+    </w:lvl>
+    <w:lvl w:ilvl="5" w:tentative="1">
+      <w:start w:val="1"/>
+      <w:numFmt w:val="bullet"/>
+      <w:lvlText w:val=""/>
+      <w:lvlJc w:val="left"/>
+      <w:pPr>
+        <w:tabs>
+          <w:tab w:val="num" w:pos="4320"/>
+        </w:tabs>
+        <w:ind w:left="4320" w:hanging="360"/>
+      </w:pPr>
+      <w:rPr>
+        <w:rFonts w:ascii="Wingdings" w:hAnsi="Wingdings" w:hint="default"/>
+        <w:sz w:val="20"/>
+      </w:rPr>
+    </w:lvl>
+    <w:lvl w:ilvl="6" w:tentative="1">
+      <w:start w:val="1"/>
+      <w:numFmt w:val="bullet"/>
+      <w:lvlText w:val=""/>
+      <w:lvlJc w:val="left"/>
+      <w:pPr>
+        <w:tabs>
+          <w:tab w:val="num" w:pos="5040"/>
+        </w:tabs>
+        <w:ind w:left="5040" w:hanging="360"/>
+      </w:pPr>
+      <w:rPr>
+        <w:rFonts w:ascii="Wingdings" w:hAnsi="Wingdings" w:hint="default"/>
+        <w:sz w:val="20"/>
+      </w:rPr>
+    </w:lvl>
+    <w:lvl w:ilvl="7" w:tentative="1">
+      <w:start w:val="1"/>
+      <w:numFmt w:val="bullet"/>
+      <w:lvlText w:val=""/>
+      <w:lvlJc w:val="left"/>
+      <w:pPr>
+        <w:tabs>
+          <w:tab w:val="num" w:pos="5760"/>
+        </w:tabs>
+        <w:ind w:left="5760" w:hanging="360"/>
+      </w:pPr>
+      <w:rPr>
+        <w:rFonts w:ascii="Wingdings" w:hAnsi="Wingdings" w:hint="default"/>
+        <w:sz w:val="20"/>
+      </w:rPr>
+    </w:lvl>
+    <w:lvl w:ilvl="8" w:tentative="1">
+      <w:start w:val="1"/>
+      <w:numFmt w:val="bullet"/>
+      <w:lvlText w:val=""/>
+      <w:lvlJc w:val="left"/>
+      <w:pPr>
+        <w:tabs>
+          <w:tab w:val="num" w:pos="6480"/>
+        </w:tabs>
+        <w:ind w:left="6480" w:hanging="360"/>
+      </w:pPr>
+      <w:rPr>
+        <w:rFonts w:ascii="Wingdings" w:hAnsi="Wingdings" w:hint="default"/>
+        <w:sz w:val="20"/>
+      </w:rPr>
+    </w:lvl>
+  </w:abstractNum>
+  <w:abstractNum w:abstractNumId="3" w15:restartNumberingAfterBreak="0">
+    <w:nsid w:val="1DB96C4B"/>
+    <w:multiLevelType w:val="multilevel"/>
+    <w:tmpl w:val="B5DC6536"/>
+    <w:lvl w:ilvl="0">
+      <w:start w:val="1"/>
+      <w:numFmt w:val="bullet"/>
+      <w:lvlText w:val=""/>
+      <w:lvlJc w:val="left"/>
+      <w:pPr>
+        <w:tabs>
+          <w:tab w:val="num" w:pos="720"/>
+        </w:tabs>
+        <w:ind w:left="720" w:hanging="360"/>
+      </w:pPr>
+      <w:rPr>
+        <w:rFonts w:ascii="Symbol" w:hAnsi="Symbol" w:hint="default"/>
+        <w:sz w:val="20"/>
+      </w:rPr>
+    </w:lvl>
+    <w:lvl w:ilvl="1" w:tentative="1">
+      <w:start w:val="1"/>
+      <w:numFmt w:val="bullet"/>
+      <w:lvlText w:val="o"/>
+      <w:lvlJc w:val="left"/>
+      <w:pPr>
+        <w:tabs>
+          <w:tab w:val="num" w:pos="1440"/>
+        </w:tabs>
+        <w:ind w:left="1440" w:hanging="360"/>
+      </w:pPr>
+      <w:rPr>
+        <w:rFonts w:ascii="Courier New" w:hAnsi="Courier New" w:hint="default"/>
+        <w:sz w:val="20"/>
+      </w:rPr>
+    </w:lvl>
+    <w:lvl w:ilvl="2" w:tentative="1">
+      <w:start w:val="1"/>
+      <w:numFmt w:val="bullet"/>
+      <w:lvlText w:val=""/>
+      <w:lvlJc w:val="left"/>
+      <w:pPr>
+        <w:tabs>
+          <w:tab w:val="num" w:pos="2160"/>
+        </w:tabs>
+        <w:ind w:left="2160" w:hanging="360"/>
+      </w:pPr>
+      <w:rPr>
+        <w:rFonts w:ascii="Wingdings" w:hAnsi="Wingdings" w:hint="default"/>
+        <w:sz w:val="20"/>
+      </w:rPr>
+    </w:lvl>
+    <w:lvl w:ilvl="3" w:tentative="1">
+      <w:start w:val="1"/>
+      <w:numFmt w:val="bullet"/>
+      <w:lvlText w:val=""/>
+      <w:lvlJc w:val="left"/>
+      <w:pPr>
+        <w:tabs>
+          <w:tab w:val="num" w:pos="2880"/>
+        </w:tabs>
+        <w:ind w:left="2880" w:hanging="360"/>
+      </w:pPr>
+      <w:rPr>
+        <w:rFonts w:ascii="Wingdings" w:hAnsi="Wingdings" w:hint="default"/>
+        <w:sz w:val="20"/>
+      </w:rPr>
+    </w:lvl>
+    <w:lvl w:ilvl="4" w:tentative="1">
+      <w:start w:val="1"/>
+      <w:numFmt w:val="bullet"/>
+      <w:lvlText w:val=""/>
+      <w:lvlJc w:val="left"/>
+      <w:pPr>
+        <w:tabs>
+          <w:tab w:val="num" w:pos="3600"/>
+        </w:tabs>
+        <w:ind w:left="3600" w:hanging="360"/>
+      </w:pPr>
+      <w:rPr>
+        <w:rFonts w:ascii="Wingdings" w:hAnsi="Wingdings" w:hint="default"/>
+        <w:sz w:val="20"/>
+      </w:rPr>
+    </w:lvl>
+    <w:lvl w:ilvl="5" w:tentative="1">
+      <w:start w:val="1"/>
+      <w:numFmt w:val="bullet"/>
+      <w:lvlText w:val=""/>
+      <w:lvlJc w:val="left"/>
+      <w:pPr>
+        <w:tabs>
+          <w:tab w:val="num" w:pos="4320"/>
+        </w:tabs>
+        <w:ind w:left="4320" w:hanging="360"/>
+      </w:pPr>
+      <w:rPr>
+        <w:rFonts w:ascii="Wingdings" w:hAnsi="Wingdings" w:hint="default"/>
+        <w:sz w:val="20"/>
+      </w:rPr>
+    </w:lvl>
+    <w:lvl w:ilvl="6" w:tentative="1">
+      <w:start w:val="1"/>
+      <w:numFmt w:val="bullet"/>
+      <w:lvlText w:val=""/>
+      <w:lvlJc w:val="left"/>
+      <w:pPr>
+        <w:tabs>
+          <w:tab w:val="num" w:pos="5040"/>
+        </w:tabs>
+        <w:ind w:left="5040" w:hanging="360"/>
+      </w:pPr>
+      <w:rPr>
+        <w:rFonts w:ascii="Wingdings" w:hAnsi="Wingdings" w:hint="default"/>
+        <w:sz w:val="20"/>
+      </w:rPr>
+    </w:lvl>
+    <w:lvl w:ilvl="7" w:tentative="1">
+      <w:start w:val="1"/>
+      <w:numFmt w:val="bullet"/>
+      <w:lvlText w:val=""/>
+      <w:lvlJc w:val="left"/>
+      <w:pPr>
+        <w:tabs>
+          <w:tab w:val="num" w:pos="5760"/>
+        </w:tabs>
+        <w:ind w:left="5760" w:hanging="360"/>
+      </w:pPr>
+      <w:rPr>
+        <w:rFonts w:ascii="Wingdings" w:hAnsi="Wingdings" w:hint="default"/>
+        <w:sz w:val="20"/>
+      </w:rPr>
+    </w:lvl>
+    <w:lvl w:ilvl="8" w:tentative="1">
+      <w:start w:val="1"/>
+      <w:numFmt w:val="bullet"/>
+      <w:lvlText w:val=""/>
+      <w:lvlJc w:val="left"/>
+      <w:pPr>
+        <w:tabs>
+          <w:tab w:val="num" w:pos="6480"/>
+        </w:tabs>
+        <w:ind w:left="6480" w:hanging="360"/>
+      </w:pPr>
+      <w:rPr>
+        <w:rFonts w:ascii="Wingdings" w:hAnsi="Wingdings" w:hint="default"/>
+        <w:sz w:val="20"/>
+      </w:rPr>
+    </w:lvl>
+  </w:abstractNum>
+  <w:abstractNum w:abstractNumId="4" w15:restartNumberingAfterBreak="0">
+    <w:nsid w:val="23D029D4"/>
+    <w:multiLevelType w:val="multilevel"/>
+    <w:tmpl w:val="B5DC6536"/>
+    <w:lvl w:ilvl="0">
+      <w:start w:val="1"/>
+      <w:numFmt w:val="bullet"/>
+      <w:lvlText w:val=""/>
+      <w:lvlJc w:val="left"/>
+      <w:pPr>
+        <w:tabs>
+          <w:tab w:val="num" w:pos="1068"/>
+        </w:tabs>
+        <w:ind w:left="1068" w:hanging="360"/>
+      </w:pPr>
+      <w:rPr>
+        <w:rFonts w:ascii="Symbol" w:hAnsi="Symbol" w:hint="default"/>
+        <w:sz w:val="20"/>
+      </w:rPr>
+    </w:lvl>
+    <w:lvl w:ilvl="1" w:tentative="1">
+      <w:start w:val="1"/>
+      <w:numFmt w:val="bullet"/>
+      <w:lvlText w:val="o"/>
+      <w:lvlJc w:val="left"/>
+      <w:pPr>
+        <w:tabs>
+          <w:tab w:val="num" w:pos="1788"/>
+        </w:tabs>
+        <w:ind w:left="1788" w:hanging="360"/>
+      </w:pPr>
+      <w:rPr>
+        <w:rFonts w:ascii="Courier New" w:hAnsi="Courier New" w:hint="default"/>
+        <w:sz w:val="20"/>
+      </w:rPr>
+    </w:lvl>
+    <w:lvl w:ilvl="2" w:tentative="1">
+      <w:start w:val="1"/>
+      <w:numFmt w:val="bullet"/>
+      <w:lvlText w:val=""/>
+      <w:lvlJc w:val="left"/>
+      <w:pPr>
+        <w:tabs>
+          <w:tab w:val="num" w:pos="2508"/>
+        </w:tabs>
+        <w:ind w:left="2508" w:hanging="360"/>
+      </w:pPr>
+      <w:rPr>
+        <w:rFonts w:ascii="Wingdings" w:hAnsi="Wingdings" w:hint="default"/>
+        <w:sz w:val="20"/>
+      </w:rPr>
+    </w:lvl>
+    <w:lvl w:ilvl="3" w:tentative="1">
+      <w:start w:val="1"/>
+      <w:numFmt w:val="bullet"/>
+      <w:lvlText w:val=""/>
+      <w:lvlJc w:val="left"/>
+      <w:pPr>
+        <w:tabs>
+          <w:tab w:val="num" w:pos="3228"/>
+        </w:tabs>
+        <w:ind w:left="3228" w:hanging="360"/>
+      </w:pPr>
+      <w:rPr>
+        <w:rFonts w:ascii="Wingdings" w:hAnsi="Wingdings" w:hint="default"/>
+        <w:sz w:val="20"/>
+      </w:rPr>
+    </w:lvl>
+    <w:lvl w:ilvl="4" w:tentative="1">
+      <w:start w:val="1"/>
+      <w:numFmt w:val="bullet"/>
+      <w:lvlText w:val=""/>
+      <w:lvlJc w:val="left"/>
+      <w:pPr>
+        <w:tabs>
+          <w:tab w:val="num" w:pos="3948"/>
+        </w:tabs>
+        <w:ind w:left="3948" w:hanging="360"/>
+      </w:pPr>
+      <w:rPr>
+        <w:rFonts w:ascii="Wingdings" w:hAnsi="Wingdings" w:hint="default"/>
+        <w:sz w:val="20"/>
+      </w:rPr>
+    </w:lvl>
+    <w:lvl w:ilvl="5" w:tentative="1">
+      <w:start w:val="1"/>
+      <w:numFmt w:val="bullet"/>
+      <w:lvlText w:val=""/>
+      <w:lvlJc w:val="left"/>
+      <w:pPr>
+        <w:tabs>
+          <w:tab w:val="num" w:pos="4668"/>
+        </w:tabs>
+        <w:ind w:left="4668" w:hanging="360"/>
+      </w:pPr>
+      <w:rPr>
+        <w:rFonts w:ascii="Wingdings" w:hAnsi="Wingdings" w:hint="default"/>
+        <w:sz w:val="20"/>
+      </w:rPr>
+    </w:lvl>
+    <w:lvl w:ilvl="6" w:tentative="1">
+      <w:start w:val="1"/>
+      <w:numFmt w:val="bullet"/>
+      <w:lvlText w:val=""/>
+      <w:lvlJc w:val="left"/>
+      <w:pPr>
+        <w:tabs>
+          <w:tab w:val="num" w:pos="5388"/>
+        </w:tabs>
+        <w:ind w:left="5388" w:hanging="360"/>
+      </w:pPr>
+      <w:rPr>
+        <w:rFonts w:ascii="Wingdings" w:hAnsi="Wingdings" w:hint="default"/>
+        <w:sz w:val="20"/>
+      </w:rPr>
+    </w:lvl>
+    <w:lvl w:ilvl="7" w:tentative="1">
+      <w:start w:val="1"/>
+      <w:numFmt w:val="bullet"/>
+      <w:lvlText w:val=""/>
+      <w:lvlJc w:val="left"/>
+      <w:pPr>
+        <w:tabs>
+          <w:tab w:val="num" w:pos="6108"/>
+        </w:tabs>
+        <w:ind w:left="6108" w:hanging="360"/>
+      </w:pPr>
+      <w:rPr>
+        <w:rFonts w:ascii="Wingdings" w:hAnsi="Wingdings" w:hint="default"/>
+        <w:sz w:val="20"/>
+      </w:rPr>
+    </w:lvl>
+    <w:lvl w:ilvl="8" w:tentative="1">
+      <w:start w:val="1"/>
+      <w:numFmt w:val="bullet"/>
+      <w:lvlText w:val=""/>
+      <w:lvlJc w:val="left"/>
+      <w:pPr>
+        <w:tabs>
+          <w:tab w:val="num" w:pos="6828"/>
+        </w:tabs>
+        <w:ind w:left="6828" w:hanging="360"/>
+      </w:pPr>
+      <w:rPr>
+        <w:rFonts w:ascii="Wingdings" w:hAnsi="Wingdings" w:hint="default"/>
+        <w:sz w:val="20"/>
+      </w:rPr>
+    </w:lvl>
+  </w:abstractNum>
+  <w:abstractNum w:abstractNumId="5" w15:restartNumberingAfterBreak="0">
+    <w:nsid w:val="27F051D6"/>
+    <w:multiLevelType w:val="multilevel"/>
+    <w:tmpl w:val="B5DC6536"/>
+    <w:lvl w:ilvl="0">
+      <w:start w:val="1"/>
+      <w:numFmt w:val="bullet"/>
+      <w:lvlText w:val=""/>
+      <w:lvlJc w:val="left"/>
+      <w:pPr>
+        <w:tabs>
+          <w:tab w:val="num" w:pos="1068"/>
+        </w:tabs>
+        <w:ind w:left="1068" w:hanging="360"/>
+      </w:pPr>
+      <w:rPr>
+        <w:rFonts w:ascii="Symbol" w:hAnsi="Symbol" w:hint="default"/>
+        <w:sz w:val="20"/>
+      </w:rPr>
+    </w:lvl>
+    <w:lvl w:ilvl="1" w:tentative="1">
+      <w:start w:val="1"/>
+      <w:numFmt w:val="bullet"/>
+      <w:lvlText w:val="o"/>
+      <w:lvlJc w:val="left"/>
+      <w:pPr>
+        <w:tabs>
+          <w:tab w:val="num" w:pos="1788"/>
+        </w:tabs>
+        <w:ind w:left="1788" w:hanging="360"/>
+      </w:pPr>
+      <w:rPr>
+        <w:rFonts w:ascii="Courier New" w:hAnsi="Courier New" w:hint="default"/>
+        <w:sz w:val="20"/>
+      </w:rPr>
+    </w:lvl>
+    <w:lvl w:ilvl="2" w:tentative="1">
+      <w:start w:val="1"/>
+      <w:numFmt w:val="bullet"/>
+      <w:lvlText w:val=""/>
+      <w:lvlJc w:val="left"/>
+      <w:pPr>
+        <w:tabs>
+          <w:tab w:val="num" w:pos="2508"/>
+        </w:tabs>
+        <w:ind w:left="2508" w:hanging="360"/>
+      </w:pPr>
+      <w:rPr>
+        <w:rFonts w:ascii="Wingdings" w:hAnsi="Wingdings" w:hint="default"/>
+        <w:sz w:val="20"/>
+      </w:rPr>
+    </w:lvl>
+    <w:lvl w:ilvl="3" w:tentative="1">
+      <w:start w:val="1"/>
+      <w:numFmt w:val="bullet"/>
+      <w:lvlText w:val=""/>
+      <w:lvlJc w:val="left"/>
+      <w:pPr>
+        <w:tabs>
+          <w:tab w:val="num" w:pos="3228"/>
+        </w:tabs>
+        <w:ind w:left="3228" w:hanging="360"/>
+      </w:pPr>
+      <w:rPr>
+        <w:rFonts w:ascii="Wingdings" w:hAnsi="Wingdings" w:hint="default"/>
+        <w:sz w:val="20"/>
+      </w:rPr>
+    </w:lvl>
+    <w:lvl w:ilvl="4" w:tentative="1">
+      <w:start w:val="1"/>
+      <w:numFmt w:val="bullet"/>
+      <w:lvlText w:val=""/>
+      <w:lvlJc w:val="left"/>
+      <w:pPr>
+        <w:tabs>
+          <w:tab w:val="num" w:pos="3948"/>
+        </w:tabs>
+        <w:ind w:left="3948" w:hanging="360"/>
+      </w:pPr>
+      <w:rPr>
+        <w:rFonts w:ascii="Wingdings" w:hAnsi="Wingdings" w:hint="default"/>
+        <w:sz w:val="20"/>
+      </w:rPr>
+    </w:lvl>
+    <w:lvl w:ilvl="5" w:tentative="1">
+      <w:start w:val="1"/>
+      <w:numFmt w:val="bullet"/>
+      <w:lvlText w:val=""/>
+      <w:lvlJc w:val="left"/>
+      <w:pPr>
+        <w:tabs>
+          <w:tab w:val="num" w:pos="4668"/>
+        </w:tabs>
+        <w:ind w:left="4668" w:hanging="360"/>
+      </w:pPr>
+      <w:rPr>
+        <w:rFonts w:ascii="Wingdings" w:hAnsi="Wingdings" w:hint="default"/>
+        <w:sz w:val="20"/>
+      </w:rPr>
+    </w:lvl>
+    <w:lvl w:ilvl="6" w:tentative="1">
+      <w:start w:val="1"/>
+      <w:numFmt w:val="bullet"/>
+      <w:lvlText w:val=""/>
+      <w:lvlJc w:val="left"/>
+      <w:pPr>
+        <w:tabs>
+          <w:tab w:val="num" w:pos="5388"/>
+        </w:tabs>
+        <w:ind w:left="5388" w:hanging="360"/>
+      </w:pPr>
+      <w:rPr>
+        <w:rFonts w:ascii="Wingdings" w:hAnsi="Wingdings" w:hint="default"/>
+        <w:sz w:val="20"/>
+      </w:rPr>
+    </w:lvl>
+    <w:lvl w:ilvl="7" w:tentative="1">
+      <w:start w:val="1"/>
+      <w:numFmt w:val="bullet"/>
+      <w:lvlText w:val=""/>
+      <w:lvlJc w:val="left"/>
+      <w:pPr>
+        <w:tabs>
+          <w:tab w:val="num" w:pos="6108"/>
+        </w:tabs>
+        <w:ind w:left="6108" w:hanging="360"/>
+      </w:pPr>
+      <w:rPr>
+        <w:rFonts w:ascii="Wingdings" w:hAnsi="Wingdings" w:hint="default"/>
+        <w:sz w:val="20"/>
+      </w:rPr>
+    </w:lvl>
+    <w:lvl w:ilvl="8" w:tentative="1">
+      <w:start w:val="1"/>
+      <w:numFmt w:val="bullet"/>
+      <w:lvlText w:val=""/>
+      <w:lvlJc w:val="left"/>
+      <w:pPr>
+        <w:tabs>
+          <w:tab w:val="num" w:pos="6828"/>
+        </w:tabs>
+        <w:ind w:left="6828" w:hanging="360"/>
+      </w:pPr>
+      <w:rPr>
+        <w:rFonts w:ascii="Wingdings" w:hAnsi="Wingdings" w:hint="default"/>
+        <w:sz w:val="20"/>
+      </w:rPr>
+    </w:lvl>
+  </w:abstractNum>
+  <w:abstractNum w:abstractNumId="6" w15:restartNumberingAfterBreak="0">
+    <w:nsid w:val="2A7A3470"/>
+    <w:multiLevelType w:val="multilevel"/>
+    <w:tmpl w:val="B5DC6536"/>
+    <w:lvl w:ilvl="0">
+      <w:start w:val="1"/>
+      <w:numFmt w:val="bullet"/>
+      <w:lvlText w:val=""/>
+      <w:lvlJc w:val="left"/>
+      <w:pPr>
+        <w:tabs>
+          <w:tab w:val="num" w:pos="1068"/>
+        </w:tabs>
+        <w:ind w:left="1068" w:hanging="360"/>
+      </w:pPr>
+      <w:rPr>
+        <w:rFonts w:ascii="Symbol" w:hAnsi="Symbol" w:hint="default"/>
+        <w:sz w:val="20"/>
+      </w:rPr>
+    </w:lvl>
+    <w:lvl w:ilvl="1" w:tentative="1">
+      <w:start w:val="1"/>
+      <w:numFmt w:val="bullet"/>
+      <w:lvlText w:val="o"/>
+      <w:lvlJc w:val="left"/>
+      <w:pPr>
+        <w:tabs>
+          <w:tab w:val="num" w:pos="1788"/>
+        </w:tabs>
+        <w:ind w:left="1788" w:hanging="360"/>
+      </w:pPr>
+      <w:rPr>
+        <w:rFonts w:ascii="Courier New" w:hAnsi="Courier New" w:hint="default"/>
+        <w:sz w:val="20"/>
+      </w:rPr>
+    </w:lvl>
+    <w:lvl w:ilvl="2" w:tentative="1">
+      <w:start w:val="1"/>
+      <w:numFmt w:val="bullet"/>
+      <w:lvlText w:val=""/>
+      <w:lvlJc w:val="left"/>
+      <w:pPr>
+        <w:tabs>
+          <w:tab w:val="num" w:pos="2508"/>
+        </w:tabs>
+        <w:ind w:left="2508" w:hanging="360"/>
+      </w:pPr>
+      <w:rPr>
+        <w:rFonts w:ascii="Wingdings" w:hAnsi="Wingdings" w:hint="default"/>
+        <w:sz w:val="20"/>
+      </w:rPr>
+    </w:lvl>
+    <w:lvl w:ilvl="3" w:tentative="1">
+      <w:start w:val="1"/>
+      <w:numFmt w:val="bullet"/>
+      <w:lvlText w:val=""/>
+      <w:lvlJc w:val="left"/>
+      <w:pPr>
+        <w:tabs>
+          <w:tab w:val="num" w:pos="3228"/>
+        </w:tabs>
+        <w:ind w:left="3228" w:hanging="360"/>
+      </w:pPr>
+      <w:rPr>
+        <w:rFonts w:ascii="Wingdings" w:hAnsi="Wingdings" w:hint="default"/>
+        <w:sz w:val="20"/>
+      </w:rPr>
+    </w:lvl>
+    <w:lvl w:ilvl="4" w:tentative="1">
+      <w:start w:val="1"/>
+      <w:numFmt w:val="bullet"/>
+      <w:lvlText w:val=""/>
+      <w:lvlJc w:val="left"/>
+      <w:pPr>
+        <w:tabs>
+          <w:tab w:val="num" w:pos="3948"/>
+        </w:tabs>
+        <w:ind w:left="3948" w:hanging="360"/>
+      </w:pPr>
+      <w:rPr>
+        <w:rFonts w:ascii="Wingdings" w:hAnsi="Wingdings" w:hint="default"/>
+        <w:sz w:val="20"/>
+      </w:rPr>
+    </w:lvl>
+    <w:lvl w:ilvl="5" w:tentative="1">
+      <w:start w:val="1"/>
+      <w:numFmt w:val="bullet"/>
+      <w:lvlText w:val=""/>
+      <w:lvlJc w:val="left"/>
+      <w:pPr>
+        <w:tabs>
+          <w:tab w:val="num" w:pos="4668"/>
+        </w:tabs>
+        <w:ind w:left="4668" w:hanging="360"/>
+      </w:pPr>
+      <w:rPr>
+        <w:rFonts w:ascii="Wingdings" w:hAnsi="Wingdings" w:hint="default"/>
+        <w:sz w:val="20"/>
+      </w:rPr>
+    </w:lvl>
+    <w:lvl w:ilvl="6" w:tentative="1">
+      <w:start w:val="1"/>
+      <w:numFmt w:val="bullet"/>
+      <w:lvlText w:val=""/>
+      <w:lvlJc w:val="left"/>
+      <w:pPr>
+        <w:tabs>
+          <w:tab w:val="num" w:pos="5388"/>
+        </w:tabs>
+        <w:ind w:left="5388" w:hanging="360"/>
+      </w:pPr>
+      <w:rPr>
+        <w:rFonts w:ascii="Wingdings" w:hAnsi="Wingdings" w:hint="default"/>
+        <w:sz w:val="20"/>
+      </w:rPr>
+    </w:lvl>
+    <w:lvl w:ilvl="7" w:tentative="1">
+      <w:start w:val="1"/>
+      <w:numFmt w:val="bullet"/>
+      <w:lvlText w:val=""/>
+      <w:lvlJc w:val="left"/>
+      <w:pPr>
+        <w:tabs>
+          <w:tab w:val="num" w:pos="6108"/>
+        </w:tabs>
+        <w:ind w:left="6108" w:hanging="360"/>
+      </w:pPr>
+      <w:rPr>
+        <w:rFonts w:ascii="Wingdings" w:hAnsi="Wingdings" w:hint="default"/>
+        <w:sz w:val="20"/>
+      </w:rPr>
+    </w:lvl>
+    <w:lvl w:ilvl="8" w:tentative="1">
+      <w:start w:val="1"/>
+      <w:numFmt w:val="bullet"/>
+      <w:lvlText w:val=""/>
+      <w:lvlJc w:val="left"/>
+      <w:pPr>
+        <w:tabs>
+          <w:tab w:val="num" w:pos="6828"/>
+        </w:tabs>
+        <w:ind w:left="6828" w:hanging="360"/>
+      </w:pPr>
+      <w:rPr>
+        <w:rFonts w:ascii="Wingdings" w:hAnsi="Wingdings" w:hint="default"/>
+        <w:sz w:val="20"/>
+      </w:rPr>
+    </w:lvl>
+  </w:abstractNum>
+  <w:abstractNum w:abstractNumId="7" w15:restartNumberingAfterBreak="0">
+    <w:nsid w:val="39412E61"/>
+    <w:multiLevelType w:val="hybridMultilevel"/>
+    <w:tmpl w:val="5214542E"/>
+    <w:lvl w:ilvl="0" w:tplc="240A0001">
+      <w:start w:val="1"/>
+      <w:numFmt w:val="bullet"/>
+      <w:lvlText w:val=""/>
+      <w:lvlJc w:val="left"/>
+      <w:pPr>
+        <w:ind w:left="1080" w:hanging="360"/>
+      </w:pPr>
+      <w:rPr>
+        <w:rFonts w:ascii="Symbol" w:hAnsi="Symbol" w:hint="default"/>
+      </w:rPr>
+    </w:lvl>
+    <w:lvl w:ilvl="1" w:tplc="240A0003" w:tentative="1">
+      <w:start w:val="1"/>
+      <w:numFmt w:val="bullet"/>
+      <w:lvlText w:val="o"/>
+      <w:lvlJc w:val="left"/>
+      <w:pPr>
+        <w:ind w:left="1800" w:hanging="360"/>
+      </w:pPr>
+      <w:rPr>
+        <w:rFonts w:ascii="Courier New" w:hAnsi="Courier New" w:cs="Courier New" w:hint="default"/>
+      </w:rPr>
+    </w:lvl>
+    <w:lvl w:ilvl="2" w:tplc="240A0005" w:tentative="1">
+      <w:start w:val="1"/>
+      <w:numFmt w:val="bullet"/>
+      <w:lvlText w:val=""/>
+      <w:lvlJc w:val="left"/>
+      <w:pPr>
+        <w:ind w:left="2520" w:hanging="360"/>
+      </w:pPr>
+      <w:rPr>
+        <w:rFonts w:ascii="Wingdings" w:hAnsi="Wingdings" w:hint="default"/>
+      </w:rPr>
+    </w:lvl>
+    <w:lvl w:ilvl="3" w:tplc="240A0001" w:tentative="1">
+      <w:start w:val="1"/>
+      <w:numFmt w:val="bullet"/>
+      <w:lvlText w:val=""/>
+      <w:lvlJc w:val="left"/>
+      <w:pPr>
+        <w:ind w:left="3240" w:hanging="360"/>
+      </w:pPr>
+      <w:rPr>
+        <w:rFonts w:ascii="Symbol" w:hAnsi="Symbol" w:hint="default"/>
+      </w:rPr>
+    </w:lvl>
+    <w:lvl w:ilvl="4" w:tplc="240A0003" w:tentative="1">
+      <w:start w:val="1"/>
+      <w:numFmt w:val="bullet"/>
+      <w:lvlText w:val="o"/>
+      <w:lvlJc w:val="left"/>
+      <w:pPr>
+        <w:ind w:left="3960" w:hanging="360"/>
+      </w:pPr>
+      <w:rPr>
+        <w:rFonts w:ascii="Courier New" w:hAnsi="Courier New" w:cs="Courier New" w:hint="default"/>
+      </w:rPr>
+    </w:lvl>
+    <w:lvl w:ilvl="5" w:tplc="240A0005" w:tentative="1">
+      <w:start w:val="1"/>
+      <w:numFmt w:val="bullet"/>
+      <w:lvlText w:val=""/>
+      <w:lvlJc w:val="left"/>
+      <w:pPr>
+        <w:ind w:left="4680" w:hanging="360"/>
+      </w:pPr>
+      <w:rPr>
+        <w:rFonts w:ascii="Wingdings" w:hAnsi="Wingdings" w:hint="default"/>
+      </w:rPr>
+    </w:lvl>
+    <w:lvl w:ilvl="6" w:tplc="240A0001" w:tentative="1">
+      <w:start w:val="1"/>
+      <w:numFmt w:val="bullet"/>
+      <w:lvlText w:val=""/>
+      <w:lvlJc w:val="left"/>
+      <w:pPr>
+        <w:ind w:left="5400" w:hanging="360"/>
+      </w:pPr>
+      <w:rPr>
+        <w:rFonts w:ascii="Symbol" w:hAnsi="Symbol" w:hint="default"/>
+      </w:rPr>
+    </w:lvl>
+    <w:lvl w:ilvl="7" w:tplc="240A0003" w:tentative="1">
+      <w:start w:val="1"/>
+      <w:numFmt w:val="bullet"/>
+      <w:lvlText w:val="o"/>
+      <w:lvlJc w:val="left"/>
+      <w:pPr>
+        <w:ind w:left="6120" w:hanging="360"/>
+      </w:pPr>
+      <w:rPr>
+        <w:rFonts w:ascii="Courier New" w:hAnsi="Courier New" w:cs="Courier New" w:hint="default"/>
+      </w:rPr>
+    </w:lvl>
+    <w:lvl w:ilvl="8" w:tplc="240A0005" w:tentative="1">
+      <w:start w:val="1"/>
+      <w:numFmt w:val="bullet"/>
+      <w:lvlText w:val=""/>
+      <w:lvlJc w:val="left"/>
+      <w:pPr>
+        <w:ind w:left="6840" w:hanging="360"/>
+      </w:pPr>
+      <w:rPr>
+        <w:rFonts w:ascii="Wingdings" w:hAnsi="Wingdings" w:hint="default"/>
+      </w:rPr>
+    </w:lvl>
+  </w:abstractNum>
+  <w:abstractNum w:abstractNumId="8" w15:restartNumberingAfterBreak="0">
+    <w:nsid w:val="45DE0F79"/>
+    <w:multiLevelType w:val="multilevel"/>
+    <w:tmpl w:val="B5DC6536"/>
+    <w:lvl w:ilvl="0">
+      <w:start w:val="1"/>
+      <w:numFmt w:val="bullet"/>
+      <w:lvlText w:val=""/>
+      <w:lvlJc w:val="left"/>
+      <w:pPr>
+        <w:tabs>
+          <w:tab w:val="num" w:pos="720"/>
+        </w:tabs>
+        <w:ind w:left="720" w:hanging="360"/>
+      </w:pPr>
+      <w:rPr>
+        <w:rFonts w:ascii="Symbol" w:hAnsi="Symbol" w:hint="default"/>
+        <w:sz w:val="20"/>
+      </w:rPr>
+    </w:lvl>
+    <w:lvl w:ilvl="1" w:tentative="1">
+      <w:start w:val="1"/>
+      <w:numFmt w:val="bullet"/>
+      <w:lvlText w:val="o"/>
+      <w:lvlJc w:val="left"/>
+      <w:pPr>
+        <w:tabs>
+          <w:tab w:val="num" w:pos="1440"/>
+        </w:tabs>
+        <w:ind w:left="1440" w:hanging="360"/>
+      </w:pPr>
+      <w:rPr>
+        <w:rFonts w:ascii="Courier New" w:hAnsi="Courier New" w:hint="default"/>
+        <w:sz w:val="20"/>
+      </w:rPr>
+    </w:lvl>
+    <w:lvl w:ilvl="2" w:tentative="1">
+      <w:start w:val="1"/>
+      <w:numFmt w:val="bullet"/>
+      <w:lvlText w:val=""/>
+      <w:lvlJc w:val="left"/>
+      <w:pPr>
+        <w:tabs>
+          <w:tab w:val="num" w:pos="2160"/>
+        </w:tabs>
+        <w:ind w:left="2160" w:hanging="360"/>
+      </w:pPr>
+      <w:rPr>
+        <w:rFonts w:ascii="Wingdings" w:hAnsi="Wingdings" w:hint="default"/>
+        <w:sz w:val="20"/>
+      </w:rPr>
+    </w:lvl>
+    <w:lvl w:ilvl="3" w:tentative="1">
+      <w:start w:val="1"/>
+      <w:numFmt w:val="bullet"/>
+      <w:lvlText w:val=""/>
+      <w:lvlJc w:val="left"/>
+      <w:pPr>
+        <w:tabs>
+          <w:tab w:val="num" w:pos="2880"/>
+        </w:tabs>
+        <w:ind w:left="2880" w:hanging="360"/>
+      </w:pPr>
+      <w:rPr>
+        <w:rFonts w:ascii="Wingdings" w:hAnsi="Wingdings" w:hint="default"/>
+        <w:sz w:val="20"/>
+      </w:rPr>
+    </w:lvl>
+    <w:lvl w:ilvl="4" w:tentative="1">
+      <w:start w:val="1"/>
+      <w:numFmt w:val="bullet"/>
+      <w:lvlText w:val=""/>
+      <w:lvlJc w:val="left"/>
+      <w:pPr>
+        <w:tabs>
+          <w:tab w:val="num" w:pos="3600"/>
+        </w:tabs>
+        <w:ind w:left="3600" w:hanging="360"/>
+      </w:pPr>
+      <w:rPr>
+        <w:rFonts w:ascii="Wingdings" w:hAnsi="Wingdings" w:hint="default"/>
+        <w:sz w:val="20"/>
+      </w:rPr>
+    </w:lvl>
+    <w:lvl w:ilvl="5" w:tentative="1">
+      <w:start w:val="1"/>
+      <w:numFmt w:val="bullet"/>
+      <w:lvlText w:val=""/>
+      <w:lvlJc w:val="left"/>
+      <w:pPr>
+        <w:tabs>
+          <w:tab w:val="num" w:pos="4320"/>
+        </w:tabs>
+        <w:ind w:left="4320" w:hanging="360"/>
+      </w:pPr>
+      <w:rPr>
+        <w:rFonts w:ascii="Wingdings" w:hAnsi="Wingdings" w:hint="default"/>
+        <w:sz w:val="20"/>
+      </w:rPr>
+    </w:lvl>
+    <w:lvl w:ilvl="6" w:tentative="1">
+      <w:start w:val="1"/>
+      <w:numFmt w:val="bullet"/>
+      <w:lvlText w:val=""/>
+      <w:lvlJc w:val="left"/>
+      <w:pPr>
+        <w:tabs>
+          <w:tab w:val="num" w:pos="5040"/>
+        </w:tabs>
+        <w:ind w:left="5040" w:hanging="360"/>
+      </w:pPr>
+      <w:rPr>
+        <w:rFonts w:ascii="Wingdings" w:hAnsi="Wingdings" w:hint="default"/>
+        <w:sz w:val="20"/>
+      </w:rPr>
+    </w:lvl>
+    <w:lvl w:ilvl="7" w:tentative="1">
+      <w:start w:val="1"/>
+      <w:numFmt w:val="bullet"/>
+      <w:lvlText w:val=""/>
+      <w:lvlJc w:val="left"/>
+      <w:pPr>
+        <w:tabs>
+          <w:tab w:val="num" w:pos="5760"/>
+        </w:tabs>
+        <w:ind w:left="5760" w:hanging="360"/>
+      </w:pPr>
+      <w:rPr>
+        <w:rFonts w:ascii="Wingdings" w:hAnsi="Wingdings" w:hint="default"/>
+        <w:sz w:val="20"/>
+      </w:rPr>
+    </w:lvl>
+    <w:lvl w:ilvl="8" w:tentative="1">
+      <w:start w:val="1"/>
+      <w:numFmt w:val="bullet"/>
+      <w:lvlText w:val=""/>
+      <w:lvlJc w:val="left"/>
+      <w:pPr>
+        <w:tabs>
+          <w:tab w:val="num" w:pos="6480"/>
+        </w:tabs>
+        <w:ind w:left="6480" w:hanging="360"/>
+      </w:pPr>
+      <w:rPr>
+        <w:rFonts w:ascii="Wingdings" w:hAnsi="Wingdings" w:hint="default"/>
+        <w:sz w:val="20"/>
+      </w:rPr>
+    </w:lvl>
+  </w:abstractNum>
+  <w:abstractNum w:abstractNumId="9" w15:restartNumberingAfterBreak="0">
+    <w:nsid w:val="467D63C7"/>
+    <w:multiLevelType w:val="multilevel"/>
+    <w:tmpl w:val="B5DC6536"/>
+    <w:lvl w:ilvl="0">
+      <w:start w:val="1"/>
+      <w:numFmt w:val="bullet"/>
+      <w:lvlText w:val=""/>
+      <w:lvlJc w:val="left"/>
+      <w:pPr>
+        <w:tabs>
+          <w:tab w:val="num" w:pos="720"/>
+        </w:tabs>
+        <w:ind w:left="720" w:hanging="360"/>
+      </w:pPr>
+      <w:rPr>
+        <w:rFonts w:ascii="Symbol" w:hAnsi="Symbol" w:hint="default"/>
+        <w:sz w:val="20"/>
+      </w:rPr>
+    </w:lvl>
+    <w:lvl w:ilvl="1" w:tentative="1">
+      <w:start w:val="1"/>
+      <w:numFmt w:val="bullet"/>
+      <w:lvlText w:val="o"/>
+      <w:lvlJc w:val="left"/>
+      <w:pPr>
+        <w:tabs>
+          <w:tab w:val="num" w:pos="1440"/>
+        </w:tabs>
+        <w:ind w:left="1440" w:hanging="360"/>
+      </w:pPr>
+      <w:rPr>
+        <w:rFonts w:ascii="Courier New" w:hAnsi="Courier New" w:hint="default"/>
+        <w:sz w:val="20"/>
+      </w:rPr>
+    </w:lvl>
+    <w:lvl w:ilvl="2" w:tentative="1">
+      <w:start w:val="1"/>
+      <w:numFmt w:val="bullet"/>
+      <w:lvlText w:val=""/>
+      <w:lvlJc w:val="left"/>
+      <w:pPr>
+        <w:tabs>
+          <w:tab w:val="num" w:pos="2160"/>
+        </w:tabs>
+        <w:ind w:left="2160" w:hanging="360"/>
+      </w:pPr>
+      <w:rPr>
+        <w:rFonts w:ascii="Wingdings" w:hAnsi="Wingdings" w:hint="default"/>
+        <w:sz w:val="20"/>
+      </w:rPr>
+    </w:lvl>
+    <w:lvl w:ilvl="3" w:tentative="1">
+      <w:start w:val="1"/>
+      <w:numFmt w:val="bullet"/>
+      <w:lvlText w:val=""/>
+      <w:lvlJc w:val="left"/>
+      <w:pPr>
+        <w:tabs>
+          <w:tab w:val="num" w:pos="2880"/>
+        </w:tabs>
+        <w:ind w:left="2880" w:hanging="360"/>
+      </w:pPr>
+      <w:rPr>
+        <w:rFonts w:ascii="Wingdings" w:hAnsi="Wingdings" w:hint="default"/>
+        <w:sz w:val="20"/>
+      </w:rPr>
+    </w:lvl>
+    <w:lvl w:ilvl="4" w:tentative="1">
+      <w:start w:val="1"/>
+      <w:numFmt w:val="bullet"/>
+      <w:lvlText w:val=""/>
+      <w:lvlJc w:val="left"/>
+      <w:pPr>
+        <w:tabs>
+          <w:tab w:val="num" w:pos="3600"/>
+        </w:tabs>
+        <w:ind w:left="3600" w:hanging="360"/>
+      </w:pPr>
+      <w:rPr>
+        <w:rFonts w:ascii="Wingdings" w:hAnsi="Wingdings" w:hint="default"/>
+        <w:sz w:val="20"/>
+      </w:rPr>
+    </w:lvl>
+    <w:lvl w:ilvl="5" w:tentative="1">
+      <w:start w:val="1"/>
+      <w:numFmt w:val="bullet"/>
+      <w:lvlText w:val=""/>
+      <w:lvlJc w:val="left"/>
+      <w:pPr>
+        <w:tabs>
+          <w:tab w:val="num" w:pos="4320"/>
+        </w:tabs>
+        <w:ind w:left="4320" w:hanging="360"/>
+      </w:pPr>
+      <w:rPr>
+        <w:rFonts w:ascii="Wingdings" w:hAnsi="Wingdings" w:hint="default"/>
+        <w:sz w:val="20"/>
+      </w:rPr>
+    </w:lvl>
+    <w:lvl w:ilvl="6" w:tentative="1">
+      <w:start w:val="1"/>
+      <w:numFmt w:val="bullet"/>
+      <w:lvlText w:val=""/>
+      <w:lvlJc w:val="left"/>
+      <w:pPr>
+        <w:tabs>
+          <w:tab w:val="num" w:pos="5040"/>
+        </w:tabs>
+        <w:ind w:left="5040" w:hanging="360"/>
+      </w:pPr>
+      <w:rPr>
+        <w:rFonts w:ascii="Wingdings" w:hAnsi="Wingdings" w:hint="default"/>
+        <w:sz w:val="20"/>
+      </w:rPr>
+    </w:lvl>
+    <w:lvl w:ilvl="7" w:tentative="1">
+      <w:start w:val="1"/>
+      <w:numFmt w:val="bullet"/>
+      <w:lvlText w:val=""/>
+      <w:lvlJc w:val="left"/>
+      <w:pPr>
+        <w:tabs>
+          <w:tab w:val="num" w:pos="5760"/>
+        </w:tabs>
+        <w:ind w:left="5760" w:hanging="360"/>
+      </w:pPr>
+      <w:rPr>
+        <w:rFonts w:ascii="Wingdings" w:hAnsi="Wingdings" w:hint="default"/>
+        <w:sz w:val="20"/>
+      </w:rPr>
+    </w:lvl>
+    <w:lvl w:ilvl="8" w:tentative="1">
+      <w:start w:val="1"/>
+      <w:numFmt w:val="bullet"/>
+      <w:lvlText w:val=""/>
+      <w:lvlJc w:val="left"/>
+      <w:pPr>
+        <w:tabs>
+          <w:tab w:val="num" w:pos="6480"/>
+        </w:tabs>
+        <w:ind w:left="6480" w:hanging="360"/>
+      </w:pPr>
+      <w:rPr>
+        <w:rFonts w:ascii="Wingdings" w:hAnsi="Wingdings" w:hint="default"/>
+        <w:sz w:val="20"/>
+      </w:rPr>
+    </w:lvl>
+  </w:abstractNum>
+  <w:abstractNum w:abstractNumId="10" w15:restartNumberingAfterBreak="0">
+    <w:nsid w:val="4C4D6DBD"/>
+    <w:multiLevelType w:val="hybridMultilevel"/>
+    <w:tmpl w:val="A680ECAE"/>
+    <w:lvl w:ilvl="0" w:tplc="240A000F">
+      <w:start w:val="1"/>
+      <w:numFmt w:val="decimal"/>
+      <w:lvlText w:val="%1."/>
+      <w:lvlJc w:val="left"/>
+      <w:pPr>
+        <w:ind w:left="720" w:hanging="360"/>
+      </w:pPr>
+    </w:lvl>
+    <w:lvl w:ilvl="1" w:tplc="240A0019" w:tentative="1">
+      <w:start w:val="1"/>
+      <w:numFmt w:val="lowerLetter"/>
+      <w:lvlText w:val="%2."/>
+      <w:lvlJc w:val="left"/>
+      <w:pPr>
+        <w:ind w:left="1440" w:hanging="360"/>
+      </w:pPr>
+    </w:lvl>
+    <w:lvl w:ilvl="2" w:tplc="240A001B" w:tentative="1">
+      <w:start w:val="1"/>
+      <w:numFmt w:val="lowerRoman"/>
+      <w:lvlText w:val="%3."/>
+      <w:lvlJc w:val="right"/>
+      <w:pPr>
+        <w:ind w:left="2160" w:hanging="180"/>
+      </w:pPr>
+    </w:lvl>
+    <w:lvl w:ilvl="3" w:tplc="240A000F" w:tentative="1">
+      <w:start w:val="1"/>
+      <w:numFmt w:val="decimal"/>
+      <w:lvlText w:val="%4."/>
+      <w:lvlJc w:val="left"/>
+      <w:pPr>
+        <w:ind w:left="2880" w:hanging="360"/>
+      </w:pPr>
+    </w:lvl>
+    <w:lvl w:ilvl="4" w:tplc="240A0019" w:tentative="1">
+      <w:start w:val="1"/>
+      <w:numFmt w:val="lowerLetter"/>
+      <w:lvlText w:val="%5."/>
+      <w:lvlJc w:val="left"/>
+      <w:pPr>
+        <w:ind w:left="3600" w:hanging="360"/>
+      </w:pPr>
+    </w:lvl>
+    <w:lvl w:ilvl="5" w:tplc="240A001B" w:tentative="1">
+      <w:start w:val="1"/>
+      <w:numFmt w:val="lowerRoman"/>
+      <w:lvlText w:val="%6."/>
+      <w:lvlJc w:val="right"/>
+      <w:pPr>
+        <w:ind w:left="4320" w:hanging="180"/>
+      </w:pPr>
+    </w:lvl>
+    <w:lvl w:ilvl="6" w:tplc="240A000F" w:tentative="1">
+      <w:start w:val="1"/>
+      <w:numFmt w:val="decimal"/>
+      <w:lvlText w:val="%7."/>
+      <w:lvlJc w:val="left"/>
+      <w:pPr>
+        <w:ind w:left="5040" w:hanging="360"/>
+      </w:pPr>
+    </w:lvl>
+    <w:lvl w:ilvl="7" w:tplc="240A0019" w:tentative="1">
+      <w:start w:val="1"/>
+      <w:numFmt w:val="lowerLetter"/>
+      <w:lvlText w:val="%8."/>
+      <w:lvlJc w:val="left"/>
+      <w:pPr>
+        <w:ind w:left="5760" w:hanging="360"/>
+      </w:pPr>
+    </w:lvl>
+    <w:lvl w:ilvl="8" w:tplc="240A001B" w:tentative="1">
+      <w:start w:val="1"/>
+      <w:numFmt w:val="lowerRoman"/>
+      <w:lvlText w:val="%9."/>
+      <w:lvlJc w:val="right"/>
+      <w:pPr>
+        <w:ind w:left="6480" w:hanging="180"/>
+      </w:pPr>
+    </w:lvl>
+  </w:abstractNum>
+  <w:abstractNum w:abstractNumId="11" w15:restartNumberingAfterBreak="0">
     <w:nsid w:val="60503AD6"/>
     <w:multiLevelType w:val="multilevel"/>
     <w:tmpl w:val="ED36D9D8"/>
@@ -1477,7 +7135,40 @@
     </w:lvl>
   </w:abstractNum>
   <w:num w:numId="1" w16cid:durableId="1691252367">
+    <w:abstractNumId w:val="11"/>
+  </w:num>
+  <w:num w:numId="2" w16cid:durableId="370616198">
+    <w:abstractNumId w:val="8"/>
+  </w:num>
+  <w:num w:numId="3" w16cid:durableId="245189754">
+    <w:abstractNumId w:val="9"/>
+  </w:num>
+  <w:num w:numId="4" w16cid:durableId="1682048165">
+    <w:abstractNumId w:val="4"/>
+  </w:num>
+  <w:num w:numId="5" w16cid:durableId="1542595643">
+    <w:abstractNumId w:val="6"/>
+  </w:num>
+  <w:num w:numId="6" w16cid:durableId="1641811386">
+    <w:abstractNumId w:val="2"/>
+  </w:num>
+  <w:num w:numId="7" w16cid:durableId="938096870">
+    <w:abstractNumId w:val="1"/>
+  </w:num>
+  <w:num w:numId="8" w16cid:durableId="879897857">
+    <w:abstractNumId w:val="10"/>
+  </w:num>
+  <w:num w:numId="9" w16cid:durableId="359167018">
+    <w:abstractNumId w:val="7"/>
+  </w:num>
+  <w:num w:numId="10" w16cid:durableId="1661470300">
+    <w:abstractNumId w:val="3"/>
+  </w:num>
+  <w:num w:numId="11" w16cid:durableId="1798328935">
     <w:abstractNumId w:val="0"/>
+  </w:num>
+  <w:num w:numId="12" w16cid:durableId="748427259">
+    <w:abstractNumId w:val="5"/>
   </w:num>
 </w:numbering>
 </file>
@@ -1932,7 +7623,6 @@
     <w:next w:val="Normal"/>
     <w:link w:val="Ttulo3Car"/>
     <w:uiPriority w:val="9"/>
-    <w:semiHidden/>
     <w:unhideWhenUsed/>
     <w:qFormat/>
     <w:rsid w:val="00D34261"/>
@@ -2138,7 +7828,6 @@
     <w:basedOn w:val="Fuentedeprrafopredeter"/>
     <w:link w:val="Ttulo3"/>
     <w:uiPriority w:val="9"/>
-    <w:semiHidden/>
     <w:rsid w:val="00D34261"/>
     <w:rPr>
       <w:rFonts w:eastAsiaTheme="majorEastAsia" w:cstheme="majorBidi"/>
@@ -2463,6 +8152,30 @@
       <w:spacing w:after="100"/>
       <w:ind w:left="240"/>
     </w:pPr>
+  </w:style>
+  <w:style w:type="paragraph" w:styleId="TDC3">
+    <w:name w:val="toc 3"/>
+    <w:basedOn w:val="Normal"/>
+    <w:next w:val="Normal"/>
+    <w:autoRedefine/>
+    <w:uiPriority w:val="39"/>
+    <w:unhideWhenUsed/>
+    <w:rsid w:val="00B21C19"/>
+    <w:pPr>
+      <w:spacing w:after="100"/>
+      <w:ind w:left="480"/>
+    </w:pPr>
+  </w:style>
+  <w:style w:type="paragraph" w:styleId="NormalWeb">
+    <w:name w:val="Normal (Web)"/>
+    <w:basedOn w:val="Normal"/>
+    <w:uiPriority w:val="99"/>
+    <w:semiHidden/>
+    <w:unhideWhenUsed/>
+    <w:rsid w:val="00DE39C3"/>
+    <w:rPr>
+      <w:rFonts w:ascii="Times New Roman" w:hAnsi="Times New Roman" w:cs="Times New Roman"/>
+    </w:rPr>
   </w:style>
 </w:styles>
 </file>

--- a/Primer Avance Proyecto.docx
+++ b/Primer Avance Proyecto.docx
@@ -2584,46 +2584,6 @@
     </w:p>
     <w:p>
       <w:pPr>
-        <w:ind w:firstLine="708"/>
-        <w:rPr>
-          <w:rFonts w:ascii="Times New Roman" w:hAnsi="Times New Roman" w:cs="Times New Roman"/>
-        </w:rPr>
-      </w:pPr>
-    </w:p>
-    <w:p>
-      <w:pPr>
-        <w:ind w:firstLine="708"/>
-        <w:rPr>
-          <w:rFonts w:ascii="Times New Roman" w:hAnsi="Times New Roman" w:cs="Times New Roman"/>
-        </w:rPr>
-      </w:pPr>
-    </w:p>
-    <w:p>
-      <w:pPr>
-        <w:ind w:firstLine="708"/>
-        <w:rPr>
-          <w:rFonts w:ascii="Times New Roman" w:hAnsi="Times New Roman" w:cs="Times New Roman"/>
-        </w:rPr>
-      </w:pPr>
-    </w:p>
-    <w:p>
-      <w:pPr>
-        <w:ind w:firstLine="708"/>
-        <w:rPr>
-          <w:rFonts w:ascii="Times New Roman" w:hAnsi="Times New Roman" w:cs="Times New Roman"/>
-        </w:rPr>
-      </w:pPr>
-    </w:p>
-    <w:p>
-      <w:pPr>
-        <w:ind w:firstLine="708"/>
-        <w:rPr>
-          <w:rFonts w:ascii="Times New Roman" w:hAnsi="Times New Roman" w:cs="Times New Roman"/>
-        </w:rPr>
-      </w:pPr>
-    </w:p>
-    <w:p>
-      <w:pPr>
         <w:spacing w:line="480" w:lineRule="auto"/>
         <w:rPr>
           <w:rFonts w:ascii="Times New Roman" w:hAnsi="Times New Roman" w:cs="Times New Roman"/>
@@ -2653,6 +2613,7 @@
           <w:sz w:val="24"/>
           <w:szCs w:val="24"/>
         </w:rPr>
+        <w:lastRenderedPageBreak/>
         <w:t>INTRODUCCIÓN</w:t>
       </w:r>
       <w:bookmarkEnd w:id="0"/>
@@ -2833,6 +2794,7 @@
           <w:sz w:val="24"/>
           <w:szCs w:val="24"/>
         </w:rPr>
+        <w:lastRenderedPageBreak/>
         <w:t>OBJETIVOS</w:t>
       </w:r>
       <w:bookmarkEnd w:id="1"/>
